--- a/DR/Тема_07_СП.docx
+++ b/DR/Тема_07_СП.docx
@@ -1,9 +1,14 @@
 
 <file path=word/document.xml><?xml version="1.0" encoding="utf-8"?>
-<w:document xmlns:wpc="http://schemas.microsoft.com/office/word/2010/wordprocessingCanvas" xmlns:mc="http://schemas.openxmlformats.org/markup-compatibility/2006" xmlns:o="urn:schemas-microsoft-com:office:office" xmlns:r="http://schemas.openxmlformats.org/officeDocument/2006/relationships" xmlns:m="http://schemas.openxmlformats.org/officeDocument/2006/math" xmlns:v="urn:schemas-microsoft-com:vml" xmlns:wp14="http://schemas.microsoft.com/office/word/2010/wordprocessingDrawing" xmlns:wp="http://schemas.openxmlformats.org/drawingml/2006/wordprocessingDrawing" xmlns:w10="urn:schemas-microsoft-com:office:word" xmlns:w="http://schemas.openxmlformats.org/wordprocessingml/2006/main" xmlns:w14="http://schemas.microsoft.com/office/word/2010/wordml" xmlns:wpg="http://schemas.microsoft.com/office/word/2010/wordprocessingGroup" xmlns:wpi="http://schemas.microsoft.com/office/word/2010/wordprocessingInk" xmlns:wne="http://schemas.microsoft.com/office/word/2006/wordml" xmlns:wps="http://schemas.microsoft.com/office/word/2010/wordprocessingShape" mc:Ignorable="w14 wp14">
+<w:document xmlns:wpc="http://schemas.microsoft.com/office/word/2010/wordprocessingCanvas" xmlns:cx="http://schemas.microsoft.com/office/drawing/2014/chartex" xmlns:mc="http://schemas.openxmlformats.org/markup-compatibility/2006" xmlns:o="urn:schemas-microsoft-com:office:office" xmlns:r="http://schemas.openxmlformats.org/officeDocument/2006/relationships" xmlns:m="http://schemas.openxmlformats.org/officeDocument/2006/math" xmlns:v="urn:schemas-microsoft-com:vml" xmlns:wp14="http://schemas.microsoft.com/office/word/2010/wordprocessingDrawing" xmlns:wp="http://schemas.openxmlformats.org/drawingml/2006/wordprocessingDrawing" xmlns:w10="urn:schemas-microsoft-com:office:word" xmlns:w="http://schemas.openxmlformats.org/wordprocessingml/2006/main" xmlns:w14="http://schemas.microsoft.com/office/word/2010/wordml" xmlns:w15="http://schemas.microsoft.com/office/word/2012/wordml" xmlns:w16se="http://schemas.microsoft.com/office/word/2015/wordml/symex" xmlns:wpg="http://schemas.microsoft.com/office/word/2010/wordprocessingGroup" xmlns:wpi="http://schemas.microsoft.com/office/word/2010/wordprocessingInk" xmlns:wne="http://schemas.microsoft.com/office/word/2006/wordml" xmlns:wps="http://schemas.microsoft.com/office/word/2010/wordprocessingShape" mc:Ignorable="w14 w15 w16se wp14">
   <w:body>
-    <w:sdt>
-      <w:sdtPr>
+    <w:p>
+      <w:pPr>
+        <w:pStyle w:val="TOCHeading"/>
+        <w:numPr>
+          <w:ilvl w:val="0"/>
+          <w:numId w:val="0"/>
+        </w:numPr>
         <w:rPr>
           <w:rFonts w:ascii="Times New Roman" w:eastAsiaTheme="minorEastAsia" w:hAnsi="Times New Roman" w:cs="Times New Roman"/>
           <w:b w:val="0"/>
@@ -14,6 +19,33 @@
           <w:szCs w:val="24"/>
           <w:lang w:eastAsia="en-US"/>
         </w:rPr>
+      </w:pPr>
+      <w:r>
+        <w:rPr>
+          <w:rFonts w:ascii="Times New Roman" w:eastAsiaTheme="minorEastAsia" w:hAnsi="Times New Roman" w:cs="Times New Roman"/>
+          <w:b w:val="0"/>
+          <w:bCs w:val="0"/>
+          <w:smallCaps w:val="0"/>
+          <w:color w:val="auto"/>
+          <w:sz w:val="24"/>
+          <w:szCs w:val="24"/>
+          <w:lang w:eastAsia="en-US"/>
+        </w:rPr>
+        <w:t xml:space="preserve"> </w:t>
+      </w:r>
+    </w:p>
+    <w:sdt>
+      <w:sdtPr>
+        <w:rPr>
+          <w:rFonts w:ascii="Times New Roman" w:eastAsiaTheme="minorEastAsia" w:hAnsi="Times New Roman" w:cs="Times New Roman"/>
+          <w:b w:val="0"/>
+          <w:bCs w:val="0"/>
+          <w:smallCaps w:val="0"/>
+          <w:color w:val="auto"/>
+          <w:sz w:val="24"/>
+          <w:szCs w:val="24"/>
+          <w:lang w:eastAsia="en-US"/>
+        </w:rPr>
         <w:id w:val="447753223"/>
         <w:docPartObj>
           <w:docPartGallery w:val="Table of Contents"/>
@@ -28,7 +60,7 @@
       <w:sdtContent>
         <w:p>
           <w:pPr>
-            <w:pStyle w:val="aff0"/>
+            <w:pStyle w:val="TOCHeading"/>
             <w:numPr>
               <w:ilvl w:val="0"/>
               <w:numId w:val="0"/>
@@ -40,7 +72,7 @@
         </w:p>
         <w:p>
           <w:pPr>
-            <w:pStyle w:val="11"/>
+            <w:pStyle w:val="TOC1"/>
             <w:tabs>
               <w:tab w:val="left" w:pos="1320"/>
               <w:tab w:val="right" w:leader="dot" w:pos="9062"/>
@@ -65,7 +97,7 @@
           <w:hyperlink w:anchor="_Toc227369586" w:history="1">
             <w:r>
               <w:rPr>
-                <w:rStyle w:val="a8"/>
+                <w:rStyle w:val="Hyperlink"/>
                 <w:noProof/>
               </w:rPr>
               <w:t>1.</w:t>
@@ -82,7 +114,7 @@
             </w:r>
             <w:r>
               <w:rPr>
-                <w:rStyle w:val="a8"/>
+                <w:rStyle w:val="Hyperlink"/>
                 <w:noProof/>
               </w:rPr>
               <w:t>Увод</w:t>
@@ -139,7 +171,7 @@
         </w:p>
         <w:p>
           <w:pPr>
-            <w:pStyle w:val="21"/>
+            <w:pStyle w:val="TOC2"/>
             <w:tabs>
               <w:tab w:val="left" w:pos="1760"/>
               <w:tab w:val="right" w:leader="dot" w:pos="9062"/>
@@ -155,7 +187,7 @@
           <w:hyperlink w:anchor="_Toc227369587" w:history="1">
             <w:r>
               <w:rPr>
-                <w:rStyle w:val="a8"/>
+                <w:rStyle w:val="Hyperlink"/>
                 <w:noProof/>
               </w:rPr>
               <w:t>1.1</w:t>
@@ -172,7 +204,7 @@
             </w:r>
             <w:r>
               <w:rPr>
-                <w:rStyle w:val="a8"/>
+                <w:rStyle w:val="Hyperlink"/>
                 <w:noProof/>
               </w:rPr>
               <w:t>Цел на дипломния проект</w:t>
@@ -229,7 +261,7 @@
         </w:p>
         <w:p>
           <w:pPr>
-            <w:pStyle w:val="21"/>
+            <w:pStyle w:val="TOC2"/>
             <w:tabs>
               <w:tab w:val="left" w:pos="1760"/>
               <w:tab w:val="right" w:leader="dot" w:pos="9062"/>
@@ -245,7 +277,7 @@
           <w:hyperlink w:anchor="_Toc227369588" w:history="1">
             <w:r>
               <w:rPr>
-                <w:rStyle w:val="a8"/>
+                <w:rStyle w:val="Hyperlink"/>
                 <w:noProof/>
               </w:rPr>
               <w:t>1.2</w:t>
@@ -262,7 +294,7 @@
             </w:r>
             <w:r>
               <w:rPr>
-                <w:rStyle w:val="a8"/>
+                <w:rStyle w:val="Hyperlink"/>
                 <w:noProof/>
               </w:rPr>
               <w:t>Задачи за изпълнение</w:t>
@@ -319,7 +351,7 @@
         </w:p>
         <w:p>
           <w:pPr>
-            <w:pStyle w:val="11"/>
+            <w:pStyle w:val="TOC1"/>
             <w:tabs>
               <w:tab w:val="left" w:pos="1320"/>
               <w:tab w:val="right" w:leader="dot" w:pos="9062"/>
@@ -335,7 +367,7 @@
           <w:hyperlink w:anchor="_Toc227369589" w:history="1">
             <w:r>
               <w:rPr>
-                <w:rStyle w:val="a8"/>
+                <w:rStyle w:val="Hyperlink"/>
                 <w:noProof/>
               </w:rPr>
               <w:t>2.</w:t>
@@ -352,7 +384,7 @@
             </w:r>
             <w:r>
               <w:rPr>
-                <w:rStyle w:val="a8"/>
+                <w:rStyle w:val="Hyperlink"/>
                 <w:noProof/>
               </w:rPr>
               <w:t>Анализ на предметната област</w:t>
@@ -409,7 +441,7 @@
         </w:p>
         <w:p>
           <w:pPr>
-            <w:pStyle w:val="21"/>
+            <w:pStyle w:val="TOC2"/>
             <w:tabs>
               <w:tab w:val="left" w:pos="1760"/>
               <w:tab w:val="right" w:leader="dot" w:pos="9062"/>
@@ -425,7 +457,7 @@
           <w:hyperlink w:anchor="_Toc227369590" w:history="1">
             <w:r>
               <w:rPr>
-                <w:rStyle w:val="a8"/>
+                <w:rStyle w:val="Hyperlink"/>
                 <w:noProof/>
               </w:rPr>
               <w:t>2.1</w:t>
@@ -442,7 +474,7 @@
             </w:r>
             <w:r>
               <w:rPr>
-                <w:rStyle w:val="a8"/>
+                <w:rStyle w:val="Hyperlink"/>
                 <w:noProof/>
               </w:rPr>
               <w:t>Мрежови модели и протоколи</w:t>
@@ -499,7 +531,7 @@
         </w:p>
         <w:p>
           <w:pPr>
-            <w:pStyle w:val="21"/>
+            <w:pStyle w:val="TOC2"/>
             <w:tabs>
               <w:tab w:val="left" w:pos="1760"/>
               <w:tab w:val="right" w:leader="dot" w:pos="9062"/>
@@ -515,7 +547,7 @@
           <w:hyperlink w:anchor="_Toc227369591" w:history="1">
             <w:r>
               <w:rPr>
-                <w:rStyle w:val="a8"/>
+                <w:rStyle w:val="Hyperlink"/>
                 <w:noProof/>
               </w:rPr>
               <w:t>2.2</w:t>
@@ -532,7 +564,7 @@
             </w:r>
             <w:r>
               <w:rPr>
-                <w:rStyle w:val="a8"/>
+                <w:rStyle w:val="Hyperlink"/>
                 <w:noProof/>
               </w:rPr>
               <w:t>Компютърни мрежи – основни понятия</w:t>
@@ -589,7 +621,7 @@
         </w:p>
         <w:p>
           <w:pPr>
-            <w:pStyle w:val="21"/>
+            <w:pStyle w:val="TOC2"/>
             <w:tabs>
               <w:tab w:val="left" w:pos="1760"/>
               <w:tab w:val="right" w:leader="dot" w:pos="9062"/>
@@ -605,7 +637,7 @@
           <w:hyperlink w:anchor="_Toc227369592" w:history="1">
             <w:r>
               <w:rPr>
-                <w:rStyle w:val="a8"/>
+                <w:rStyle w:val="Hyperlink"/>
                 <w:noProof/>
               </w:rPr>
               <w:t>2.3</w:t>
@@ -622,7 +654,7 @@
             </w:r>
             <w:r>
               <w:rPr>
-                <w:rStyle w:val="a8"/>
+                <w:rStyle w:val="Hyperlink"/>
                 <w:noProof/>
               </w:rPr>
               <w:t>Технология Wake-on-LAN (WOL)</w:t>
@@ -679,7 +711,7 @@
         </w:p>
         <w:p>
           <w:pPr>
-            <w:pStyle w:val="31"/>
+            <w:pStyle w:val="TOC3"/>
             <w:tabs>
               <w:tab w:val="left" w:pos="2031"/>
               <w:tab w:val="right" w:leader="dot" w:pos="9062"/>
@@ -695,7 +727,7 @@
           <w:hyperlink w:anchor="_Toc227369593" w:history="1">
             <w:r>
               <w:rPr>
-                <w:rStyle w:val="a8"/>
+                <w:rStyle w:val="Hyperlink"/>
                 <w:noProof/>
               </w:rPr>
               <w:t>2.3.1</w:t>
@@ -712,7 +744,7 @@
             </w:r>
             <w:r>
               <w:rPr>
-                <w:rStyle w:val="a8"/>
+                <w:rStyle w:val="Hyperlink"/>
                 <w:noProof/>
               </w:rPr>
               <w:t>Принцип на работа</w:t>
@@ -769,7 +801,7 @@
         </w:p>
         <w:p>
           <w:pPr>
-            <w:pStyle w:val="31"/>
+            <w:pStyle w:val="TOC3"/>
             <w:tabs>
               <w:tab w:val="left" w:pos="2031"/>
               <w:tab w:val="right" w:leader="dot" w:pos="9062"/>
@@ -785,7 +817,7 @@
           <w:hyperlink w:anchor="_Toc227369594" w:history="1">
             <w:r>
               <w:rPr>
-                <w:rStyle w:val="a8"/>
+                <w:rStyle w:val="Hyperlink"/>
                 <w:noProof/>
               </w:rPr>
               <w:t>2.3.2</w:t>
@@ -802,7 +834,7 @@
             </w:r>
             <w:r>
               <w:rPr>
-                <w:rStyle w:val="a8"/>
+                <w:rStyle w:val="Hyperlink"/>
                 <w:noProof/>
               </w:rPr>
               <w:t>Изисквания и ограничения</w:t>
@@ -859,7 +891,7 @@
         </w:p>
         <w:p>
           <w:pPr>
-            <w:pStyle w:val="21"/>
+            <w:pStyle w:val="TOC2"/>
             <w:tabs>
               <w:tab w:val="left" w:pos="1760"/>
               <w:tab w:val="right" w:leader="dot" w:pos="9062"/>
@@ -875,7 +907,7 @@
           <w:hyperlink w:anchor="_Toc227369595" w:history="1">
             <w:r>
               <w:rPr>
-                <w:rStyle w:val="a8"/>
+                <w:rStyle w:val="Hyperlink"/>
                 <w:noProof/>
               </w:rPr>
               <w:t>2.4</w:t>
@@ -892,7 +924,7 @@
             </w:r>
             <w:r>
               <w:rPr>
-                <w:rStyle w:val="a8"/>
+                <w:rStyle w:val="Hyperlink"/>
                 <w:noProof/>
               </w:rPr>
               <w:t>Уеб базирани системи и архитектури</w:t>
@@ -949,7 +981,7 @@
         </w:p>
         <w:p>
           <w:pPr>
-            <w:pStyle w:val="31"/>
+            <w:pStyle w:val="TOC3"/>
             <w:tabs>
               <w:tab w:val="left" w:pos="2031"/>
               <w:tab w:val="right" w:leader="dot" w:pos="9062"/>
@@ -965,7 +997,7 @@
           <w:hyperlink w:anchor="_Toc227369596" w:history="1">
             <w:r>
               <w:rPr>
-                <w:rStyle w:val="a8"/>
+                <w:rStyle w:val="Hyperlink"/>
                 <w:noProof/>
               </w:rPr>
               <w:t>2.4.1</w:t>
@@ -982,7 +1014,7 @@
             </w:r>
             <w:r>
               <w:rPr>
-                <w:rStyle w:val="a8"/>
+                <w:rStyle w:val="Hyperlink"/>
                 <w:noProof/>
               </w:rPr>
               <w:t>Клиент-сървър архитектура</w:t>
@@ -1039,7 +1071,7 @@
         </w:p>
         <w:p>
           <w:pPr>
-            <w:pStyle w:val="31"/>
+            <w:pStyle w:val="TOC3"/>
             <w:tabs>
               <w:tab w:val="left" w:pos="2031"/>
               <w:tab w:val="right" w:leader="dot" w:pos="9062"/>
@@ -1055,7 +1087,7 @@
           <w:hyperlink w:anchor="_Toc227369597" w:history="1">
             <w:r>
               <w:rPr>
-                <w:rStyle w:val="a8"/>
+                <w:rStyle w:val="Hyperlink"/>
                 <w:noProof/>
               </w:rPr>
               <w:t>2.4.2</w:t>
@@ -1072,7 +1104,7 @@
             </w:r>
             <w:r>
               <w:rPr>
-                <w:rStyle w:val="a8"/>
+                <w:rStyle w:val="Hyperlink"/>
                 <w:noProof/>
               </w:rPr>
               <w:t>REST API принципи</w:t>
@@ -1129,7 +1161,7 @@
         </w:p>
         <w:p>
           <w:pPr>
-            <w:pStyle w:val="31"/>
+            <w:pStyle w:val="TOC3"/>
             <w:tabs>
               <w:tab w:val="left" w:pos="2031"/>
               <w:tab w:val="right" w:leader="dot" w:pos="9062"/>
@@ -1145,7 +1177,7 @@
           <w:hyperlink w:anchor="_Toc227369598" w:history="1">
             <w:r>
               <w:rPr>
-                <w:rStyle w:val="a8"/>
+                <w:rStyle w:val="Hyperlink"/>
                 <w:noProof/>
               </w:rPr>
               <w:t>2.4.3</w:t>
@@ -1162,7 +1194,7 @@
             </w:r>
             <w:r>
               <w:rPr>
-                <w:rStyle w:val="a8"/>
+                <w:rStyle w:val="Hyperlink"/>
                 <w:noProof/>
               </w:rPr>
               <w:t>Специфика на HTTP методите и статусите в REST API</w:t>
@@ -1219,7 +1251,7 @@
         </w:p>
         <w:p>
           <w:pPr>
-            <w:pStyle w:val="21"/>
+            <w:pStyle w:val="TOC2"/>
             <w:tabs>
               <w:tab w:val="left" w:pos="1760"/>
               <w:tab w:val="right" w:leader="dot" w:pos="9062"/>
@@ -1235,7 +1267,7 @@
           <w:hyperlink w:anchor="_Toc227369599" w:history="1">
             <w:r>
               <w:rPr>
-                <w:rStyle w:val="a8"/>
+                <w:rStyle w:val="Hyperlink"/>
                 <w:noProof/>
               </w:rPr>
               <w:t>2.5</w:t>
@@ -1252,7 +1284,7 @@
             </w:r>
             <w:r>
               <w:rPr>
-                <w:rStyle w:val="a8"/>
+                <w:rStyle w:val="Hyperlink"/>
                 <w:noProof/>
               </w:rPr>
               <w:t>Избор на технологии и инструменти</w:t>
@@ -1309,7 +1341,7 @@
         </w:p>
         <w:p>
           <w:pPr>
-            <w:pStyle w:val="21"/>
+            <w:pStyle w:val="TOC2"/>
             <w:tabs>
               <w:tab w:val="left" w:pos="1760"/>
               <w:tab w:val="right" w:leader="dot" w:pos="9062"/>
@@ -1325,7 +1357,7 @@
           <w:hyperlink w:anchor="_Toc227369600" w:history="1">
             <w:r>
               <w:rPr>
-                <w:rStyle w:val="a8"/>
+                <w:rStyle w:val="Hyperlink"/>
                 <w:noProof/>
               </w:rPr>
               <w:t>2.6</w:t>
@@ -1342,7 +1374,7 @@
             </w:r>
             <w:r>
               <w:rPr>
-                <w:rStyle w:val="a8"/>
+                <w:rStyle w:val="Hyperlink"/>
                 <w:noProof/>
               </w:rPr>
               <w:t>Сравнителен анализ на алтернативни технологии</w:t>
@@ -1399,7 +1431,7 @@
         </w:p>
         <w:p>
           <w:pPr>
-            <w:pStyle w:val="11"/>
+            <w:pStyle w:val="TOC1"/>
             <w:tabs>
               <w:tab w:val="left" w:pos="1320"/>
               <w:tab w:val="right" w:leader="dot" w:pos="9062"/>
@@ -1415,7 +1447,7 @@
           <w:hyperlink w:anchor="_Toc227369601" w:history="1">
             <w:r>
               <w:rPr>
-                <w:rStyle w:val="a8"/>
+                <w:rStyle w:val="Hyperlink"/>
                 <w:noProof/>
               </w:rPr>
               <w:t>3.</w:t>
@@ -1432,7 +1464,7 @@
             </w:r>
             <w:r>
               <w:rPr>
-                <w:rStyle w:val="a8"/>
+                <w:rStyle w:val="Hyperlink"/>
                 <w:noProof/>
               </w:rPr>
               <w:t>Проектиране и реализация на системата</w:t>
@@ -1489,7 +1521,7 @@
         </w:p>
         <w:p>
           <w:pPr>
-            <w:pStyle w:val="21"/>
+            <w:pStyle w:val="TOC2"/>
             <w:tabs>
               <w:tab w:val="left" w:pos="1760"/>
               <w:tab w:val="right" w:leader="dot" w:pos="9062"/>
@@ -1505,7 +1537,7 @@
           <w:hyperlink w:anchor="_Toc227369602" w:history="1">
             <w:r>
               <w:rPr>
-                <w:rStyle w:val="a8"/>
+                <w:rStyle w:val="Hyperlink"/>
                 <w:noProof/>
               </w:rPr>
               <w:t>3.1</w:t>
@@ -1522,7 +1554,7 @@
             </w:r>
             <w:r>
               <w:rPr>
-                <w:rStyle w:val="a8"/>
+                <w:rStyle w:val="Hyperlink"/>
                 <w:noProof/>
               </w:rPr>
               <w:t>Архитектура на разработваната система</w:t>
@@ -1579,7 +1611,7 @@
         </w:p>
         <w:p>
           <w:pPr>
-            <w:pStyle w:val="21"/>
+            <w:pStyle w:val="TOC2"/>
             <w:tabs>
               <w:tab w:val="left" w:pos="1760"/>
               <w:tab w:val="right" w:leader="dot" w:pos="9062"/>
@@ -1595,7 +1627,7 @@
           <w:hyperlink w:anchor="_Toc227369603" w:history="1">
             <w:r>
               <w:rPr>
-                <w:rStyle w:val="a8"/>
+                <w:rStyle w:val="Hyperlink"/>
                 <w:noProof/>
               </w:rPr>
               <w:t>3.2</w:t>
@@ -1612,7 +1644,7 @@
             </w:r>
             <w:r>
               <w:rPr>
-                <w:rStyle w:val="a8"/>
+                <w:rStyle w:val="Hyperlink"/>
                 <w:noProof/>
               </w:rPr>
               <w:t>Проектиране на базата данни</w:t>
@@ -1669,7 +1701,7 @@
         </w:p>
         <w:p>
           <w:pPr>
-            <w:pStyle w:val="21"/>
+            <w:pStyle w:val="TOC2"/>
             <w:tabs>
               <w:tab w:val="left" w:pos="1760"/>
               <w:tab w:val="right" w:leader="dot" w:pos="9062"/>
@@ -1685,7 +1717,7 @@
           <w:hyperlink w:anchor="_Toc227369604" w:history="1">
             <w:r>
               <w:rPr>
-                <w:rStyle w:val="a8"/>
+                <w:rStyle w:val="Hyperlink"/>
                 <w:noProof/>
               </w:rPr>
               <w:t>3.3</w:t>
@@ -1702,7 +1734,7 @@
             </w:r>
             <w:r>
               <w:rPr>
-                <w:rStyle w:val="a8"/>
+                <w:rStyle w:val="Hyperlink"/>
                 <w:noProof/>
               </w:rPr>
               <w:t>Разработка на сървърната част (Backend)</w:t>
@@ -1759,7 +1791,7 @@
         </w:p>
         <w:p>
           <w:pPr>
-            <w:pStyle w:val="31"/>
+            <w:pStyle w:val="TOC3"/>
             <w:tabs>
               <w:tab w:val="left" w:pos="2031"/>
               <w:tab w:val="right" w:leader="dot" w:pos="9062"/>
@@ -1775,7 +1807,7 @@
           <w:hyperlink w:anchor="_Toc227369605" w:history="1">
             <w:r>
               <w:rPr>
-                <w:rStyle w:val="a8"/>
+                <w:rStyle w:val="Hyperlink"/>
                 <w:noProof/>
               </w:rPr>
               <w:t>3.3.1</w:t>
@@ -1792,7 +1824,7 @@
             </w:r>
             <w:r>
               <w:rPr>
-                <w:rStyle w:val="a8"/>
+                <w:rStyle w:val="Hyperlink"/>
                 <w:noProof/>
               </w:rPr>
               <w:t>Мрежов модул и бизнес логика</w:t>
@@ -1849,7 +1881,7 @@
         </w:p>
         <w:p>
           <w:pPr>
-            <w:pStyle w:val="31"/>
+            <w:pStyle w:val="TOC3"/>
             <w:tabs>
               <w:tab w:val="left" w:pos="2031"/>
               <w:tab w:val="right" w:leader="dot" w:pos="9062"/>
@@ -1865,7 +1897,7 @@
           <w:hyperlink w:anchor="_Toc227369606" w:history="1">
             <w:r>
               <w:rPr>
-                <w:rStyle w:val="a8"/>
+                <w:rStyle w:val="Hyperlink"/>
                 <w:noProof/>
               </w:rPr>
               <w:t>3.3.2</w:t>
@@ -1882,7 +1914,7 @@
             </w:r>
             <w:r>
               <w:rPr>
-                <w:rStyle w:val="a8"/>
+                <w:rStyle w:val="Hyperlink"/>
                 <w:noProof/>
               </w:rPr>
               <w:t>REST API изгледи и сериализатори</w:t>
@@ -1939,7 +1971,7 @@
         </w:p>
         <w:p>
           <w:pPr>
-            <w:pStyle w:val="31"/>
+            <w:pStyle w:val="TOC3"/>
             <w:tabs>
               <w:tab w:val="left" w:pos="2031"/>
               <w:tab w:val="right" w:leader="dot" w:pos="9062"/>
@@ -1955,7 +1987,7 @@
           <w:hyperlink w:anchor="_Toc227369607" w:history="1">
             <w:r>
               <w:rPr>
-                <w:rStyle w:val="a8"/>
+                <w:rStyle w:val="Hyperlink"/>
                 <w:noProof/>
               </w:rPr>
               <w:t>3.3.3</w:t>
@@ -1972,7 +2004,7 @@
             </w:r>
             <w:r>
               <w:rPr>
-                <w:rStyle w:val="a8"/>
+                <w:rStyle w:val="Hyperlink"/>
                 <w:noProof/>
               </w:rPr>
               <w:t>Маршрутизация на заявките</w:t>
@@ -2029,7 +2061,7 @@
         </w:p>
         <w:p>
           <w:pPr>
-            <w:pStyle w:val="21"/>
+            <w:pStyle w:val="TOC2"/>
             <w:tabs>
               <w:tab w:val="left" w:pos="1760"/>
               <w:tab w:val="right" w:leader="dot" w:pos="9062"/>
@@ -2045,7 +2077,7 @@
           <w:hyperlink w:anchor="_Toc227369608" w:history="1">
             <w:r>
               <w:rPr>
-                <w:rStyle w:val="a8"/>
+                <w:rStyle w:val="Hyperlink"/>
                 <w:noProof/>
               </w:rPr>
               <w:t>3.4</w:t>
@@ -2062,7 +2094,7 @@
             </w:r>
             <w:r>
               <w:rPr>
-                <w:rStyle w:val="a8"/>
+                <w:rStyle w:val="Hyperlink"/>
                 <w:noProof/>
               </w:rPr>
               <w:t>Разработка на потребителския интерфейс (Frontend)</w:t>
@@ -2119,7 +2151,7 @@
         </w:p>
         <w:p>
           <w:pPr>
-            <w:pStyle w:val="31"/>
+            <w:pStyle w:val="TOC3"/>
             <w:tabs>
               <w:tab w:val="left" w:pos="2031"/>
               <w:tab w:val="right" w:leader="dot" w:pos="9062"/>
@@ -2135,7 +2167,7 @@
           <w:hyperlink w:anchor="_Toc227369609" w:history="1">
             <w:r>
               <w:rPr>
-                <w:rStyle w:val="a8"/>
+                <w:rStyle w:val="Hyperlink"/>
                 <w:noProof/>
               </w:rPr>
               <w:t>3.4.1</w:t>
@@ -2152,7 +2184,7 @@
             </w:r>
             <w:r>
               <w:rPr>
-                <w:rStyle w:val="a8"/>
+                <w:rStyle w:val="Hyperlink"/>
                 <w:noProof/>
               </w:rPr>
               <w:t>Структура на изгледа</w:t>
@@ -2209,7 +2241,7 @@
         </w:p>
         <w:p>
           <w:pPr>
-            <w:pStyle w:val="31"/>
+            <w:pStyle w:val="TOC3"/>
             <w:tabs>
               <w:tab w:val="left" w:pos="2031"/>
               <w:tab w:val="right" w:leader="dot" w:pos="9062"/>
@@ -2225,7 +2257,7 @@
           <w:hyperlink w:anchor="_Toc227369610" w:history="1">
             <w:r>
               <w:rPr>
-                <w:rStyle w:val="a8"/>
+                <w:rStyle w:val="Hyperlink"/>
                 <w:noProof/>
               </w:rPr>
               <w:t>3.4.2</w:t>
@@ -2242,7 +2274,7 @@
             </w:r>
             <w:r>
               <w:rPr>
-                <w:rStyle w:val="a8"/>
+                <w:rStyle w:val="Hyperlink"/>
                 <w:noProof/>
               </w:rPr>
               <w:t>Взаимодействие с API чрез Vue.js</w:t>
@@ -2299,7 +2331,7 @@
         </w:p>
         <w:p>
           <w:pPr>
-            <w:pStyle w:val="21"/>
+            <w:pStyle w:val="TOC2"/>
             <w:tabs>
               <w:tab w:val="left" w:pos="1760"/>
               <w:tab w:val="right" w:leader="dot" w:pos="9062"/>
@@ -2315,7 +2347,7 @@
           <w:hyperlink w:anchor="_Toc227369611" w:history="1">
             <w:r>
               <w:rPr>
-                <w:rStyle w:val="a8"/>
+                <w:rStyle w:val="Hyperlink"/>
                 <w:noProof/>
               </w:rPr>
               <w:t>3.5</w:t>
@@ -2332,7 +2364,7 @@
             </w:r>
             <w:r>
               <w:rPr>
-                <w:rStyle w:val="a8"/>
+                <w:rStyle w:val="Hyperlink"/>
                 <w:noProof/>
               </w:rPr>
               <w:t>Тестване и ръководство за потребителя</w:t>
@@ -2389,7 +2421,7 @@
         </w:p>
         <w:p>
           <w:pPr>
-            <w:pStyle w:val="11"/>
+            <w:pStyle w:val="TOC1"/>
             <w:tabs>
               <w:tab w:val="left" w:pos="1320"/>
               <w:tab w:val="right" w:leader="dot" w:pos="9062"/>
@@ -2405,7 +2437,7 @@
           <w:hyperlink w:anchor="_Toc227369612" w:history="1">
             <w:r>
               <w:rPr>
-                <w:rStyle w:val="a8"/>
+                <w:rStyle w:val="Hyperlink"/>
                 <w:rFonts w:eastAsiaTheme="majorEastAsia"/>
                 <w:noProof/>
                 <w:lang w:val="en-US"/>
@@ -2424,7 +2456,7 @@
             </w:r>
             <w:r>
               <w:rPr>
-                <w:rStyle w:val="a8"/>
+                <w:rStyle w:val="Hyperlink"/>
                 <w:rFonts w:eastAsiaTheme="majorEastAsia"/>
                 <w:noProof/>
                 <w:lang w:val="en-US"/>
@@ -2483,7 +2515,7 @@
         </w:p>
         <w:p>
           <w:pPr>
-            <w:pStyle w:val="21"/>
+            <w:pStyle w:val="TOC2"/>
             <w:tabs>
               <w:tab w:val="left" w:pos="1760"/>
               <w:tab w:val="right" w:leader="dot" w:pos="9062"/>
@@ -2499,7 +2531,7 @@
           <w:hyperlink w:anchor="_Toc227369613" w:history="1">
             <w:r>
               <w:rPr>
-                <w:rStyle w:val="a8"/>
+                <w:rStyle w:val="Hyperlink"/>
                 <w:noProof/>
                 <w:lang w:eastAsia="bg-BG"/>
               </w:rPr>
@@ -2517,7 +2549,7 @@
             </w:r>
             <w:r>
               <w:rPr>
-                <w:rStyle w:val="a8"/>
+                <w:rStyle w:val="Hyperlink"/>
                 <w:noProof/>
                 <w:lang w:eastAsia="bg-BG"/>
               </w:rPr>
@@ -2575,7 +2607,7 @@
         </w:p>
         <w:p>
           <w:pPr>
-            <w:pStyle w:val="21"/>
+            <w:pStyle w:val="TOC2"/>
             <w:tabs>
               <w:tab w:val="left" w:pos="1760"/>
               <w:tab w:val="right" w:leader="dot" w:pos="9062"/>
@@ -2591,7 +2623,7 @@
           <w:hyperlink w:anchor="_Toc227369614" w:history="1">
             <w:r>
               <w:rPr>
-                <w:rStyle w:val="a8"/>
+                <w:rStyle w:val="Hyperlink"/>
                 <w:noProof/>
                 <w:lang w:eastAsia="bg-BG"/>
               </w:rPr>
@@ -2609,7 +2641,7 @@
             </w:r>
             <w:r>
               <w:rPr>
-                <w:rStyle w:val="a8"/>
+                <w:rStyle w:val="Hyperlink"/>
                 <w:noProof/>
                 <w:lang w:eastAsia="bg-BG"/>
               </w:rPr>
@@ -2667,7 +2699,7 @@
         </w:p>
         <w:p>
           <w:pPr>
-            <w:pStyle w:val="21"/>
+            <w:pStyle w:val="TOC2"/>
             <w:tabs>
               <w:tab w:val="left" w:pos="1760"/>
               <w:tab w:val="right" w:leader="dot" w:pos="9062"/>
@@ -2683,7 +2715,7 @@
           <w:hyperlink w:anchor="_Toc227369615" w:history="1">
             <w:r>
               <w:rPr>
-                <w:rStyle w:val="a8"/>
+                <w:rStyle w:val="Hyperlink"/>
                 <w:noProof/>
                 <w:lang w:eastAsia="bg-BG"/>
               </w:rPr>
@@ -2701,7 +2733,7 @@
             </w:r>
             <w:r>
               <w:rPr>
-                <w:rStyle w:val="a8"/>
+                <w:rStyle w:val="Hyperlink"/>
                 <w:noProof/>
                 <w:lang w:eastAsia="bg-BG"/>
               </w:rPr>
@@ -2759,7 +2791,7 @@
         </w:p>
         <w:p>
           <w:pPr>
-            <w:pStyle w:val="11"/>
+            <w:pStyle w:val="TOC1"/>
             <w:tabs>
               <w:tab w:val="left" w:pos="1320"/>
               <w:tab w:val="right" w:leader="dot" w:pos="9062"/>
@@ -2775,7 +2807,7 @@
           <w:hyperlink w:anchor="_Toc227369616" w:history="1">
             <w:r>
               <w:rPr>
-                <w:rStyle w:val="a8"/>
+                <w:rStyle w:val="Hyperlink"/>
                 <w:noProof/>
                 <w:lang w:val="en-US"/>
               </w:rPr>
@@ -2793,7 +2825,7 @@
             </w:r>
             <w:r>
               <w:rPr>
-                <w:rStyle w:val="a8"/>
+                <w:rStyle w:val="Hyperlink"/>
                 <w:noProof/>
               </w:rPr>
               <w:t>ИЗПОЛЗВАНА ЛИТЕРАТУРА</w:t>
@@ -2873,17 +2905,19 @@
       <w:r>
         <w:br w:type="page"/>
       </w:r>
-    </w:p>
-    <w:p>
-      <w:pPr>
-        <w:pStyle w:val="1"/>
-      </w:pPr>
-      <w:bookmarkStart w:id="0" w:name="_Toc227369586"/>
+      <w:bookmarkStart w:id="0" w:name="_GoBack"/>
+      <w:bookmarkEnd w:id="0"/>
+    </w:p>
+    <w:p>
+      <w:pPr>
+        <w:pStyle w:val="Heading1"/>
+      </w:pPr>
+      <w:bookmarkStart w:id="1" w:name="_Toc227369586"/>
       <w:r>
         <w:lastRenderedPageBreak/>
         <w:t>Увод</w:t>
       </w:r>
-      <w:bookmarkEnd w:id="0"/>
+      <w:bookmarkEnd w:id="1"/>
     </w:p>
     <w:p>
       <w:r>
@@ -2892,7 +2926,7 @@
     </w:p>
     <w:p>
       <w:pPr>
-        <w:pStyle w:val="2"/>
+        <w:pStyle w:val="Heading2"/>
       </w:pPr>
       <w:r>
         <w:t>Актуалност на проблема и мотивация за разработката</w:t>
@@ -2910,7 +2944,7 @@
     </w:p>
     <w:p>
       <w:pPr>
-        <w:pStyle w:val="2"/>
+        <w:pStyle w:val="Heading2"/>
       </w:pPr>
       <w:r>
         <w:t>Икономически и екологични аспекти (Green IT)</w:t>
@@ -2927,7 +2961,7 @@
     </w:p>
     <w:p>
       <w:pPr>
-        <w:pStyle w:val="2"/>
+        <w:pStyle w:val="Heading2"/>
       </w:pPr>
       <w:r>
         <w:t>Предимства на уеб-базирания подход</w:t>
@@ -2950,13 +2984,13 @@
     </w:p>
     <w:p>
       <w:pPr>
-        <w:pStyle w:val="2"/>
-      </w:pPr>
-      <w:bookmarkStart w:id="1" w:name="_Toc227369587"/>
+        <w:pStyle w:val="Heading2"/>
+      </w:pPr>
+      <w:bookmarkStart w:id="2" w:name="_Toc227369587"/>
       <w:r>
         <w:t>Цел на дипломния проект</w:t>
       </w:r>
-      <w:bookmarkEnd w:id="1"/>
+      <w:bookmarkEnd w:id="2"/>
     </w:p>
     <w:p>
       <w:r>
@@ -2965,14 +2999,14 @@
     </w:p>
     <w:p>
       <w:pPr>
-        <w:pStyle w:val="2"/>
-      </w:pPr>
-      <w:bookmarkStart w:id="2" w:name="_Toc227369588"/>
+        <w:pStyle w:val="Heading2"/>
+      </w:pPr>
+      <w:bookmarkStart w:id="3" w:name="_Toc227369588"/>
       <w:r>
         <w:lastRenderedPageBreak/>
         <w:t>Задачи за изпълнение</w:t>
       </w:r>
-      <w:bookmarkEnd w:id="2"/>
+      <w:bookmarkEnd w:id="3"/>
     </w:p>
     <w:p>
       <w:r>
@@ -3037,26 +3071,26 @@
     </w:p>
     <w:p>
       <w:pPr>
-        <w:pStyle w:val="1"/>
-      </w:pPr>
-      <w:bookmarkStart w:id="3" w:name="_Toc227369589"/>
+        <w:pStyle w:val="Heading1"/>
+      </w:pPr>
+      <w:bookmarkStart w:id="4" w:name="_Toc227369589"/>
       <w:r>
         <w:t>Анализ на предметната област</w:t>
       </w:r>
-      <w:bookmarkEnd w:id="3"/>
-    </w:p>
-    <w:p>
-      <w:pPr>
-        <w:pStyle w:val="2"/>
-      </w:pPr>
-      <w:bookmarkStart w:id="4" w:name="_Toc227369590"/>
+      <w:bookmarkEnd w:id="4"/>
+    </w:p>
+    <w:p>
+      <w:pPr>
+        <w:pStyle w:val="Heading2"/>
+      </w:pPr>
+      <w:bookmarkStart w:id="5" w:name="_Toc227369590"/>
       <w:r>
         <w:t>Мрежови</w:t>
       </w:r>
       <w:r>
         <w:t xml:space="preserve"> модели и протоколи</w:t>
       </w:r>
-      <w:bookmarkEnd w:id="4"/>
+      <w:bookmarkEnd w:id="5"/>
     </w:p>
     <w:p>
       <w:r>
@@ -3101,6 +3135,7 @@
         <w:rPr>
           <w:rFonts w:eastAsiaTheme="majorEastAsia"/>
           <w:noProof/>
+          <w:lang w:eastAsia="bg-BG"/>
         </w:rPr>
         <w:drawing>
           <wp:anchor distT="0" distB="0" distL="114300" distR="114300" simplePos="0" relativeHeight="251658240" behindDoc="0" locked="0" layoutInCell="1" allowOverlap="1" wp14:anchorId="72501880" wp14:editId="05C8D3AD">
@@ -3128,7 +3163,7 @@
                     </pic:cNvPicPr>
                   </pic:nvPicPr>
                   <pic:blipFill>
-                    <a:blip r:embed="rId9">
+                    <a:blip r:embed="rId8">
                       <a:extLst>
                         <a:ext uri="{28A0092B-C50C-407E-A947-70E740481C1C}">
                           <a14:useLocalDpi xmlns:a14="http://schemas.microsoft.com/office/drawing/2010/main" val="0"/>
@@ -3186,13 +3221,13 @@
     </w:p>
     <w:p>
       <w:pPr>
-        <w:pStyle w:val="2"/>
-      </w:pPr>
-      <w:bookmarkStart w:id="5" w:name="_Toc227369591"/>
+        <w:pStyle w:val="Heading2"/>
+      </w:pPr>
+      <w:bookmarkStart w:id="6" w:name="_Toc227369591"/>
       <w:r>
         <w:t>Компютърни мрежи – основни понятия</w:t>
       </w:r>
-      <w:bookmarkEnd w:id="5"/>
+      <w:bookmarkEnd w:id="6"/>
     </w:p>
     <w:p>
       <w:r>
@@ -3244,14 +3279,14 @@
     </w:p>
     <w:p>
       <w:pPr>
-        <w:pStyle w:val="2"/>
-      </w:pPr>
-      <w:bookmarkStart w:id="6" w:name="_Toc227369592"/>
+        <w:pStyle w:val="Heading2"/>
+      </w:pPr>
+      <w:bookmarkStart w:id="7" w:name="_Toc227369592"/>
       <w:r>
         <w:lastRenderedPageBreak/>
         <w:t>Технология Wake-on-LAN (WOL)</w:t>
       </w:r>
-      <w:bookmarkEnd w:id="6"/>
+      <w:bookmarkEnd w:id="7"/>
     </w:p>
     <w:p>
       <w:r>
@@ -3260,13 +3295,13 @@
     </w:p>
     <w:p>
       <w:pPr>
-        <w:pStyle w:val="3"/>
-      </w:pPr>
-      <w:bookmarkStart w:id="7" w:name="_Toc227369593"/>
+        <w:pStyle w:val="Heading3"/>
+      </w:pPr>
+      <w:bookmarkStart w:id="8" w:name="_Toc227369593"/>
       <w:r>
         <w:t>Принцип на работа</w:t>
       </w:r>
-      <w:bookmarkEnd w:id="7"/>
+      <w:bookmarkEnd w:id="8"/>
     </w:p>
     <w:p>
       <w:r>
@@ -3315,7 +3350,7 @@
     </w:p>
     <w:p>
       <w:pPr>
-        <w:pStyle w:val="3"/>
+        <w:pStyle w:val="Heading3"/>
       </w:pPr>
       <w:r>
         <w:t>Хардуерни състояния на захранването (ACPI стандарт)</w:t>
@@ -3374,7 +3409,7 @@
     </w:p>
     <w:p>
       <w:pPr>
-        <w:pStyle w:val="3"/>
+        <w:pStyle w:val="Heading3"/>
       </w:pPr>
       <w:r>
         <w:t>Структура на "Magic Packet"</w:t>
@@ -3403,13 +3438,13 @@
     </w:p>
     <w:p>
       <w:pPr>
-        <w:pStyle w:val="3"/>
-      </w:pPr>
-      <w:bookmarkStart w:id="8" w:name="_Toc227369594"/>
+        <w:pStyle w:val="Heading3"/>
+      </w:pPr>
+      <w:bookmarkStart w:id="9" w:name="_Toc227369594"/>
       <w:r>
         <w:t>Изисквания и ограничения</w:t>
       </w:r>
-      <w:bookmarkEnd w:id="8"/>
+      <w:bookmarkEnd w:id="9"/>
     </w:p>
     <w:p>
       <w:r>
@@ -3422,7 +3457,7 @@
     </w:p>
     <w:p>
       <w:pPr>
-        <w:pStyle w:val="2"/>
+        <w:pStyle w:val="Heading2"/>
       </w:pPr>
       <w:r>
         <w:t>Разширение на технологията: Wake-on-WAN (WOL през Интернет)</w:t>
@@ -3473,13 +3508,13 @@
     </w:p>
     <w:p>
       <w:pPr>
-        <w:pStyle w:val="2"/>
-      </w:pPr>
-      <w:bookmarkStart w:id="9" w:name="_Toc227369595"/>
+        <w:pStyle w:val="Heading2"/>
+      </w:pPr>
+      <w:bookmarkStart w:id="10" w:name="_Toc227369595"/>
       <w:r>
         <w:t>Уеб базирани системи и архитектури</w:t>
       </w:r>
-      <w:bookmarkEnd w:id="9"/>
+      <w:bookmarkEnd w:id="10"/>
     </w:p>
     <w:p>
       <w:r>
@@ -3494,13 +3529,13 @@
     </w:p>
     <w:p>
       <w:pPr>
-        <w:pStyle w:val="3"/>
-      </w:pPr>
-      <w:bookmarkStart w:id="10" w:name="_Toc227369596"/>
+        <w:pStyle w:val="Heading3"/>
+      </w:pPr>
+      <w:bookmarkStart w:id="11" w:name="_Toc227369596"/>
       <w:r>
         <w:t>Клиент-сървър архитектура</w:t>
       </w:r>
-      <w:bookmarkEnd w:id="10"/>
+      <w:bookmarkEnd w:id="11"/>
     </w:p>
     <w:p>
       <w:r>
@@ -3531,13 +3566,13 @@
     </w:p>
     <w:p>
       <w:pPr>
-        <w:pStyle w:val="3"/>
-      </w:pPr>
-      <w:bookmarkStart w:id="11" w:name="_Toc227369597"/>
+        <w:pStyle w:val="Heading3"/>
+      </w:pPr>
+      <w:bookmarkStart w:id="12" w:name="_Toc227369597"/>
       <w:r>
         <w:t>REST API принципи</w:t>
       </w:r>
-      <w:bookmarkEnd w:id="11"/>
+      <w:bookmarkEnd w:id="12"/>
     </w:p>
     <w:p>
       <w:r>
@@ -3546,13 +3581,13 @@
     </w:p>
     <w:p>
       <w:pPr>
-        <w:pStyle w:val="3"/>
-      </w:pPr>
-      <w:bookmarkStart w:id="12" w:name="_Toc227369598"/>
+        <w:pStyle w:val="Heading3"/>
+      </w:pPr>
+      <w:bookmarkStart w:id="13" w:name="_Toc227369598"/>
       <w:r>
         <w:t>Специфика на HTTP методите и статусите в REST API</w:t>
       </w:r>
-      <w:bookmarkEnd w:id="12"/>
+      <w:bookmarkEnd w:id="13"/>
     </w:p>
     <w:p>
       <w:r>
@@ -3641,13 +3676,13 @@
     </w:p>
     <w:p>
       <w:pPr>
-        <w:pStyle w:val="2"/>
-      </w:pPr>
-      <w:bookmarkStart w:id="13" w:name="_Toc227369599"/>
+        <w:pStyle w:val="Heading2"/>
+      </w:pPr>
+      <w:bookmarkStart w:id="14" w:name="_Toc227369599"/>
       <w:r>
         <w:t>Избор на технологии и инструменти</w:t>
       </w:r>
-      <w:bookmarkEnd w:id="13"/>
+      <w:bookmarkEnd w:id="14"/>
     </w:p>
     <w:p>
       <w:r>
@@ -3767,7 +3802,7 @@
     </w:p>
     <w:p>
       <w:pPr>
-        <w:pStyle w:val="2"/>
+        <w:pStyle w:val="Heading2"/>
       </w:pPr>
       <w:r>
         <w:t>Теоретични основи на релационните бази данни и ORM технологията</w:t>
@@ -3826,7 +3861,7 @@
     </w:p>
     <w:p>
       <w:pPr>
-        <w:pStyle w:val="2"/>
+        <w:pStyle w:val="Heading2"/>
       </w:pPr>
       <w:r>
         <w:t>Еволюция на потребителския интерфейс: SPA срещу MPA</w:t>
@@ -3877,13 +3912,13 @@
     </w:p>
     <w:p>
       <w:pPr>
-        <w:pStyle w:val="2"/>
-      </w:pPr>
-      <w:bookmarkStart w:id="14" w:name="_Toc227369600"/>
+        <w:pStyle w:val="Heading2"/>
+      </w:pPr>
+      <w:bookmarkStart w:id="15" w:name="_Toc227369600"/>
       <w:r>
         <w:t>Сравнителен анализ на алтернативни технологии</w:t>
       </w:r>
-      <w:bookmarkEnd w:id="14"/>
+      <w:bookmarkEnd w:id="15"/>
     </w:p>
     <w:p>
       <w:r>
@@ -3923,23 +3958,23 @@
     </w:p>
     <w:p>
       <w:pPr>
-        <w:pStyle w:val="1"/>
-      </w:pPr>
-      <w:bookmarkStart w:id="15" w:name="_Toc227369601"/>
+        <w:pStyle w:val="Heading1"/>
+      </w:pPr>
+      <w:bookmarkStart w:id="16" w:name="_Toc227369601"/>
       <w:r>
         <w:t>Проектиране и реализация на системата</w:t>
       </w:r>
-      <w:bookmarkEnd w:id="15"/>
-    </w:p>
-    <w:p>
-      <w:pPr>
-        <w:pStyle w:val="2"/>
-      </w:pPr>
-      <w:bookmarkStart w:id="16" w:name="_Toc227369602"/>
+      <w:bookmarkEnd w:id="16"/>
+    </w:p>
+    <w:p>
+      <w:pPr>
+        <w:pStyle w:val="Heading2"/>
+      </w:pPr>
+      <w:bookmarkStart w:id="17" w:name="_Toc227369602"/>
       <w:r>
         <w:t>Архитектура на разработваната система</w:t>
       </w:r>
-      <w:bookmarkEnd w:id="16"/>
+      <w:bookmarkEnd w:id="17"/>
     </w:p>
     <w:p>
       <w:r>
@@ -3959,13 +3994,13 @@
     </w:p>
     <w:p>
       <w:pPr>
-        <w:pStyle w:val="2"/>
-      </w:pPr>
-      <w:bookmarkStart w:id="17" w:name="_Toc227369603"/>
+        <w:pStyle w:val="Heading2"/>
+      </w:pPr>
+      <w:bookmarkStart w:id="18" w:name="_Toc227369603"/>
       <w:r>
         <w:t>Проектиране на базата данни</w:t>
       </w:r>
-      <w:bookmarkEnd w:id="17"/>
+      <w:bookmarkEnd w:id="18"/>
     </w:p>
     <w:p>
       <w:r>
@@ -6705,23 +6740,23 @@
     </w:p>
     <w:p>
       <w:pPr>
-        <w:pStyle w:val="2"/>
-      </w:pPr>
-      <w:bookmarkStart w:id="18" w:name="_Toc227369604"/>
+        <w:pStyle w:val="Heading2"/>
+      </w:pPr>
+      <w:bookmarkStart w:id="19" w:name="_Toc227369604"/>
       <w:r>
         <w:t>Разработка на сървърната част (Backend)</w:t>
       </w:r>
-      <w:bookmarkEnd w:id="18"/>
-    </w:p>
-    <w:p>
-      <w:pPr>
-        <w:pStyle w:val="3"/>
-      </w:pPr>
-      <w:bookmarkStart w:id="19" w:name="_Toc227369605"/>
+      <w:bookmarkEnd w:id="19"/>
+    </w:p>
+    <w:p>
+      <w:pPr>
+        <w:pStyle w:val="Heading3"/>
+      </w:pPr>
+      <w:bookmarkStart w:id="20" w:name="_Toc227369605"/>
       <w:r>
         <w:t>Мрежов модул и бизнес логика</w:t>
       </w:r>
-      <w:bookmarkEnd w:id="19"/>
+      <w:bookmarkEnd w:id="20"/>
     </w:p>
     <w:p>
       <w:r>
@@ -8355,13 +8390,13 @@
     </w:p>
     <w:p>
       <w:pPr>
-        <w:pStyle w:val="3"/>
-      </w:pPr>
-      <w:bookmarkStart w:id="20" w:name="_Toc227369606"/>
+        <w:pStyle w:val="Heading3"/>
+      </w:pPr>
+      <w:bookmarkStart w:id="21" w:name="_Toc227369606"/>
       <w:r>
         <w:t>REST API изгледи и сериализатори</w:t>
       </w:r>
-      <w:bookmarkEnd w:id="20"/>
+      <w:bookmarkEnd w:id="21"/>
     </w:p>
     <w:p>
       <w:pPr>
@@ -9266,13 +9301,13 @@
     </w:p>
     <w:p>
       <w:pPr>
-        <w:pStyle w:val="3"/>
-      </w:pPr>
-      <w:bookmarkStart w:id="21" w:name="_Toc227369607"/>
+        <w:pStyle w:val="Heading3"/>
+      </w:pPr>
+      <w:bookmarkStart w:id="22" w:name="_Toc227369607"/>
       <w:r>
         <w:t>Маршрутизация на заявките</w:t>
       </w:r>
-      <w:bookmarkEnd w:id="21"/>
+      <w:bookmarkEnd w:id="22"/>
     </w:p>
     <w:p>
       <w:r>
@@ -9976,7 +10011,7 @@
     </w:p>
     <w:p>
       <w:pPr>
-        <w:pStyle w:val="2"/>
+        <w:pStyle w:val="Heading2"/>
         <w:rPr>
           <w:rFonts w:eastAsia="Times New Roman"/>
           <w:lang w:eastAsia="bg-BG"/>
@@ -10007,7 +10042,7 @@
     </w:p>
     <w:p>
       <w:pPr>
-        <w:pStyle w:val="3"/>
+        <w:pStyle w:val="Heading3"/>
       </w:pPr>
       <w:r>
         <w:t>Защита от CSRF (Cross-Site Request Forgery)</w:t>
@@ -10053,7 +10088,7 @@
     </w:p>
     <w:p>
       <w:pPr>
-        <w:pStyle w:val="3"/>
+        <w:pStyle w:val="Heading3"/>
       </w:pPr>
       <w:r>
         <w:lastRenderedPageBreak/>
@@ -10085,13 +10120,13 @@
     </w:p>
     <w:p>
       <w:pPr>
-        <w:pStyle w:val="2"/>
-      </w:pPr>
-      <w:bookmarkStart w:id="22" w:name="_Toc227369608"/>
+        <w:pStyle w:val="Heading2"/>
+      </w:pPr>
+      <w:bookmarkStart w:id="23" w:name="_Toc227369608"/>
       <w:r>
         <w:t>Разработка на потребителския интерфейс (Frontend)</w:t>
       </w:r>
-      <w:bookmarkEnd w:id="22"/>
+      <w:bookmarkEnd w:id="23"/>
     </w:p>
     <w:p>
       <w:r>
@@ -10100,13 +10135,13 @@
     </w:p>
     <w:p>
       <w:pPr>
-        <w:pStyle w:val="3"/>
-      </w:pPr>
-      <w:bookmarkStart w:id="23" w:name="_Toc227369609"/>
+        <w:pStyle w:val="Heading3"/>
+      </w:pPr>
+      <w:bookmarkStart w:id="24" w:name="_Toc227369609"/>
       <w:r>
         <w:t>Структура на изгледа</w:t>
       </w:r>
-      <w:bookmarkEnd w:id="23"/>
+      <w:bookmarkEnd w:id="24"/>
     </w:p>
     <w:p>
       <w:r>
@@ -10145,6 +10180,7 @@
         <w:rPr>
           <w:rFonts w:eastAsiaTheme="majorEastAsia"/>
           <w:noProof/>
+          <w:lang w:eastAsia="bg-BG"/>
         </w:rPr>
         <w:lastRenderedPageBreak/>
         <w:drawing>
@@ -10163,7 +10199,7 @@
                     <pic:cNvPicPr/>
                   </pic:nvPicPr>
                   <pic:blipFill>
-                    <a:blip r:embed="rId10"/>
+                    <a:blip r:embed="rId9"/>
                     <a:stretch>
                       <a:fillRect/>
                     </a:stretch>
@@ -10191,13 +10227,13 @@
     </w:p>
     <w:p>
       <w:pPr>
-        <w:pStyle w:val="3"/>
-      </w:pPr>
-      <w:bookmarkStart w:id="24" w:name="_Toc227369610"/>
+        <w:pStyle w:val="Heading3"/>
+      </w:pPr>
+      <w:bookmarkStart w:id="25" w:name="_Toc227369610"/>
       <w:r>
         <w:t>Взаимодействие с API чрез Vue.js</w:t>
       </w:r>
-      <w:bookmarkEnd w:id="24"/>
+      <w:bookmarkEnd w:id="25"/>
     </w:p>
     <w:p>
       <w:r>
@@ -14226,13 +14262,13 @@
     </w:p>
     <w:p>
       <w:pPr>
-        <w:pStyle w:val="2"/>
-      </w:pPr>
-      <w:bookmarkStart w:id="25" w:name="_Toc227369611"/>
+        <w:pStyle w:val="Heading2"/>
+      </w:pPr>
+      <w:bookmarkStart w:id="26" w:name="_Toc227369611"/>
       <w:r>
         <w:t>Тестване и ръководство за потребителя</w:t>
       </w:r>
-      <w:bookmarkEnd w:id="25"/>
+      <w:bookmarkEnd w:id="26"/>
     </w:p>
     <w:p>
       <w:r>
@@ -14256,6 +14292,7 @@
         <w:rPr>
           <w:rFonts w:eastAsiaTheme="majorEastAsia"/>
           <w:noProof/>
+          <w:lang w:eastAsia="bg-BG"/>
         </w:rPr>
         <w:drawing>
           <wp:inline distT="0" distB="0" distL="0" distR="0" wp14:anchorId="68EDE4CA" wp14:editId="096F0296">
@@ -14273,7 +14310,7 @@
                     <pic:cNvPicPr/>
                   </pic:nvPicPr>
                   <pic:blipFill>
-                    <a:blip r:embed="rId11"/>
+                    <a:blip r:embed="rId10"/>
                     <a:stretch>
                       <a:fillRect/>
                     </a:stretch>
@@ -14332,7 +14369,7 @@
                     </pic:cNvPicPr>
                   </pic:nvPicPr>
                   <pic:blipFill>
-                    <a:blip r:embed="rId12">
+                    <a:blip r:embed="rId11">
                       <a:extLst>
                         <a:ext uri="{28A0092B-C50C-407E-A947-70E740481C1C}">
                           <a14:useLocalDpi xmlns:a14="http://schemas.microsoft.com/office/drawing/2010/main" val="0"/>
@@ -14428,12 +14465,12 @@
           <w:lang w:val="en-US" w:eastAsia="bg-BG"/>
         </w:rPr>
       </w:pPr>
-      <w:bookmarkStart w:id="26" w:name="_GoBack"/>
       <w:r>
         <w:rPr>
           <w:rFonts w:eastAsiaTheme="majorEastAsia"/>
           <w:i/>
           <w:noProof/>
+          <w:lang w:eastAsia="bg-BG"/>
         </w:rPr>
         <w:lastRenderedPageBreak/>
         <w:drawing>
@@ -14452,7 +14489,7 @@
                     <pic:cNvPicPr/>
                   </pic:nvPicPr>
                   <pic:blipFill>
-                    <a:blip r:embed="rId13"/>
+                    <a:blip r:embed="rId12"/>
                     <a:stretch>
                       <a:fillRect/>
                     </a:stretch>
@@ -14477,7 +14514,6 @@
           </wp:inline>
         </w:drawing>
       </w:r>
-      <w:bookmarkEnd w:id="26"/>
     </w:p>
     <w:p>
       <w:pPr>
@@ -14531,7 +14567,7 @@
     </w:p>
     <w:p>
       <w:pPr>
-        <w:pStyle w:val="1"/>
+        <w:pStyle w:val="Heading1"/>
         <w:rPr>
           <w:rFonts w:eastAsiaTheme="majorEastAsia"/>
           <w:lang w:val="en-US"/>
@@ -14549,7 +14585,7 @@
     </w:p>
     <w:p>
       <w:pPr>
-        <w:pStyle w:val="2"/>
+        <w:pStyle w:val="Heading2"/>
         <w:rPr>
           <w:lang w:eastAsia="bg-BG"/>
         </w:rPr>
@@ -14698,7 +14734,7 @@
     </w:p>
     <w:p>
       <w:pPr>
-        <w:pStyle w:val="2"/>
+        <w:pStyle w:val="Heading2"/>
         <w:rPr>
           <w:lang w:eastAsia="bg-BG"/>
         </w:rPr>
@@ -14743,7 +14779,7 @@
     </w:p>
     <w:p>
       <w:pPr>
-        <w:pStyle w:val="2"/>
+        <w:pStyle w:val="Heading2"/>
         <w:rPr>
           <w:lang w:eastAsia="bg-BG"/>
         </w:rPr>
@@ -14778,7 +14814,7 @@
     </w:p>
     <w:p>
       <w:pPr>
-        <w:pStyle w:val="3"/>
+        <w:pStyle w:val="Heading3"/>
         <w:rPr>
           <w:rFonts w:eastAsiaTheme="majorEastAsia"/>
         </w:rPr>
@@ -14807,7 +14843,7 @@
     </w:p>
     <w:p>
       <w:pPr>
-        <w:pStyle w:val="3"/>
+        <w:pStyle w:val="Heading3"/>
         <w:rPr>
           <w:rFonts w:eastAsiaTheme="majorEastAsia"/>
         </w:rPr>
@@ -14836,7 +14872,7 @@
     </w:p>
     <w:p>
       <w:pPr>
-        <w:pStyle w:val="3"/>
+        <w:pStyle w:val="Heading3"/>
         <w:rPr>
           <w:rFonts w:eastAsiaTheme="majorEastAsia"/>
         </w:rPr>
@@ -14873,7 +14909,7 @@
     </w:p>
     <w:p>
       <w:pPr>
-        <w:pStyle w:val="3"/>
+        <w:pStyle w:val="Heading3"/>
         <w:rPr>
           <w:rFonts w:eastAsiaTheme="majorEastAsia"/>
         </w:rPr>
@@ -14902,7 +14938,7 @@
     </w:p>
     <w:p>
       <w:pPr>
-        <w:pStyle w:val="2"/>
+        <w:pStyle w:val="Heading2"/>
         <w:rPr>
           <w:lang w:eastAsia="bg-BG"/>
         </w:rPr>
@@ -14941,7 +14977,7 @@
     </w:p>
     <w:p>
       <w:pPr>
-        <w:pStyle w:val="1"/>
+        <w:pStyle w:val="Heading1"/>
         <w:rPr>
           <w:lang w:val="en-US"/>
         </w:rPr>
@@ -15020,7 +15056,7 @@
       </w:pPr>
     </w:p>
     <w:sectPr>
-      <w:footerReference w:type="default" r:id="rId14"/>
+      <w:footerReference w:type="default" r:id="rId13"/>
       <w:pgSz w:w="11906" w:h="16838"/>
       <w:pgMar w:top="1417" w:right="1417" w:bottom="1417" w:left="1417" w:header="708" w:footer="708" w:gutter="0"/>
       <w:cols w:space="708"/>
@@ -15031,7 +15067,7 @@
 </file>
 
 <file path=word/endnotes.xml><?xml version="1.0" encoding="utf-8"?>
-<w:endnotes xmlns:wpc="http://schemas.microsoft.com/office/word/2010/wordprocessingCanvas" xmlns:mc="http://schemas.openxmlformats.org/markup-compatibility/2006" xmlns:o="urn:schemas-microsoft-com:office:office" xmlns:r="http://schemas.openxmlformats.org/officeDocument/2006/relationships" xmlns:m="http://schemas.openxmlformats.org/officeDocument/2006/math" xmlns:v="urn:schemas-microsoft-com:vml" xmlns:wp14="http://schemas.microsoft.com/office/word/2010/wordprocessingDrawing" xmlns:wp="http://schemas.openxmlformats.org/drawingml/2006/wordprocessingDrawing" xmlns:w10="urn:schemas-microsoft-com:office:word" xmlns:w="http://schemas.openxmlformats.org/wordprocessingml/2006/main" xmlns:w14="http://schemas.microsoft.com/office/word/2010/wordml" xmlns:wpg="http://schemas.microsoft.com/office/word/2010/wordprocessingGroup" xmlns:wpi="http://schemas.microsoft.com/office/word/2010/wordprocessingInk" xmlns:wne="http://schemas.microsoft.com/office/word/2006/wordml" xmlns:wps="http://schemas.microsoft.com/office/word/2010/wordprocessingShape" mc:Ignorable="w14 wp14">
+<w:endnotes xmlns:wpc="http://schemas.microsoft.com/office/word/2010/wordprocessingCanvas" xmlns:cx="http://schemas.microsoft.com/office/drawing/2014/chartex" xmlns:mc="http://schemas.openxmlformats.org/markup-compatibility/2006" xmlns:o="urn:schemas-microsoft-com:office:office" xmlns:r="http://schemas.openxmlformats.org/officeDocument/2006/relationships" xmlns:m="http://schemas.openxmlformats.org/officeDocument/2006/math" xmlns:v="urn:schemas-microsoft-com:vml" xmlns:wp14="http://schemas.microsoft.com/office/word/2010/wordprocessingDrawing" xmlns:wp="http://schemas.openxmlformats.org/drawingml/2006/wordprocessingDrawing" xmlns:w10="urn:schemas-microsoft-com:office:word" xmlns:w="http://schemas.openxmlformats.org/wordprocessingml/2006/main" xmlns:w14="http://schemas.microsoft.com/office/word/2010/wordml" xmlns:w15="http://schemas.microsoft.com/office/word/2012/wordml" xmlns:w16se="http://schemas.microsoft.com/office/word/2015/wordml/symex" xmlns:wpg="http://schemas.microsoft.com/office/word/2010/wordprocessingGroup" xmlns:wpi="http://schemas.microsoft.com/office/word/2010/wordprocessingInk" xmlns:wne="http://schemas.microsoft.com/office/word/2006/wordml" xmlns:wps="http://schemas.microsoft.com/office/word/2010/wordprocessingShape" mc:Ignorable="w14 w15 w16se wp14">
   <w:endnote w:type="separator" w:id="-1">
     <w:p>
       <w:r>
@@ -15050,7 +15086,7 @@
 </file>
 
 <file path=word/footer1.xml><?xml version="1.0" encoding="utf-8"?>
-<w:ftr xmlns:wpc="http://schemas.microsoft.com/office/word/2010/wordprocessingCanvas" xmlns:mc="http://schemas.openxmlformats.org/markup-compatibility/2006" xmlns:o="urn:schemas-microsoft-com:office:office" xmlns:r="http://schemas.openxmlformats.org/officeDocument/2006/relationships" xmlns:m="http://schemas.openxmlformats.org/officeDocument/2006/math" xmlns:v="urn:schemas-microsoft-com:vml" xmlns:wp14="http://schemas.microsoft.com/office/word/2010/wordprocessingDrawing" xmlns:wp="http://schemas.openxmlformats.org/drawingml/2006/wordprocessingDrawing" xmlns:w10="urn:schemas-microsoft-com:office:word" xmlns:w="http://schemas.openxmlformats.org/wordprocessingml/2006/main" xmlns:w14="http://schemas.microsoft.com/office/word/2010/wordml" xmlns:wpg="http://schemas.microsoft.com/office/word/2010/wordprocessingGroup" xmlns:wpi="http://schemas.microsoft.com/office/word/2010/wordprocessingInk" xmlns:wne="http://schemas.microsoft.com/office/word/2006/wordml" xmlns:wps="http://schemas.microsoft.com/office/word/2010/wordprocessingShape" mc:Ignorable="w14 wp14">
+<w:ftr xmlns:wpc="http://schemas.microsoft.com/office/word/2010/wordprocessingCanvas" xmlns:cx="http://schemas.microsoft.com/office/drawing/2014/chartex" xmlns:mc="http://schemas.openxmlformats.org/markup-compatibility/2006" xmlns:o="urn:schemas-microsoft-com:office:office" xmlns:r="http://schemas.openxmlformats.org/officeDocument/2006/relationships" xmlns:m="http://schemas.openxmlformats.org/officeDocument/2006/math" xmlns:v="urn:schemas-microsoft-com:vml" xmlns:wp14="http://schemas.microsoft.com/office/word/2010/wordprocessingDrawing" xmlns:wp="http://schemas.openxmlformats.org/drawingml/2006/wordprocessingDrawing" xmlns:w10="urn:schemas-microsoft-com:office:word" xmlns:w="http://schemas.openxmlformats.org/wordprocessingml/2006/main" xmlns:w14="http://schemas.microsoft.com/office/word/2010/wordml" xmlns:w15="http://schemas.microsoft.com/office/word/2012/wordml" xmlns:w16se="http://schemas.microsoft.com/office/word/2015/wordml/symex" xmlns:wpg="http://schemas.microsoft.com/office/word/2010/wordprocessingGroup" xmlns:wpi="http://schemas.microsoft.com/office/word/2010/wordprocessingInk" xmlns:wne="http://schemas.microsoft.com/office/word/2006/wordml" xmlns:wps="http://schemas.microsoft.com/office/word/2010/wordprocessingShape" mc:Ignorable="w14 w15 w16se wp14">
   <w:sdt>
     <w:sdtPr>
       <w:id w:val="9166122"/>
@@ -15059,10 +15095,11 @@
         <w:docPartUnique/>
       </w:docPartObj>
     </w:sdtPr>
+    <w:sdtEndPr/>
     <w:sdtContent>
       <w:p>
         <w:pPr>
-          <w:pStyle w:val="ab"/>
+          <w:pStyle w:val="Footer"/>
         </w:pPr>
         <w:r>
           <w:rPr>
@@ -15086,7 +15123,7 @@
           <w:rPr>
             <w:noProof/>
           </w:rPr>
-          <w:t>29</w:t>
+          <w:t>4</w:t>
         </w:r>
         <w:r>
           <w:rPr>
@@ -15099,14 +15136,14 @@
   </w:sdt>
   <w:p>
     <w:pPr>
-      <w:pStyle w:val="ab"/>
+      <w:pStyle w:val="Footer"/>
     </w:pPr>
   </w:p>
 </w:ftr>
 </file>
 
 <file path=word/footnotes.xml><?xml version="1.0" encoding="utf-8"?>
-<w:footnotes xmlns:wpc="http://schemas.microsoft.com/office/word/2010/wordprocessingCanvas" xmlns:mc="http://schemas.openxmlformats.org/markup-compatibility/2006" xmlns:o="urn:schemas-microsoft-com:office:office" xmlns:r="http://schemas.openxmlformats.org/officeDocument/2006/relationships" xmlns:m="http://schemas.openxmlformats.org/officeDocument/2006/math" xmlns:v="urn:schemas-microsoft-com:vml" xmlns:wp14="http://schemas.microsoft.com/office/word/2010/wordprocessingDrawing" xmlns:wp="http://schemas.openxmlformats.org/drawingml/2006/wordprocessingDrawing" xmlns:w10="urn:schemas-microsoft-com:office:word" xmlns:w="http://schemas.openxmlformats.org/wordprocessingml/2006/main" xmlns:w14="http://schemas.microsoft.com/office/word/2010/wordml" xmlns:wpg="http://schemas.microsoft.com/office/word/2010/wordprocessingGroup" xmlns:wpi="http://schemas.microsoft.com/office/word/2010/wordprocessingInk" xmlns:wne="http://schemas.microsoft.com/office/word/2006/wordml" xmlns:wps="http://schemas.microsoft.com/office/word/2010/wordprocessingShape" mc:Ignorable="w14 wp14">
+<w:footnotes xmlns:wpc="http://schemas.microsoft.com/office/word/2010/wordprocessingCanvas" xmlns:cx="http://schemas.microsoft.com/office/drawing/2014/chartex" xmlns:mc="http://schemas.openxmlformats.org/markup-compatibility/2006" xmlns:o="urn:schemas-microsoft-com:office:office" xmlns:r="http://schemas.openxmlformats.org/officeDocument/2006/relationships" xmlns:m="http://schemas.openxmlformats.org/officeDocument/2006/math" xmlns:v="urn:schemas-microsoft-com:vml" xmlns:wp14="http://schemas.microsoft.com/office/word/2010/wordprocessingDrawing" xmlns:wp="http://schemas.openxmlformats.org/drawingml/2006/wordprocessingDrawing" xmlns:w10="urn:schemas-microsoft-com:office:word" xmlns:w="http://schemas.openxmlformats.org/wordprocessingml/2006/main" xmlns:w14="http://schemas.microsoft.com/office/word/2010/wordml" xmlns:w15="http://schemas.microsoft.com/office/word/2012/wordml" xmlns:w16se="http://schemas.microsoft.com/office/word/2015/wordml/symex" xmlns:wpg="http://schemas.microsoft.com/office/word/2010/wordprocessingGroup" xmlns:wpi="http://schemas.microsoft.com/office/word/2010/wordprocessingInk" xmlns:wne="http://schemas.microsoft.com/office/word/2006/wordml" xmlns:wps="http://schemas.microsoft.com/office/word/2010/wordprocessingShape" mc:Ignorable="w14 w15 w16se wp14">
   <w:footnote w:type="separator" w:id="-1">
     <w:p>
       <w:r>
@@ -15125,8 +15162,8 @@
 </file>
 
 <file path=word/numbering.xml><?xml version="1.0" encoding="utf-8"?>
-<w:numbering xmlns:wpc="http://schemas.microsoft.com/office/word/2010/wordprocessingCanvas" xmlns:mc="http://schemas.openxmlformats.org/markup-compatibility/2006" xmlns:o="urn:schemas-microsoft-com:office:office" xmlns:r="http://schemas.openxmlformats.org/officeDocument/2006/relationships" xmlns:m="http://schemas.openxmlformats.org/officeDocument/2006/math" xmlns:v="urn:schemas-microsoft-com:vml" xmlns:wp14="http://schemas.microsoft.com/office/word/2010/wordprocessingDrawing" xmlns:wp="http://schemas.openxmlformats.org/drawingml/2006/wordprocessingDrawing" xmlns:w10="urn:schemas-microsoft-com:office:word" xmlns:w="http://schemas.openxmlformats.org/wordprocessingml/2006/main" xmlns:w14="http://schemas.microsoft.com/office/word/2010/wordml" xmlns:wpg="http://schemas.microsoft.com/office/word/2010/wordprocessingGroup" xmlns:wpi="http://schemas.microsoft.com/office/word/2010/wordprocessingInk" xmlns:wne="http://schemas.microsoft.com/office/word/2006/wordml" xmlns:wps="http://schemas.microsoft.com/office/word/2010/wordprocessingShape" mc:Ignorable="w14 wp14">
-  <w:abstractNum w:abstractNumId="0">
+<w:numbering xmlns:wpc="http://schemas.microsoft.com/office/word/2010/wordprocessingCanvas" xmlns:cx="http://schemas.microsoft.com/office/drawing/2014/chartex" xmlns:mc="http://schemas.openxmlformats.org/markup-compatibility/2006" xmlns:o="urn:schemas-microsoft-com:office:office" xmlns:r="http://schemas.openxmlformats.org/officeDocument/2006/relationships" xmlns:m="http://schemas.openxmlformats.org/officeDocument/2006/math" xmlns:v="urn:schemas-microsoft-com:vml" xmlns:wp14="http://schemas.microsoft.com/office/word/2010/wordprocessingDrawing" xmlns:wp="http://schemas.openxmlformats.org/drawingml/2006/wordprocessingDrawing" xmlns:w10="urn:schemas-microsoft-com:office:word" xmlns:w="http://schemas.openxmlformats.org/wordprocessingml/2006/main" xmlns:w14="http://schemas.microsoft.com/office/word/2010/wordml" xmlns:w15="http://schemas.microsoft.com/office/word/2012/wordml" xmlns:w16se="http://schemas.microsoft.com/office/word/2015/wordml/symex" xmlns:wpg="http://schemas.microsoft.com/office/word/2010/wordprocessingGroup" xmlns:wpi="http://schemas.microsoft.com/office/word/2010/wordprocessingInk" xmlns:wne="http://schemas.microsoft.com/office/word/2006/wordml" xmlns:wps="http://schemas.microsoft.com/office/word/2010/wordprocessingShape" mc:Ignorable="w14 w15 w16se wp14">
+  <w:abstractNum w:abstractNumId="0" w15:restartNumberingAfterBreak="0">
     <w:nsid w:val="01C63D10"/>
     <w:multiLevelType w:val="multilevel"/>
     <w:tmpl w:val="7D269906"/>
@@ -15247,7 +15284,7 @@
       </w:pPr>
     </w:lvl>
   </w:abstractNum>
-  <w:abstractNum w:abstractNumId="1">
+  <w:abstractNum w:abstractNumId="1" w15:restartNumberingAfterBreak="0">
     <w:nsid w:val="023E2BCD"/>
     <w:multiLevelType w:val="multilevel"/>
     <w:tmpl w:val="1D385BBE"/>
@@ -15360,7 +15397,7 @@
       </w:pPr>
     </w:lvl>
   </w:abstractNum>
-  <w:abstractNum w:abstractNumId="2">
+  <w:abstractNum w:abstractNumId="2" w15:restartNumberingAfterBreak="0">
     <w:nsid w:val="0273190F"/>
     <w:multiLevelType w:val="multilevel"/>
     <w:tmpl w:val="27C0515C"/>
@@ -15509,7 +15546,7 @@
       </w:rPr>
     </w:lvl>
   </w:abstractNum>
-  <w:abstractNum w:abstractNumId="3">
+  <w:abstractNum w:abstractNumId="3" w15:restartNumberingAfterBreak="0">
     <w:nsid w:val="04030578"/>
     <w:multiLevelType w:val="multilevel"/>
     <w:tmpl w:val="E81E7A24"/>
@@ -15622,7 +15659,7 @@
       </w:pPr>
     </w:lvl>
   </w:abstractNum>
-  <w:abstractNum w:abstractNumId="4">
+  <w:abstractNum w:abstractNumId="4" w15:restartNumberingAfterBreak="0">
     <w:nsid w:val="0E87710B"/>
     <w:multiLevelType w:val="multilevel"/>
     <w:tmpl w:val="04D4A292"/>
@@ -15735,7 +15772,7 @@
       </w:pPr>
     </w:lvl>
   </w:abstractNum>
-  <w:abstractNum w:abstractNumId="5">
+  <w:abstractNum w:abstractNumId="5" w15:restartNumberingAfterBreak="0">
     <w:nsid w:val="11C61772"/>
     <w:multiLevelType w:val="multilevel"/>
     <w:tmpl w:val="4508AB0C"/>
@@ -15848,14 +15885,14 @@
       </w:pPr>
     </w:lvl>
   </w:abstractNum>
-  <w:abstractNum w:abstractNumId="6">
+  <w:abstractNum w:abstractNumId="6" w15:restartNumberingAfterBreak="0">
     <w:nsid w:val="1482775B"/>
     <w:multiLevelType w:val="multilevel"/>
     <w:tmpl w:val="73225AF0"/>
     <w:lvl w:ilvl="0">
       <w:start w:val="1"/>
       <w:numFmt w:val="decimal"/>
-      <w:pStyle w:val="1"/>
+      <w:pStyle w:val="Heading1"/>
       <w:lvlText w:val="%1."/>
       <w:lvlJc w:val="left"/>
       <w:pPr>
@@ -15868,7 +15905,7 @@
     <w:lvl w:ilvl="1">
       <w:start w:val="1"/>
       <w:numFmt w:val="decimal"/>
-      <w:pStyle w:val="2"/>
+      <w:pStyle w:val="Heading2"/>
       <w:lvlText w:val="%1.%2"/>
       <w:lvlJc w:val="left"/>
       <w:pPr>
@@ -15881,7 +15918,7 @@
     <w:lvl w:ilvl="2">
       <w:start w:val="1"/>
       <w:numFmt w:val="decimal"/>
-      <w:pStyle w:val="3"/>
+      <w:pStyle w:val="Heading3"/>
       <w:lvlText w:val="%1.%2.%3"/>
       <w:lvlJc w:val="left"/>
       <w:pPr>
@@ -15894,7 +15931,7 @@
     <w:lvl w:ilvl="3">
       <w:start w:val="1"/>
       <w:numFmt w:val="decimal"/>
-      <w:pStyle w:val="4"/>
+      <w:pStyle w:val="Heading4"/>
       <w:lvlText w:val="%1.%2.%3.%4"/>
       <w:lvlJc w:val="left"/>
       <w:pPr>
@@ -15907,7 +15944,7 @@
     <w:lvl w:ilvl="4">
       <w:start w:val="1"/>
       <w:numFmt w:val="decimal"/>
-      <w:pStyle w:val="5"/>
+      <w:pStyle w:val="Heading5"/>
       <w:lvlText w:val="%1.%2.%3.%4.%5"/>
       <w:lvlJc w:val="left"/>
       <w:pPr>
@@ -15920,7 +15957,7 @@
     <w:lvl w:ilvl="5">
       <w:start w:val="1"/>
       <w:numFmt w:val="decimal"/>
-      <w:pStyle w:val="6"/>
+      <w:pStyle w:val="Heading6"/>
       <w:lvlText w:val="%1.%2.%3.%4.%5.%6"/>
       <w:lvlJc w:val="left"/>
       <w:pPr>
@@ -15933,7 +15970,7 @@
     <w:lvl w:ilvl="6">
       <w:start w:val="1"/>
       <w:numFmt w:val="decimal"/>
-      <w:pStyle w:val="7"/>
+      <w:pStyle w:val="Heading7"/>
       <w:lvlText w:val="%1.%2.%3.%4.%5.%6.%7"/>
       <w:lvlJc w:val="left"/>
       <w:pPr>
@@ -15946,7 +15983,7 @@
     <w:lvl w:ilvl="7">
       <w:start w:val="1"/>
       <w:numFmt w:val="decimal"/>
-      <w:pStyle w:val="8"/>
+      <w:pStyle w:val="Heading8"/>
       <w:lvlText w:val="%1.%2.%3.%4.%5.%6.%7.%8"/>
       <w:lvlJc w:val="left"/>
       <w:pPr>
@@ -15959,7 +15996,7 @@
     <w:lvl w:ilvl="8">
       <w:start w:val="1"/>
       <w:numFmt w:val="decimal"/>
-      <w:pStyle w:val="9"/>
+      <w:pStyle w:val="Heading9"/>
       <w:lvlText w:val="%1.%2.%3.%4.%5.%6.%7.%8.%9"/>
       <w:lvlJc w:val="left"/>
       <w:pPr>
@@ -15970,7 +16007,7 @@
       </w:rPr>
     </w:lvl>
   </w:abstractNum>
-  <w:abstractNum w:abstractNumId="7">
+  <w:abstractNum w:abstractNumId="7" w15:restartNumberingAfterBreak="0">
     <w:nsid w:val="1A6546FE"/>
     <w:multiLevelType w:val="multilevel"/>
     <w:tmpl w:val="7F2ACF80"/>
@@ -16087,7 +16124,7 @@
       </w:pPr>
     </w:lvl>
   </w:abstractNum>
-  <w:abstractNum w:abstractNumId="8">
+  <w:abstractNum w:abstractNumId="8" w15:restartNumberingAfterBreak="0">
     <w:nsid w:val="1D6F6BD6"/>
     <w:multiLevelType w:val="multilevel"/>
     <w:tmpl w:val="77EE43DE"/>
@@ -16200,7 +16237,7 @@
       </w:pPr>
     </w:lvl>
   </w:abstractNum>
-  <w:abstractNum w:abstractNumId="9">
+  <w:abstractNum w:abstractNumId="9" w15:restartNumberingAfterBreak="0">
     <w:nsid w:val="1F4963EB"/>
     <w:multiLevelType w:val="multilevel"/>
     <w:tmpl w:val="11CE770C"/>
@@ -16349,7 +16386,7 @@
       </w:rPr>
     </w:lvl>
   </w:abstractNum>
-  <w:abstractNum w:abstractNumId="10">
+  <w:abstractNum w:abstractNumId="10" w15:restartNumberingAfterBreak="0">
     <w:nsid w:val="27F80072"/>
     <w:multiLevelType w:val="multilevel"/>
     <w:tmpl w:val="9290113C"/>
@@ -16466,7 +16503,7 @@
       </w:pPr>
     </w:lvl>
   </w:abstractNum>
-  <w:abstractNum w:abstractNumId="11">
+  <w:abstractNum w:abstractNumId="11" w15:restartNumberingAfterBreak="0">
     <w:nsid w:val="28B151F1"/>
     <w:multiLevelType w:val="hybridMultilevel"/>
     <w:tmpl w:val="BEB47992"/>
@@ -16555,7 +16592,7 @@
       </w:pPr>
     </w:lvl>
   </w:abstractNum>
-  <w:abstractNum w:abstractNumId="12">
+  <w:abstractNum w:abstractNumId="12" w15:restartNumberingAfterBreak="0">
     <w:nsid w:val="38E564FD"/>
     <w:multiLevelType w:val="multilevel"/>
     <w:tmpl w:val="31CCBBBC"/>
@@ -16698,7 +16735,7 @@
       </w:rPr>
     </w:lvl>
   </w:abstractNum>
-  <w:abstractNum w:abstractNumId="13">
+  <w:abstractNum w:abstractNumId="13" w15:restartNumberingAfterBreak="0">
     <w:nsid w:val="39453D5D"/>
     <w:multiLevelType w:val="multilevel"/>
     <w:tmpl w:val="AE70A622"/>
@@ -16847,7 +16884,7 @@
       </w:rPr>
     </w:lvl>
   </w:abstractNum>
-  <w:abstractNum w:abstractNumId="14">
+  <w:abstractNum w:abstractNumId="14" w15:restartNumberingAfterBreak="0">
     <w:nsid w:val="3AB73118"/>
     <w:multiLevelType w:val="multilevel"/>
     <w:tmpl w:val="634CC72C"/>
@@ -16960,7 +16997,7 @@
       </w:pPr>
     </w:lvl>
   </w:abstractNum>
-  <w:abstractNum w:abstractNumId="15">
+  <w:abstractNum w:abstractNumId="15" w15:restartNumberingAfterBreak="0">
     <w:nsid w:val="3C990C35"/>
     <w:multiLevelType w:val="multilevel"/>
     <w:tmpl w:val="E8F47E58"/>
@@ -17073,7 +17110,7 @@
       </w:pPr>
     </w:lvl>
   </w:abstractNum>
-  <w:abstractNum w:abstractNumId="16">
+  <w:abstractNum w:abstractNumId="16" w15:restartNumberingAfterBreak="0">
     <w:nsid w:val="3D470C5C"/>
     <w:multiLevelType w:val="multilevel"/>
     <w:tmpl w:val="BE0EB5C2"/>
@@ -17222,7 +17259,7 @@
       </w:rPr>
     </w:lvl>
   </w:abstractNum>
-  <w:abstractNum w:abstractNumId="17">
+  <w:abstractNum w:abstractNumId="17" w15:restartNumberingAfterBreak="0">
     <w:nsid w:val="427E0F42"/>
     <w:multiLevelType w:val="multilevel"/>
     <w:tmpl w:val="07689776"/>
@@ -17335,7 +17372,7 @@
       </w:pPr>
     </w:lvl>
   </w:abstractNum>
-  <w:abstractNum w:abstractNumId="18">
+  <w:abstractNum w:abstractNumId="18" w15:restartNumberingAfterBreak="0">
     <w:nsid w:val="4B401398"/>
     <w:multiLevelType w:val="multilevel"/>
     <w:tmpl w:val="A1B2A394"/>
@@ -17484,7 +17521,7 @@
       </w:rPr>
     </w:lvl>
   </w:abstractNum>
-  <w:abstractNum w:abstractNumId="19">
+  <w:abstractNum w:abstractNumId="19" w15:restartNumberingAfterBreak="0">
     <w:nsid w:val="56AB139F"/>
     <w:multiLevelType w:val="multilevel"/>
     <w:tmpl w:val="F168ABA2"/>
@@ -17601,7 +17638,7 @@
       </w:pPr>
     </w:lvl>
   </w:abstractNum>
-  <w:abstractNum w:abstractNumId="20">
+  <w:abstractNum w:abstractNumId="20" w15:restartNumberingAfterBreak="0">
     <w:nsid w:val="795D421C"/>
     <w:multiLevelType w:val="multilevel"/>
     <w:tmpl w:val="CF2414DA"/>
@@ -17714,7 +17751,7 @@
       </w:pPr>
     </w:lvl>
   </w:abstractNum>
-  <w:abstractNum w:abstractNumId="21">
+  <w:abstractNum w:abstractNumId="21" w15:restartNumberingAfterBreak="0">
     <w:nsid w:val="7AA55902"/>
     <w:multiLevelType w:val="multilevel"/>
     <w:tmpl w:val="DAFC70E4"/>
@@ -17827,7 +17864,7 @@
       </w:pPr>
     </w:lvl>
   </w:abstractNum>
-  <w:abstractNum w:abstractNumId="22">
+  <w:abstractNum w:abstractNumId="22" w15:restartNumberingAfterBreak="0">
     <w:nsid w:val="7DD05627"/>
     <w:multiLevelType w:val="multilevel"/>
     <w:tmpl w:val="6B0057BC"/>
@@ -18051,7 +18088,7 @@
 </file>
 
 <file path=word/styles.xml><?xml version="1.0" encoding="utf-8"?>
-<w:styles xmlns:mc="http://schemas.openxmlformats.org/markup-compatibility/2006" xmlns:r="http://schemas.openxmlformats.org/officeDocument/2006/relationships" xmlns:w="http://schemas.openxmlformats.org/wordprocessingml/2006/main" xmlns:w14="http://schemas.microsoft.com/office/word/2010/wordml" mc:Ignorable="w14">
+<w:styles xmlns:mc="http://schemas.openxmlformats.org/markup-compatibility/2006" xmlns:r="http://schemas.openxmlformats.org/officeDocument/2006/relationships" xmlns:w="http://schemas.openxmlformats.org/wordprocessingml/2006/main" xmlns:w14="http://schemas.microsoft.com/office/word/2010/wordml" xmlns:w15="http://schemas.microsoft.com/office/word/2012/wordml" xmlns:w16se="http://schemas.microsoft.com/office/word/2015/wordml/symex" mc:Ignorable="w14 w15 w16se">
   <w:docDefaults>
     <w:rPrDefault>
       <w:rPr>
@@ -18067,146 +18104,380 @@
       </w:pPr>
     </w:pPrDefault>
   </w:docDefaults>
-  <w:latentStyles w:defLockedState="0" w:defUIPriority="99" w:defSemiHidden="1" w:defUnhideWhenUsed="1" w:defQFormat="0" w:count="267">
-    <w:lsdException w:name="Normal" w:semiHidden="0" w:uiPriority="0" w:unhideWhenUsed="0" w:qFormat="1"/>
-    <w:lsdException w:name="heading 1" w:semiHidden="0" w:uiPriority="9" w:unhideWhenUsed="0" w:qFormat="1"/>
-    <w:lsdException w:name="heading 2" w:uiPriority="9" w:qFormat="1"/>
-    <w:lsdException w:name="heading 3" w:uiPriority="9" w:qFormat="1"/>
-    <w:lsdException w:name="heading 4" w:uiPriority="9" w:qFormat="1"/>
-    <w:lsdException w:name="heading 5" w:uiPriority="9" w:qFormat="1"/>
-    <w:lsdException w:name="heading 6" w:uiPriority="9" w:qFormat="1"/>
-    <w:lsdException w:name="heading 7" w:uiPriority="9" w:qFormat="1"/>
-    <w:lsdException w:name="heading 8" w:uiPriority="9" w:qFormat="1"/>
-    <w:lsdException w:name="heading 9" w:uiPriority="9" w:qFormat="1"/>
-    <w:lsdException w:name="toc 1" w:uiPriority="39"/>
-    <w:lsdException w:name="toc 2" w:uiPriority="39"/>
-    <w:lsdException w:name="toc 3" w:uiPriority="39"/>
-    <w:lsdException w:name="toc 4" w:uiPriority="39"/>
-    <w:lsdException w:name="toc 5" w:uiPriority="39"/>
-    <w:lsdException w:name="toc 6" w:uiPriority="39"/>
-    <w:lsdException w:name="toc 7" w:uiPriority="39"/>
-    <w:lsdException w:name="toc 8" w:uiPriority="39"/>
-    <w:lsdException w:name="toc 9" w:uiPriority="39"/>
-    <w:lsdException w:name="caption" w:uiPriority="35" w:qFormat="1"/>
-    <w:lsdException w:name="Title" w:semiHidden="0" w:uiPriority="10" w:unhideWhenUsed="0" w:qFormat="1"/>
-    <w:lsdException w:name="Default Paragraph Font" w:uiPriority="1"/>
-    <w:lsdException w:name="Subtitle" w:semiHidden="0" w:uiPriority="11" w:unhideWhenUsed="0" w:qFormat="1"/>
-    <w:lsdException w:name="Strong" w:semiHidden="0" w:uiPriority="22" w:unhideWhenUsed="0" w:qFormat="1"/>
-    <w:lsdException w:name="Emphasis" w:semiHidden="0" w:uiPriority="20" w:unhideWhenUsed="0" w:qFormat="1"/>
-    <w:lsdException w:name="Table Grid" w:semiHidden="0" w:uiPriority="59" w:unhideWhenUsed="0"/>
-    <w:lsdException w:name="Placeholder Text" w:unhideWhenUsed="0"/>
-    <w:lsdException w:name="No Spacing" w:semiHidden="0" w:uiPriority="1" w:unhideWhenUsed="0" w:qFormat="1"/>
-    <w:lsdException w:name="Light Shading" w:semiHidden="0" w:uiPriority="60" w:unhideWhenUsed="0"/>
-    <w:lsdException w:name="Light List" w:semiHidden="0" w:uiPriority="61" w:unhideWhenUsed="0"/>
-    <w:lsdException w:name="Light Grid" w:semiHidden="0" w:uiPriority="62" w:unhideWhenUsed="0"/>
-    <w:lsdException w:name="Medium Shading 1" w:semiHidden="0" w:uiPriority="63" w:unhideWhenUsed="0"/>
-    <w:lsdException w:name="Medium Shading 2" w:semiHidden="0" w:uiPriority="64" w:unhideWhenUsed="0"/>
-    <w:lsdException w:name="Medium List 1" w:semiHidden="0" w:uiPriority="65" w:unhideWhenUsed="0"/>
-    <w:lsdException w:name="Medium List 2" w:semiHidden="0" w:uiPriority="66" w:unhideWhenUsed="0"/>
-    <w:lsdException w:name="Medium Grid 1" w:semiHidden="0" w:uiPriority="67" w:unhideWhenUsed="0"/>
-    <w:lsdException w:name="Medium Grid 2" w:semiHidden="0" w:uiPriority="68" w:unhideWhenUsed="0"/>
-    <w:lsdException w:name="Medium Grid 3" w:semiHidden="0" w:uiPriority="69" w:unhideWhenUsed="0"/>
-    <w:lsdException w:name="Dark List" w:semiHidden="0" w:uiPriority="70" w:unhideWhenUsed="0"/>
-    <w:lsdException w:name="Colorful Shading" w:semiHidden="0" w:uiPriority="71" w:unhideWhenUsed="0"/>
-    <w:lsdException w:name="Colorful List" w:semiHidden="0" w:uiPriority="72" w:unhideWhenUsed="0"/>
-    <w:lsdException w:name="Colorful Grid" w:semiHidden="0" w:uiPriority="73" w:unhideWhenUsed="0"/>
-    <w:lsdException w:name="Light Shading Accent 1" w:semiHidden="0" w:uiPriority="60" w:unhideWhenUsed="0"/>
-    <w:lsdException w:name="Light List Accent 1" w:semiHidden="0" w:uiPriority="61" w:unhideWhenUsed="0"/>
-    <w:lsdException w:name="Light Grid Accent 1" w:semiHidden="0" w:uiPriority="62" w:unhideWhenUsed="0"/>
-    <w:lsdException w:name="Medium Shading 1 Accent 1" w:semiHidden="0" w:uiPriority="63" w:unhideWhenUsed="0"/>
-    <w:lsdException w:name="Medium Shading 2 Accent 1" w:semiHidden="0" w:uiPriority="64" w:unhideWhenUsed="0"/>
-    <w:lsdException w:name="Medium List 1 Accent 1" w:semiHidden="0" w:uiPriority="65" w:unhideWhenUsed="0"/>
-    <w:lsdException w:name="Revision" w:unhideWhenUsed="0"/>
-    <w:lsdException w:name="List Paragraph" w:semiHidden="0" w:uiPriority="34" w:unhideWhenUsed="0" w:qFormat="1"/>
-    <w:lsdException w:name="Quote" w:semiHidden="0" w:uiPriority="29" w:unhideWhenUsed="0" w:qFormat="1"/>
-    <w:lsdException w:name="Intense Quote" w:semiHidden="0" w:uiPriority="30" w:unhideWhenUsed="0" w:qFormat="1"/>
-    <w:lsdException w:name="Medium List 2 Accent 1" w:semiHidden="0" w:uiPriority="66" w:unhideWhenUsed="0"/>
-    <w:lsdException w:name="Medium Grid 1 Accent 1" w:semiHidden="0" w:uiPriority="67" w:unhideWhenUsed="0"/>
-    <w:lsdException w:name="Medium Grid 2 Accent 1" w:semiHidden="0" w:uiPriority="68" w:unhideWhenUsed="0"/>
-    <w:lsdException w:name="Medium Grid 3 Accent 1" w:semiHidden="0" w:uiPriority="69" w:unhideWhenUsed="0"/>
-    <w:lsdException w:name="Dark List Accent 1" w:semiHidden="0" w:uiPriority="70" w:unhideWhenUsed="0"/>
-    <w:lsdException w:name="Colorful Shading Accent 1" w:semiHidden="0" w:uiPriority="71" w:unhideWhenUsed="0"/>
-    <w:lsdException w:name="Colorful List Accent 1" w:semiHidden="0" w:uiPriority="72" w:unhideWhenUsed="0"/>
-    <w:lsdException w:name="Colorful Grid Accent 1" w:semiHidden="0" w:uiPriority="73" w:unhideWhenUsed="0"/>
-    <w:lsdException w:name="Light Shading Accent 2" w:semiHidden="0" w:uiPriority="60" w:unhideWhenUsed="0"/>
-    <w:lsdException w:name="Light List Accent 2" w:semiHidden="0" w:uiPriority="61" w:unhideWhenUsed="0"/>
-    <w:lsdException w:name="Light Grid Accent 2" w:semiHidden="0" w:uiPriority="62" w:unhideWhenUsed="0"/>
-    <w:lsdException w:name="Medium Shading 1 Accent 2" w:semiHidden="0" w:uiPriority="63" w:unhideWhenUsed="0"/>
-    <w:lsdException w:name="Medium Shading 2 Accent 2" w:semiHidden="0" w:uiPriority="64" w:unhideWhenUsed="0"/>
-    <w:lsdException w:name="Medium List 1 Accent 2" w:semiHidden="0" w:uiPriority="65" w:unhideWhenUsed="0"/>
-    <w:lsdException w:name="Medium List 2 Accent 2" w:semiHidden="0" w:uiPriority="66" w:unhideWhenUsed="0"/>
-    <w:lsdException w:name="Medium Grid 1 Accent 2" w:semiHidden="0" w:uiPriority="67" w:unhideWhenUsed="0"/>
-    <w:lsdException w:name="Medium Grid 2 Accent 2" w:semiHidden="0" w:uiPriority="68" w:unhideWhenUsed="0"/>
-    <w:lsdException w:name="Medium Grid 3 Accent 2" w:semiHidden="0" w:uiPriority="69" w:unhideWhenUsed="0"/>
-    <w:lsdException w:name="Dark List Accent 2" w:semiHidden="0" w:uiPriority="70" w:unhideWhenUsed="0"/>
-    <w:lsdException w:name="Colorful Shading Accent 2" w:semiHidden="0" w:uiPriority="71" w:unhideWhenUsed="0"/>
-    <w:lsdException w:name="Colorful List Accent 2" w:semiHidden="0" w:uiPriority="72" w:unhideWhenUsed="0"/>
-    <w:lsdException w:name="Colorful Grid Accent 2" w:semiHidden="0" w:uiPriority="73" w:unhideWhenUsed="0"/>
-    <w:lsdException w:name="Light Shading Accent 3" w:semiHidden="0" w:uiPriority="60" w:unhideWhenUsed="0"/>
-    <w:lsdException w:name="Light List Accent 3" w:semiHidden="0" w:uiPriority="61" w:unhideWhenUsed="0"/>
-    <w:lsdException w:name="Light Grid Accent 3" w:semiHidden="0" w:uiPriority="62" w:unhideWhenUsed="0"/>
-    <w:lsdException w:name="Medium Shading 1 Accent 3" w:semiHidden="0" w:uiPriority="63" w:unhideWhenUsed="0"/>
-    <w:lsdException w:name="Medium Shading 2 Accent 3" w:semiHidden="0" w:uiPriority="64" w:unhideWhenUsed="0"/>
-    <w:lsdException w:name="Medium List 1 Accent 3" w:semiHidden="0" w:uiPriority="65" w:unhideWhenUsed="0"/>
-    <w:lsdException w:name="Medium List 2 Accent 3" w:semiHidden="0" w:uiPriority="66" w:unhideWhenUsed="0"/>
-    <w:lsdException w:name="Medium Grid 1 Accent 3" w:semiHidden="0" w:uiPriority="67" w:unhideWhenUsed="0"/>
-    <w:lsdException w:name="Medium Grid 2 Accent 3" w:semiHidden="0" w:uiPriority="68" w:unhideWhenUsed="0"/>
-    <w:lsdException w:name="Medium Grid 3 Accent 3" w:semiHidden="0" w:uiPriority="69" w:unhideWhenUsed="0"/>
-    <w:lsdException w:name="Dark List Accent 3" w:semiHidden="0" w:uiPriority="70" w:unhideWhenUsed="0"/>
-    <w:lsdException w:name="Colorful Shading Accent 3" w:semiHidden="0" w:uiPriority="71" w:unhideWhenUsed="0"/>
-    <w:lsdException w:name="Colorful List Accent 3" w:semiHidden="0" w:uiPriority="72" w:unhideWhenUsed="0"/>
-    <w:lsdException w:name="Colorful Grid Accent 3" w:semiHidden="0" w:uiPriority="73" w:unhideWhenUsed="0"/>
-    <w:lsdException w:name="Light Shading Accent 4" w:semiHidden="0" w:uiPriority="60" w:unhideWhenUsed="0"/>
-    <w:lsdException w:name="Light List Accent 4" w:semiHidden="0" w:uiPriority="61" w:unhideWhenUsed="0"/>
-    <w:lsdException w:name="Light Grid Accent 4" w:semiHidden="0" w:uiPriority="62" w:unhideWhenUsed="0"/>
-    <w:lsdException w:name="Medium Shading 1 Accent 4" w:semiHidden="0" w:uiPriority="63" w:unhideWhenUsed="0"/>
-    <w:lsdException w:name="Medium Shading 2 Accent 4" w:semiHidden="0" w:uiPriority="64" w:unhideWhenUsed="0"/>
-    <w:lsdException w:name="Medium List 1 Accent 4" w:semiHidden="0" w:uiPriority="65" w:unhideWhenUsed="0"/>
-    <w:lsdException w:name="Medium List 2 Accent 4" w:semiHidden="0" w:uiPriority="66" w:unhideWhenUsed="0"/>
-    <w:lsdException w:name="Medium Grid 1 Accent 4" w:semiHidden="0" w:uiPriority="67" w:unhideWhenUsed="0"/>
-    <w:lsdException w:name="Medium Grid 2 Accent 4" w:semiHidden="0" w:uiPriority="68" w:unhideWhenUsed="0"/>
-    <w:lsdException w:name="Medium Grid 3 Accent 4" w:semiHidden="0" w:uiPriority="69" w:unhideWhenUsed="0"/>
-    <w:lsdException w:name="Dark List Accent 4" w:semiHidden="0" w:uiPriority="70" w:unhideWhenUsed="0"/>
-    <w:lsdException w:name="Colorful Shading Accent 4" w:semiHidden="0" w:uiPriority="71" w:unhideWhenUsed="0"/>
-    <w:lsdException w:name="Colorful List Accent 4" w:semiHidden="0" w:uiPriority="72" w:unhideWhenUsed="0"/>
-    <w:lsdException w:name="Colorful Grid Accent 4" w:semiHidden="0" w:uiPriority="73" w:unhideWhenUsed="0"/>
-    <w:lsdException w:name="Light Shading Accent 5" w:semiHidden="0" w:uiPriority="60" w:unhideWhenUsed="0"/>
-    <w:lsdException w:name="Light List Accent 5" w:semiHidden="0" w:uiPriority="61" w:unhideWhenUsed="0"/>
-    <w:lsdException w:name="Light Grid Accent 5" w:semiHidden="0" w:uiPriority="62" w:unhideWhenUsed="0"/>
-    <w:lsdException w:name="Medium Shading 1 Accent 5" w:semiHidden="0" w:uiPriority="63" w:unhideWhenUsed="0"/>
-    <w:lsdException w:name="Medium Shading 2 Accent 5" w:semiHidden="0" w:uiPriority="64" w:unhideWhenUsed="0"/>
-    <w:lsdException w:name="Medium List 1 Accent 5" w:semiHidden="0" w:uiPriority="65" w:unhideWhenUsed="0"/>
-    <w:lsdException w:name="Medium List 2 Accent 5" w:semiHidden="0" w:uiPriority="66" w:unhideWhenUsed="0"/>
-    <w:lsdException w:name="Medium Grid 1 Accent 5" w:semiHidden="0" w:uiPriority="67" w:unhideWhenUsed="0"/>
-    <w:lsdException w:name="Medium Grid 2 Accent 5" w:semiHidden="0" w:uiPriority="68" w:unhideWhenUsed="0"/>
-    <w:lsdException w:name="Medium Grid 3 Accent 5" w:semiHidden="0" w:uiPriority="69" w:unhideWhenUsed="0"/>
-    <w:lsdException w:name="Dark List Accent 5" w:semiHidden="0" w:uiPriority="70" w:unhideWhenUsed="0"/>
-    <w:lsdException w:name="Colorful Shading Accent 5" w:semiHidden="0" w:uiPriority="71" w:unhideWhenUsed="0"/>
-    <w:lsdException w:name="Colorful List Accent 5" w:semiHidden="0" w:uiPriority="72" w:unhideWhenUsed="0"/>
-    <w:lsdException w:name="Colorful Grid Accent 5" w:semiHidden="0" w:uiPriority="73" w:unhideWhenUsed="0"/>
-    <w:lsdException w:name="Light Shading Accent 6" w:semiHidden="0" w:uiPriority="60" w:unhideWhenUsed="0"/>
-    <w:lsdException w:name="Light List Accent 6" w:semiHidden="0" w:uiPriority="61" w:unhideWhenUsed="0"/>
-    <w:lsdException w:name="Light Grid Accent 6" w:semiHidden="0" w:uiPriority="62" w:unhideWhenUsed="0"/>
-    <w:lsdException w:name="Medium Shading 1 Accent 6" w:semiHidden="0" w:uiPriority="63" w:unhideWhenUsed="0"/>
-    <w:lsdException w:name="Medium Shading 2 Accent 6" w:semiHidden="0" w:uiPriority="64" w:unhideWhenUsed="0"/>
-    <w:lsdException w:name="Medium List 1 Accent 6" w:semiHidden="0" w:uiPriority="65" w:unhideWhenUsed="0"/>
-    <w:lsdException w:name="Medium List 2 Accent 6" w:semiHidden="0" w:uiPriority="66" w:unhideWhenUsed="0"/>
-    <w:lsdException w:name="Medium Grid 1 Accent 6" w:semiHidden="0" w:uiPriority="67" w:unhideWhenUsed="0"/>
-    <w:lsdException w:name="Medium Grid 2 Accent 6" w:semiHidden="0" w:uiPriority="68" w:unhideWhenUsed="0"/>
-    <w:lsdException w:name="Medium Grid 3 Accent 6" w:semiHidden="0" w:uiPriority="69" w:unhideWhenUsed="0"/>
-    <w:lsdException w:name="Dark List Accent 6" w:semiHidden="0" w:uiPriority="70" w:unhideWhenUsed="0"/>
-    <w:lsdException w:name="Colorful Shading Accent 6" w:semiHidden="0" w:uiPriority="71" w:unhideWhenUsed="0"/>
-    <w:lsdException w:name="Colorful List Accent 6" w:semiHidden="0" w:uiPriority="72" w:unhideWhenUsed="0"/>
-    <w:lsdException w:name="Colorful Grid Accent 6" w:semiHidden="0" w:uiPriority="73" w:unhideWhenUsed="0"/>
-    <w:lsdException w:name="Subtle Emphasis" w:semiHidden="0" w:uiPriority="19" w:unhideWhenUsed="0" w:qFormat="1"/>
-    <w:lsdException w:name="Intense Emphasis" w:semiHidden="0" w:uiPriority="21" w:unhideWhenUsed="0" w:qFormat="1"/>
-    <w:lsdException w:name="Subtle Reference" w:semiHidden="0" w:uiPriority="31" w:unhideWhenUsed="0" w:qFormat="1"/>
-    <w:lsdException w:name="Intense Reference" w:semiHidden="0" w:uiPriority="32" w:unhideWhenUsed="0" w:qFormat="1"/>
-    <w:lsdException w:name="Book Title" w:semiHidden="0" w:uiPriority="33" w:unhideWhenUsed="0" w:qFormat="1"/>
-    <w:lsdException w:name="Bibliography" w:uiPriority="37"/>
-    <w:lsdException w:name="TOC Heading" w:uiPriority="39" w:qFormat="1"/>
+  <w:latentStyles w:defLockedState="0" w:defUIPriority="99" w:defSemiHidden="0" w:defUnhideWhenUsed="0" w:defQFormat="0" w:count="371">
+    <w:lsdException w:name="Normal" w:uiPriority="0" w:qFormat="1"/>
+    <w:lsdException w:name="heading 1" w:uiPriority="9" w:qFormat="1"/>
+    <w:lsdException w:name="heading 2" w:semiHidden="1" w:uiPriority="9" w:unhideWhenUsed="1" w:qFormat="1"/>
+    <w:lsdException w:name="heading 3" w:semiHidden="1" w:uiPriority="9" w:unhideWhenUsed="1" w:qFormat="1"/>
+    <w:lsdException w:name="heading 4" w:semiHidden="1" w:uiPriority="9" w:unhideWhenUsed="1" w:qFormat="1"/>
+    <w:lsdException w:name="heading 5" w:semiHidden="1" w:uiPriority="9" w:unhideWhenUsed="1" w:qFormat="1"/>
+    <w:lsdException w:name="heading 6" w:semiHidden="1" w:uiPriority="9" w:unhideWhenUsed="1" w:qFormat="1"/>
+    <w:lsdException w:name="heading 7" w:semiHidden="1" w:uiPriority="9" w:unhideWhenUsed="1" w:qFormat="1"/>
+    <w:lsdException w:name="heading 8" w:semiHidden="1" w:uiPriority="9" w:unhideWhenUsed="1" w:qFormat="1"/>
+    <w:lsdException w:name="heading 9" w:semiHidden="1" w:uiPriority="9" w:unhideWhenUsed="1" w:qFormat="1"/>
+    <w:lsdException w:name="index 1" w:semiHidden="1" w:unhideWhenUsed="1"/>
+    <w:lsdException w:name="index 2" w:semiHidden="1" w:unhideWhenUsed="1"/>
+    <w:lsdException w:name="index 3" w:semiHidden="1" w:unhideWhenUsed="1"/>
+    <w:lsdException w:name="index 4" w:semiHidden="1" w:unhideWhenUsed="1"/>
+    <w:lsdException w:name="index 5" w:semiHidden="1" w:unhideWhenUsed="1"/>
+    <w:lsdException w:name="index 6" w:semiHidden="1" w:unhideWhenUsed="1"/>
+    <w:lsdException w:name="index 7" w:semiHidden="1" w:unhideWhenUsed="1"/>
+    <w:lsdException w:name="index 8" w:semiHidden="1" w:unhideWhenUsed="1"/>
+    <w:lsdException w:name="index 9" w:semiHidden="1" w:unhideWhenUsed="1"/>
+    <w:lsdException w:name="toc 1" w:semiHidden="1" w:uiPriority="39" w:unhideWhenUsed="1"/>
+    <w:lsdException w:name="toc 2" w:semiHidden="1" w:uiPriority="39" w:unhideWhenUsed="1"/>
+    <w:lsdException w:name="toc 3" w:semiHidden="1" w:uiPriority="39" w:unhideWhenUsed="1"/>
+    <w:lsdException w:name="toc 4" w:semiHidden="1" w:uiPriority="39" w:unhideWhenUsed="1"/>
+    <w:lsdException w:name="toc 5" w:semiHidden="1" w:uiPriority="39" w:unhideWhenUsed="1"/>
+    <w:lsdException w:name="toc 6" w:semiHidden="1" w:uiPriority="39" w:unhideWhenUsed="1"/>
+    <w:lsdException w:name="toc 7" w:semiHidden="1" w:uiPriority="39" w:unhideWhenUsed="1"/>
+    <w:lsdException w:name="toc 8" w:semiHidden="1" w:uiPriority="39" w:unhideWhenUsed="1"/>
+    <w:lsdException w:name="toc 9" w:semiHidden="1" w:uiPriority="39" w:unhideWhenUsed="1"/>
+    <w:lsdException w:name="Normal Indent" w:semiHidden="1" w:unhideWhenUsed="1"/>
+    <w:lsdException w:name="footnote text" w:semiHidden="1" w:unhideWhenUsed="1"/>
+    <w:lsdException w:name="annotation text" w:semiHidden="1" w:unhideWhenUsed="1"/>
+    <w:lsdException w:name="header" w:semiHidden="1" w:unhideWhenUsed="1"/>
+    <w:lsdException w:name="footer" w:semiHidden="1" w:unhideWhenUsed="1"/>
+    <w:lsdException w:name="index heading" w:semiHidden="1" w:unhideWhenUsed="1"/>
+    <w:lsdException w:name="caption" w:semiHidden="1" w:uiPriority="35" w:unhideWhenUsed="1" w:qFormat="1"/>
+    <w:lsdException w:name="table of figures" w:semiHidden="1" w:unhideWhenUsed="1"/>
+    <w:lsdException w:name="envelope address" w:semiHidden="1" w:unhideWhenUsed="1"/>
+    <w:lsdException w:name="envelope return" w:semiHidden="1" w:unhideWhenUsed="1"/>
+    <w:lsdException w:name="footnote reference" w:semiHidden="1" w:unhideWhenUsed="1"/>
+    <w:lsdException w:name="annotation reference" w:semiHidden="1" w:unhideWhenUsed="1"/>
+    <w:lsdException w:name="line number" w:semiHidden="1" w:unhideWhenUsed="1"/>
+    <w:lsdException w:name="page number" w:semiHidden="1" w:unhideWhenUsed="1"/>
+    <w:lsdException w:name="endnote reference" w:semiHidden="1" w:unhideWhenUsed="1"/>
+    <w:lsdException w:name="endnote text" w:semiHidden="1" w:unhideWhenUsed="1"/>
+    <w:lsdException w:name="table of authorities" w:semiHidden="1" w:unhideWhenUsed="1"/>
+    <w:lsdException w:name="macro" w:semiHidden="1" w:unhideWhenUsed="1"/>
+    <w:lsdException w:name="toa heading" w:semiHidden="1" w:unhideWhenUsed="1"/>
+    <w:lsdException w:name="List" w:semiHidden="1" w:unhideWhenUsed="1"/>
+    <w:lsdException w:name="List Bullet" w:semiHidden="1" w:unhideWhenUsed="1"/>
+    <w:lsdException w:name="List Number" w:semiHidden="1" w:unhideWhenUsed="1"/>
+    <w:lsdException w:name="List 2" w:semiHidden="1" w:unhideWhenUsed="1"/>
+    <w:lsdException w:name="List 3" w:semiHidden="1" w:unhideWhenUsed="1"/>
+    <w:lsdException w:name="List 4" w:semiHidden="1" w:unhideWhenUsed="1"/>
+    <w:lsdException w:name="List 5" w:semiHidden="1" w:unhideWhenUsed="1"/>
+    <w:lsdException w:name="List Bullet 2" w:semiHidden="1" w:unhideWhenUsed="1"/>
+    <w:lsdException w:name="List Bullet 3" w:semiHidden="1" w:unhideWhenUsed="1"/>
+    <w:lsdException w:name="List Bullet 4" w:semiHidden="1" w:unhideWhenUsed="1"/>
+    <w:lsdException w:name="List Bullet 5" w:semiHidden="1" w:unhideWhenUsed="1"/>
+    <w:lsdException w:name="List Number 2" w:semiHidden="1" w:unhideWhenUsed="1"/>
+    <w:lsdException w:name="List Number 3" w:semiHidden="1" w:unhideWhenUsed="1"/>
+    <w:lsdException w:name="List Number 4" w:semiHidden="1" w:unhideWhenUsed="1"/>
+    <w:lsdException w:name="List Number 5" w:semiHidden="1" w:unhideWhenUsed="1"/>
+    <w:lsdException w:name="Title" w:uiPriority="10" w:qFormat="1"/>
+    <w:lsdException w:name="Closing" w:semiHidden="1" w:unhideWhenUsed="1"/>
+    <w:lsdException w:name="Signature" w:semiHidden="1" w:unhideWhenUsed="1"/>
+    <w:lsdException w:name="Default Paragraph Font" w:semiHidden="1" w:uiPriority="1" w:unhideWhenUsed="1"/>
+    <w:lsdException w:name="Body Text" w:semiHidden="1" w:unhideWhenUsed="1"/>
+    <w:lsdException w:name="Body Text Indent" w:semiHidden="1" w:unhideWhenUsed="1"/>
+    <w:lsdException w:name="List Continue" w:semiHidden="1" w:unhideWhenUsed="1"/>
+    <w:lsdException w:name="List Continue 2" w:semiHidden="1" w:unhideWhenUsed="1"/>
+    <w:lsdException w:name="List Continue 3" w:semiHidden="1" w:unhideWhenUsed="1"/>
+    <w:lsdException w:name="List Continue 4" w:semiHidden="1" w:unhideWhenUsed="1"/>
+    <w:lsdException w:name="List Continue 5" w:semiHidden="1" w:unhideWhenUsed="1"/>
+    <w:lsdException w:name="Message Header" w:semiHidden="1" w:unhideWhenUsed="1"/>
+    <w:lsdException w:name="Subtitle" w:uiPriority="11" w:qFormat="1"/>
+    <w:lsdException w:name="Salutation" w:semiHidden="1" w:unhideWhenUsed="1"/>
+    <w:lsdException w:name="Date" w:semiHidden="1" w:unhideWhenUsed="1"/>
+    <w:lsdException w:name="Body Text First Indent" w:semiHidden="1" w:unhideWhenUsed="1"/>
+    <w:lsdException w:name="Body Text First Indent 2" w:semiHidden="1" w:unhideWhenUsed="1"/>
+    <w:lsdException w:name="Note Heading" w:semiHidden="1" w:unhideWhenUsed="1"/>
+    <w:lsdException w:name="Body Text 2" w:semiHidden="1" w:unhideWhenUsed="1"/>
+    <w:lsdException w:name="Body Text 3" w:semiHidden="1" w:unhideWhenUsed="1"/>
+    <w:lsdException w:name="Body Text Indent 2" w:semiHidden="1" w:unhideWhenUsed="1"/>
+    <w:lsdException w:name="Body Text Indent 3" w:semiHidden="1" w:unhideWhenUsed="1"/>
+    <w:lsdException w:name="Block Text" w:semiHidden="1" w:unhideWhenUsed="1"/>
+    <w:lsdException w:name="Hyperlink" w:semiHidden="1" w:unhideWhenUsed="1"/>
+    <w:lsdException w:name="FollowedHyperlink" w:semiHidden="1" w:unhideWhenUsed="1"/>
+    <w:lsdException w:name="Strong" w:uiPriority="22" w:qFormat="1"/>
+    <w:lsdException w:name="Emphasis" w:uiPriority="20" w:qFormat="1"/>
+    <w:lsdException w:name="Document Map" w:semiHidden="1" w:unhideWhenUsed="1"/>
+    <w:lsdException w:name="Plain Text" w:semiHidden="1" w:unhideWhenUsed="1"/>
+    <w:lsdException w:name="E-mail Signature" w:semiHidden="1" w:unhideWhenUsed="1"/>
+    <w:lsdException w:name="HTML Top of Form" w:semiHidden="1" w:unhideWhenUsed="1"/>
+    <w:lsdException w:name="HTML Bottom of Form" w:semiHidden="1" w:unhideWhenUsed="1"/>
+    <w:lsdException w:name="Normal (Web)" w:semiHidden="1" w:unhideWhenUsed="1"/>
+    <w:lsdException w:name="HTML Acronym" w:semiHidden="1" w:unhideWhenUsed="1"/>
+    <w:lsdException w:name="HTML Address" w:semiHidden="1" w:unhideWhenUsed="1"/>
+    <w:lsdException w:name="HTML Cite" w:semiHidden="1" w:unhideWhenUsed="1"/>
+    <w:lsdException w:name="HTML Code" w:semiHidden="1" w:unhideWhenUsed="1"/>
+    <w:lsdException w:name="HTML Definition" w:semiHidden="1" w:unhideWhenUsed="1"/>
+    <w:lsdException w:name="HTML Keyboard" w:semiHidden="1" w:unhideWhenUsed="1"/>
+    <w:lsdException w:name="HTML Preformatted" w:semiHidden="1" w:unhideWhenUsed="1"/>
+    <w:lsdException w:name="HTML Sample" w:semiHidden="1" w:unhideWhenUsed="1"/>
+    <w:lsdException w:name="HTML Typewriter" w:semiHidden="1" w:unhideWhenUsed="1"/>
+    <w:lsdException w:name="HTML Variable" w:semiHidden="1" w:unhideWhenUsed="1"/>
+    <w:lsdException w:name="Normal Table" w:semiHidden="1" w:unhideWhenUsed="1"/>
+    <w:lsdException w:name="annotation subject" w:semiHidden="1" w:unhideWhenUsed="1"/>
+    <w:lsdException w:name="No List" w:semiHidden="1" w:unhideWhenUsed="1"/>
+    <w:lsdException w:name="Outline List 1" w:semiHidden="1" w:unhideWhenUsed="1"/>
+    <w:lsdException w:name="Outline List 2" w:semiHidden="1" w:unhideWhenUsed="1"/>
+    <w:lsdException w:name="Outline List 3" w:semiHidden="1" w:unhideWhenUsed="1"/>
+    <w:lsdException w:name="Table Simple 1" w:semiHidden="1" w:unhideWhenUsed="1"/>
+    <w:lsdException w:name="Table Simple 2" w:semiHidden="1" w:unhideWhenUsed="1"/>
+    <w:lsdException w:name="Table Simple 3" w:semiHidden="1" w:unhideWhenUsed="1"/>
+    <w:lsdException w:name="Table Classic 1" w:semiHidden="1" w:unhideWhenUsed="1"/>
+    <w:lsdException w:name="Table Classic 2" w:semiHidden="1" w:unhideWhenUsed="1"/>
+    <w:lsdException w:name="Table Classic 3" w:semiHidden="1" w:unhideWhenUsed="1"/>
+    <w:lsdException w:name="Table Classic 4" w:semiHidden="1" w:unhideWhenUsed="1"/>
+    <w:lsdException w:name="Table Colorful 1" w:semiHidden="1" w:unhideWhenUsed="1"/>
+    <w:lsdException w:name="Table Colorful 2" w:semiHidden="1" w:unhideWhenUsed="1"/>
+    <w:lsdException w:name="Table Colorful 3" w:semiHidden="1" w:unhideWhenUsed="1"/>
+    <w:lsdException w:name="Table Columns 1" w:semiHidden="1" w:unhideWhenUsed="1"/>
+    <w:lsdException w:name="Table Columns 2" w:semiHidden="1" w:unhideWhenUsed="1"/>
+    <w:lsdException w:name="Table Columns 3" w:semiHidden="1" w:unhideWhenUsed="1"/>
+    <w:lsdException w:name="Table Columns 4" w:semiHidden="1" w:unhideWhenUsed="1"/>
+    <w:lsdException w:name="Table Columns 5" w:semiHidden="1" w:unhideWhenUsed="1"/>
+    <w:lsdException w:name="Table Grid 1" w:semiHidden="1" w:unhideWhenUsed="1"/>
+    <w:lsdException w:name="Table Grid 2" w:semiHidden="1" w:unhideWhenUsed="1"/>
+    <w:lsdException w:name="Table Grid 3" w:semiHidden="1" w:unhideWhenUsed="1"/>
+    <w:lsdException w:name="Table Grid 4" w:semiHidden="1" w:unhideWhenUsed="1"/>
+    <w:lsdException w:name="Table Grid 5" w:semiHidden="1" w:unhideWhenUsed="1"/>
+    <w:lsdException w:name="Table Grid 6" w:semiHidden="1" w:unhideWhenUsed="1"/>
+    <w:lsdException w:name="Table Grid 7" w:semiHidden="1" w:unhideWhenUsed="1"/>
+    <w:lsdException w:name="Table Grid 8" w:semiHidden="1" w:unhideWhenUsed="1"/>
+    <w:lsdException w:name="Table List 1" w:semiHidden="1" w:unhideWhenUsed="1"/>
+    <w:lsdException w:name="Table List 2" w:semiHidden="1" w:unhideWhenUsed="1"/>
+    <w:lsdException w:name="Table List 3" w:semiHidden="1" w:unhideWhenUsed="1"/>
+    <w:lsdException w:name="Table List 4" w:semiHidden="1" w:unhideWhenUsed="1"/>
+    <w:lsdException w:name="Table List 5" w:semiHidden="1" w:unhideWhenUsed="1"/>
+    <w:lsdException w:name="Table List 6" w:semiHidden="1" w:unhideWhenUsed="1"/>
+    <w:lsdException w:name="Table List 7" w:semiHidden="1" w:unhideWhenUsed="1"/>
+    <w:lsdException w:name="Table List 8" w:semiHidden="1" w:unhideWhenUsed="1"/>
+    <w:lsdException w:name="Table 3D effects 1" w:semiHidden="1" w:unhideWhenUsed="1"/>
+    <w:lsdException w:name="Table 3D effects 2" w:semiHidden="1" w:unhideWhenUsed="1"/>
+    <w:lsdException w:name="Table 3D effects 3" w:semiHidden="1" w:unhideWhenUsed="1"/>
+    <w:lsdException w:name="Table Contemporary" w:semiHidden="1" w:unhideWhenUsed="1"/>
+    <w:lsdException w:name="Table Elegant" w:semiHidden="1" w:unhideWhenUsed="1"/>
+    <w:lsdException w:name="Table Professional" w:semiHidden="1" w:unhideWhenUsed="1"/>
+    <w:lsdException w:name="Table Subtle 1" w:semiHidden="1" w:unhideWhenUsed="1"/>
+    <w:lsdException w:name="Table Subtle 2" w:semiHidden="1" w:unhideWhenUsed="1"/>
+    <w:lsdException w:name="Table Web 1" w:semiHidden="1" w:unhideWhenUsed="1"/>
+    <w:lsdException w:name="Table Web 2" w:semiHidden="1" w:unhideWhenUsed="1"/>
+    <w:lsdException w:name="Table Web 3" w:semiHidden="1" w:unhideWhenUsed="1"/>
+    <w:lsdException w:name="Balloon Text" w:semiHidden="1" w:unhideWhenUsed="1"/>
+    <w:lsdException w:name="Table Grid" w:uiPriority="59"/>
+    <w:lsdException w:name="Table Theme" w:semiHidden="1" w:unhideWhenUsed="1"/>
+    <w:lsdException w:name="Placeholder Text" w:semiHidden="1"/>
+    <w:lsdException w:name="No Spacing" w:uiPriority="1" w:qFormat="1"/>
+    <w:lsdException w:name="Light Shading" w:uiPriority="60"/>
+    <w:lsdException w:name="Light List" w:uiPriority="61"/>
+    <w:lsdException w:name="Light Grid" w:uiPriority="62"/>
+    <w:lsdException w:name="Medium Shading 1" w:uiPriority="63"/>
+    <w:lsdException w:name="Medium Shading 2" w:uiPriority="64"/>
+    <w:lsdException w:name="Medium List 1" w:uiPriority="65"/>
+    <w:lsdException w:name="Medium List 2" w:uiPriority="66"/>
+    <w:lsdException w:name="Medium Grid 1" w:uiPriority="67"/>
+    <w:lsdException w:name="Medium Grid 2" w:uiPriority="68"/>
+    <w:lsdException w:name="Medium Grid 3" w:uiPriority="69"/>
+    <w:lsdException w:name="Dark List" w:uiPriority="70"/>
+    <w:lsdException w:name="Colorful Shading" w:uiPriority="71"/>
+    <w:lsdException w:name="Colorful List" w:uiPriority="72"/>
+    <w:lsdException w:name="Colorful Grid" w:uiPriority="73"/>
+    <w:lsdException w:name="Light Shading Accent 1" w:uiPriority="60"/>
+    <w:lsdException w:name="Light List Accent 1" w:uiPriority="61"/>
+    <w:lsdException w:name="Light Grid Accent 1" w:uiPriority="62"/>
+    <w:lsdException w:name="Medium Shading 1 Accent 1" w:uiPriority="63"/>
+    <w:lsdException w:name="Medium Shading 2 Accent 1" w:uiPriority="64"/>
+    <w:lsdException w:name="Medium List 1 Accent 1" w:uiPriority="65"/>
+    <w:lsdException w:name="Revision" w:semiHidden="1"/>
+    <w:lsdException w:name="List Paragraph" w:uiPriority="34" w:qFormat="1"/>
+    <w:lsdException w:name="Quote" w:uiPriority="29" w:qFormat="1"/>
+    <w:lsdException w:name="Intense Quote" w:uiPriority="30" w:qFormat="1"/>
+    <w:lsdException w:name="Medium List 2 Accent 1" w:uiPriority="66"/>
+    <w:lsdException w:name="Medium Grid 1 Accent 1" w:uiPriority="67"/>
+    <w:lsdException w:name="Medium Grid 2 Accent 1" w:uiPriority="68"/>
+    <w:lsdException w:name="Medium Grid 3 Accent 1" w:uiPriority="69"/>
+    <w:lsdException w:name="Dark List Accent 1" w:uiPriority="70"/>
+    <w:lsdException w:name="Colorful Shading Accent 1" w:uiPriority="71"/>
+    <w:lsdException w:name="Colorful List Accent 1" w:uiPriority="72"/>
+    <w:lsdException w:name="Colorful Grid Accent 1" w:uiPriority="73"/>
+    <w:lsdException w:name="Light Shading Accent 2" w:uiPriority="60"/>
+    <w:lsdException w:name="Light List Accent 2" w:uiPriority="61"/>
+    <w:lsdException w:name="Light Grid Accent 2" w:uiPriority="62"/>
+    <w:lsdException w:name="Medium Shading 1 Accent 2" w:uiPriority="63"/>
+    <w:lsdException w:name="Medium Shading 2 Accent 2" w:uiPriority="64"/>
+    <w:lsdException w:name="Medium List 1 Accent 2" w:uiPriority="65"/>
+    <w:lsdException w:name="Medium List 2 Accent 2" w:uiPriority="66"/>
+    <w:lsdException w:name="Medium Grid 1 Accent 2" w:uiPriority="67"/>
+    <w:lsdException w:name="Medium Grid 2 Accent 2" w:uiPriority="68"/>
+    <w:lsdException w:name="Medium Grid 3 Accent 2" w:uiPriority="69"/>
+    <w:lsdException w:name="Dark List Accent 2" w:uiPriority="70"/>
+    <w:lsdException w:name="Colorful Shading Accent 2" w:uiPriority="71"/>
+    <w:lsdException w:name="Colorful List Accent 2" w:uiPriority="72"/>
+    <w:lsdException w:name="Colorful Grid Accent 2" w:uiPriority="73"/>
+    <w:lsdException w:name="Light Shading Accent 3" w:uiPriority="60"/>
+    <w:lsdException w:name="Light List Accent 3" w:uiPriority="61"/>
+    <w:lsdException w:name="Light Grid Accent 3" w:uiPriority="62"/>
+    <w:lsdException w:name="Medium Shading 1 Accent 3" w:uiPriority="63"/>
+    <w:lsdException w:name="Medium Shading 2 Accent 3" w:uiPriority="64"/>
+    <w:lsdException w:name="Medium List 1 Accent 3" w:uiPriority="65"/>
+    <w:lsdException w:name="Medium List 2 Accent 3" w:uiPriority="66"/>
+    <w:lsdException w:name="Medium Grid 1 Accent 3" w:uiPriority="67"/>
+    <w:lsdException w:name="Medium Grid 2 Accent 3" w:uiPriority="68"/>
+    <w:lsdException w:name="Medium Grid 3 Accent 3" w:uiPriority="69"/>
+    <w:lsdException w:name="Dark List Accent 3" w:uiPriority="70"/>
+    <w:lsdException w:name="Colorful Shading Accent 3" w:uiPriority="71"/>
+    <w:lsdException w:name="Colorful List Accent 3" w:uiPriority="72"/>
+    <w:lsdException w:name="Colorful Grid Accent 3" w:uiPriority="73"/>
+    <w:lsdException w:name="Light Shading Accent 4" w:uiPriority="60"/>
+    <w:lsdException w:name="Light List Accent 4" w:uiPriority="61"/>
+    <w:lsdException w:name="Light Grid Accent 4" w:uiPriority="62"/>
+    <w:lsdException w:name="Medium Shading 1 Accent 4" w:uiPriority="63"/>
+    <w:lsdException w:name="Medium Shading 2 Accent 4" w:uiPriority="64"/>
+    <w:lsdException w:name="Medium List 1 Accent 4" w:uiPriority="65"/>
+    <w:lsdException w:name="Medium List 2 Accent 4" w:uiPriority="66"/>
+    <w:lsdException w:name="Medium Grid 1 Accent 4" w:uiPriority="67"/>
+    <w:lsdException w:name="Medium Grid 2 Accent 4" w:uiPriority="68"/>
+    <w:lsdException w:name="Medium Grid 3 Accent 4" w:uiPriority="69"/>
+    <w:lsdException w:name="Dark List Accent 4" w:uiPriority="70"/>
+    <w:lsdException w:name="Colorful Shading Accent 4" w:uiPriority="71"/>
+    <w:lsdException w:name="Colorful List Accent 4" w:uiPriority="72"/>
+    <w:lsdException w:name="Colorful Grid Accent 4" w:uiPriority="73"/>
+    <w:lsdException w:name="Light Shading Accent 5" w:uiPriority="60"/>
+    <w:lsdException w:name="Light List Accent 5" w:uiPriority="61"/>
+    <w:lsdException w:name="Light Grid Accent 5" w:uiPriority="62"/>
+    <w:lsdException w:name="Medium Shading 1 Accent 5" w:uiPriority="63"/>
+    <w:lsdException w:name="Medium Shading 2 Accent 5" w:uiPriority="64"/>
+    <w:lsdException w:name="Medium List 1 Accent 5" w:uiPriority="65"/>
+    <w:lsdException w:name="Medium List 2 Accent 5" w:uiPriority="66"/>
+    <w:lsdException w:name="Medium Grid 1 Accent 5" w:uiPriority="67"/>
+    <w:lsdException w:name="Medium Grid 2 Accent 5" w:uiPriority="68"/>
+    <w:lsdException w:name="Medium Grid 3 Accent 5" w:uiPriority="69"/>
+    <w:lsdException w:name="Dark List Accent 5" w:uiPriority="70"/>
+    <w:lsdException w:name="Colorful Shading Accent 5" w:uiPriority="71"/>
+    <w:lsdException w:name="Colorful List Accent 5" w:uiPriority="72"/>
+    <w:lsdException w:name="Colorful Grid Accent 5" w:uiPriority="73"/>
+    <w:lsdException w:name="Light Shading Accent 6" w:uiPriority="60"/>
+    <w:lsdException w:name="Light List Accent 6" w:uiPriority="61"/>
+    <w:lsdException w:name="Light Grid Accent 6" w:uiPriority="62"/>
+    <w:lsdException w:name="Medium Shading 1 Accent 6" w:uiPriority="63"/>
+    <w:lsdException w:name="Medium Shading 2 Accent 6" w:uiPriority="64"/>
+    <w:lsdException w:name="Medium List 1 Accent 6" w:uiPriority="65"/>
+    <w:lsdException w:name="Medium List 2 Accent 6" w:uiPriority="66"/>
+    <w:lsdException w:name="Medium Grid 1 Accent 6" w:uiPriority="67"/>
+    <w:lsdException w:name="Medium Grid 2 Accent 6" w:uiPriority="68"/>
+    <w:lsdException w:name="Medium Grid 3 Accent 6" w:uiPriority="69"/>
+    <w:lsdException w:name="Dark List Accent 6" w:uiPriority="70"/>
+    <w:lsdException w:name="Colorful Shading Accent 6" w:uiPriority="71"/>
+    <w:lsdException w:name="Colorful List Accent 6" w:uiPriority="72"/>
+    <w:lsdException w:name="Colorful Grid Accent 6" w:uiPriority="73"/>
+    <w:lsdException w:name="Subtle Emphasis" w:uiPriority="19" w:qFormat="1"/>
+    <w:lsdException w:name="Intense Emphasis" w:uiPriority="21" w:qFormat="1"/>
+    <w:lsdException w:name="Subtle Reference" w:uiPriority="31" w:qFormat="1"/>
+    <w:lsdException w:name="Intense Reference" w:uiPriority="32" w:qFormat="1"/>
+    <w:lsdException w:name="Book Title" w:uiPriority="33" w:qFormat="1"/>
+    <w:lsdException w:name="Bibliography" w:semiHidden="1" w:uiPriority="37" w:unhideWhenUsed="1"/>
+    <w:lsdException w:name="TOC Heading" w:semiHidden="1" w:uiPriority="39" w:unhideWhenUsed="1" w:qFormat="1"/>
+    <w:lsdException w:name="Plain Table 1" w:uiPriority="41"/>
+    <w:lsdException w:name="Plain Table 2" w:uiPriority="42"/>
+    <w:lsdException w:name="Plain Table 3" w:uiPriority="43"/>
+    <w:lsdException w:name="Plain Table 4" w:uiPriority="44"/>
+    <w:lsdException w:name="Plain Table 5" w:uiPriority="45"/>
+    <w:lsdException w:name="Grid Table Light" w:uiPriority="40"/>
+    <w:lsdException w:name="Grid Table 1 Light" w:uiPriority="46"/>
+    <w:lsdException w:name="Grid Table 2" w:uiPriority="47"/>
+    <w:lsdException w:name="Grid Table 3" w:uiPriority="48"/>
+    <w:lsdException w:name="Grid Table 4" w:uiPriority="49"/>
+    <w:lsdException w:name="Grid Table 5 Dark" w:uiPriority="50"/>
+    <w:lsdException w:name="Grid Table 6 Colorful" w:uiPriority="51"/>
+    <w:lsdException w:name="Grid Table 7 Colorful" w:uiPriority="52"/>
+    <w:lsdException w:name="Grid Table 1 Light Accent 1" w:uiPriority="46"/>
+    <w:lsdException w:name="Grid Table 2 Accent 1" w:uiPriority="47"/>
+    <w:lsdException w:name="Grid Table 3 Accent 1" w:uiPriority="48"/>
+    <w:lsdException w:name="Grid Table 4 Accent 1" w:uiPriority="49"/>
+    <w:lsdException w:name="Grid Table 5 Dark Accent 1" w:uiPriority="50"/>
+    <w:lsdException w:name="Grid Table 6 Colorful Accent 1" w:uiPriority="51"/>
+    <w:lsdException w:name="Grid Table 7 Colorful Accent 1" w:uiPriority="52"/>
+    <w:lsdException w:name="Grid Table 1 Light Accent 2" w:uiPriority="46"/>
+    <w:lsdException w:name="Grid Table 2 Accent 2" w:uiPriority="47"/>
+    <w:lsdException w:name="Grid Table 3 Accent 2" w:uiPriority="48"/>
+    <w:lsdException w:name="Grid Table 4 Accent 2" w:uiPriority="49"/>
+    <w:lsdException w:name="Grid Table 5 Dark Accent 2" w:uiPriority="50"/>
+    <w:lsdException w:name="Grid Table 6 Colorful Accent 2" w:uiPriority="51"/>
+    <w:lsdException w:name="Grid Table 7 Colorful Accent 2" w:uiPriority="52"/>
+    <w:lsdException w:name="Grid Table 1 Light Accent 3" w:uiPriority="46"/>
+    <w:lsdException w:name="Grid Table 2 Accent 3" w:uiPriority="47"/>
+    <w:lsdException w:name="Grid Table 3 Accent 3" w:uiPriority="48"/>
+    <w:lsdException w:name="Grid Table 4 Accent 3" w:uiPriority="49"/>
+    <w:lsdException w:name="Grid Table 5 Dark Accent 3" w:uiPriority="50"/>
+    <w:lsdException w:name="Grid Table 6 Colorful Accent 3" w:uiPriority="51"/>
+    <w:lsdException w:name="Grid Table 7 Colorful Accent 3" w:uiPriority="52"/>
+    <w:lsdException w:name="Grid Table 1 Light Accent 4" w:uiPriority="46"/>
+    <w:lsdException w:name="Grid Table 2 Accent 4" w:uiPriority="47"/>
+    <w:lsdException w:name="Grid Table 3 Accent 4" w:uiPriority="48"/>
+    <w:lsdException w:name="Grid Table 4 Accent 4" w:uiPriority="49"/>
+    <w:lsdException w:name="Grid Table 5 Dark Accent 4" w:uiPriority="50"/>
+    <w:lsdException w:name="Grid Table 6 Colorful Accent 4" w:uiPriority="51"/>
+    <w:lsdException w:name="Grid Table 7 Colorful Accent 4" w:uiPriority="52"/>
+    <w:lsdException w:name="Grid Table 1 Light Accent 5" w:uiPriority="46"/>
+    <w:lsdException w:name="Grid Table 2 Accent 5" w:uiPriority="47"/>
+    <w:lsdException w:name="Grid Table 3 Accent 5" w:uiPriority="48"/>
+    <w:lsdException w:name="Grid Table 4 Accent 5" w:uiPriority="49"/>
+    <w:lsdException w:name="Grid Table 5 Dark Accent 5" w:uiPriority="50"/>
+    <w:lsdException w:name="Grid Table 6 Colorful Accent 5" w:uiPriority="51"/>
+    <w:lsdException w:name="Grid Table 7 Colorful Accent 5" w:uiPriority="52"/>
+    <w:lsdException w:name="Grid Table 1 Light Accent 6" w:uiPriority="46"/>
+    <w:lsdException w:name="Grid Table 2 Accent 6" w:uiPriority="47"/>
+    <w:lsdException w:name="Grid Table 3 Accent 6" w:uiPriority="48"/>
+    <w:lsdException w:name="Grid Table 4 Accent 6" w:uiPriority="49"/>
+    <w:lsdException w:name="Grid Table 5 Dark Accent 6" w:uiPriority="50"/>
+    <w:lsdException w:name="Grid Table 6 Colorful Accent 6" w:uiPriority="51"/>
+    <w:lsdException w:name="Grid Table 7 Colorful Accent 6" w:uiPriority="52"/>
+    <w:lsdException w:name="List Table 1 Light" w:uiPriority="46"/>
+    <w:lsdException w:name="List Table 2" w:uiPriority="47"/>
+    <w:lsdException w:name="List Table 3" w:uiPriority="48"/>
+    <w:lsdException w:name="List Table 4" w:uiPriority="49"/>
+    <w:lsdException w:name="List Table 5 Dark" w:uiPriority="50"/>
+    <w:lsdException w:name="List Table 6 Colorful" w:uiPriority="51"/>
+    <w:lsdException w:name="List Table 7 Colorful" w:uiPriority="52"/>
+    <w:lsdException w:name="List Table 1 Light Accent 1" w:uiPriority="46"/>
+    <w:lsdException w:name="List Table 2 Accent 1" w:uiPriority="47"/>
+    <w:lsdException w:name="List Table 3 Accent 1" w:uiPriority="48"/>
+    <w:lsdException w:name="List Table 4 Accent 1" w:uiPriority="49"/>
+    <w:lsdException w:name="List Table 5 Dark Accent 1" w:uiPriority="50"/>
+    <w:lsdException w:name="List Table 6 Colorful Accent 1" w:uiPriority="51"/>
+    <w:lsdException w:name="List Table 7 Colorful Accent 1" w:uiPriority="52"/>
+    <w:lsdException w:name="List Table 1 Light Accent 2" w:uiPriority="46"/>
+    <w:lsdException w:name="List Table 2 Accent 2" w:uiPriority="47"/>
+    <w:lsdException w:name="List Table 3 Accent 2" w:uiPriority="48"/>
+    <w:lsdException w:name="List Table 4 Accent 2" w:uiPriority="49"/>
+    <w:lsdException w:name="List Table 5 Dark Accent 2" w:uiPriority="50"/>
+    <w:lsdException w:name="List Table 6 Colorful Accent 2" w:uiPriority="51"/>
+    <w:lsdException w:name="List Table 7 Colorful Accent 2" w:uiPriority="52"/>
+    <w:lsdException w:name="List Table 1 Light Accent 3" w:uiPriority="46"/>
+    <w:lsdException w:name="List Table 2 Accent 3" w:uiPriority="47"/>
+    <w:lsdException w:name="List Table 3 Accent 3" w:uiPriority="48"/>
+    <w:lsdException w:name="List Table 4 Accent 3" w:uiPriority="49"/>
+    <w:lsdException w:name="List Table 5 Dark Accent 3" w:uiPriority="50"/>
+    <w:lsdException w:name="List Table 6 Colorful Accent 3" w:uiPriority="51"/>
+    <w:lsdException w:name="List Table 7 Colorful Accent 3" w:uiPriority="52"/>
+    <w:lsdException w:name="List Table 1 Light Accent 4" w:uiPriority="46"/>
+    <w:lsdException w:name="List Table 2 Accent 4" w:uiPriority="47"/>
+    <w:lsdException w:name="List Table 3 Accent 4" w:uiPriority="48"/>
+    <w:lsdException w:name="List Table 4 Accent 4" w:uiPriority="49"/>
+    <w:lsdException w:name="List Table 5 Dark Accent 4" w:uiPriority="50"/>
+    <w:lsdException w:name="List Table 6 Colorful Accent 4" w:uiPriority="51"/>
+    <w:lsdException w:name="List Table 7 Colorful Accent 4" w:uiPriority="52"/>
+    <w:lsdException w:name="List Table 1 Light Accent 5" w:uiPriority="46"/>
+    <w:lsdException w:name="List Table 2 Accent 5" w:uiPriority="47"/>
+    <w:lsdException w:name="List Table 3 Accent 5" w:uiPriority="48"/>
+    <w:lsdException w:name="List Table 4 Accent 5" w:uiPriority="49"/>
+    <w:lsdException w:name="List Table 5 Dark Accent 5" w:uiPriority="50"/>
+    <w:lsdException w:name="List Table 6 Colorful Accent 5" w:uiPriority="51"/>
+    <w:lsdException w:name="List Table 7 Colorful Accent 5" w:uiPriority="52"/>
+    <w:lsdException w:name="List Table 1 Light Accent 6" w:uiPriority="46"/>
+    <w:lsdException w:name="List Table 2 Accent 6" w:uiPriority="47"/>
+    <w:lsdException w:name="List Table 3 Accent 6" w:uiPriority="48"/>
+    <w:lsdException w:name="List Table 4 Accent 6" w:uiPriority="49"/>
+    <w:lsdException w:name="List Table 5 Dark Accent 6" w:uiPriority="50"/>
+    <w:lsdException w:name="List Table 6 Colorful Accent 6" w:uiPriority="51"/>
+    <w:lsdException w:name="List Table 7 Colorful Accent 6" w:uiPriority="52"/>
   </w:latentStyles>
-  <w:style w:type="paragraph" w:default="1" w:styleId="a1">
+  <w:style w:type="paragraph" w:default="1" w:styleId="Normal">
     <w:name w:val="Normal"/>
     <w:qFormat/>
     <w:rsid w:val="00253B22"/>
@@ -18221,11 +18492,11 @@
       <w:szCs w:val="24"/>
     </w:rPr>
   </w:style>
-  <w:style w:type="paragraph" w:styleId="1">
+  <w:style w:type="paragraph" w:styleId="Heading1">
     <w:name w:val="heading 1"/>
-    <w:basedOn w:val="a1"/>
-    <w:next w:val="a1"/>
-    <w:link w:val="10"/>
+    <w:basedOn w:val="Normal"/>
+    <w:next w:val="Normal"/>
+    <w:link w:val="Heading1Char"/>
     <w:uiPriority w:val="9"/>
     <w:qFormat/>
     <w:rsid w:val="00253B22"/>
@@ -18253,11 +18524,11 @@
       <w:lang w:eastAsia="bg-BG"/>
     </w:rPr>
   </w:style>
-  <w:style w:type="paragraph" w:styleId="2">
+  <w:style w:type="paragraph" w:styleId="Heading2">
     <w:name w:val="heading 2"/>
-    <w:basedOn w:val="a1"/>
-    <w:next w:val="a1"/>
-    <w:link w:val="20"/>
+    <w:basedOn w:val="Normal"/>
+    <w:next w:val="Normal"/>
+    <w:link w:val="Heading2Char"/>
     <w:uiPriority w:val="9"/>
     <w:unhideWhenUsed/>
     <w:qFormat/>
@@ -18283,11 +18554,11 @@
       <w:szCs w:val="28"/>
     </w:rPr>
   </w:style>
-  <w:style w:type="paragraph" w:styleId="3">
+  <w:style w:type="paragraph" w:styleId="Heading3">
     <w:name w:val="heading 3"/>
-    <w:basedOn w:val="a1"/>
-    <w:next w:val="a1"/>
-    <w:link w:val="30"/>
+    <w:basedOn w:val="Normal"/>
+    <w:next w:val="Normal"/>
+    <w:link w:val="Heading3Char"/>
     <w:uiPriority w:val="9"/>
     <w:unhideWhenUsed/>
     <w:qFormat/>
@@ -18310,11 +18581,11 @@
       <w:lang w:eastAsia="bg-BG"/>
     </w:rPr>
   </w:style>
-  <w:style w:type="paragraph" w:styleId="4">
+  <w:style w:type="paragraph" w:styleId="Heading4">
     <w:name w:val="heading 4"/>
-    <w:basedOn w:val="a1"/>
-    <w:next w:val="a1"/>
-    <w:link w:val="40"/>
+    <w:basedOn w:val="Normal"/>
+    <w:next w:val="Normal"/>
+    <w:link w:val="Heading4Char"/>
     <w:uiPriority w:val="9"/>
     <w:unhideWhenUsed/>
     <w:qFormat/>
@@ -18338,11 +18609,11 @@
       <w:color w:val="000000" w:themeColor="text1"/>
     </w:rPr>
   </w:style>
-  <w:style w:type="paragraph" w:styleId="5">
+  <w:style w:type="paragraph" w:styleId="Heading5">
     <w:name w:val="heading 5"/>
-    <w:basedOn w:val="a1"/>
-    <w:next w:val="a1"/>
-    <w:link w:val="50"/>
+    <w:basedOn w:val="Normal"/>
+    <w:next w:val="Normal"/>
+    <w:link w:val="Heading5Char"/>
     <w:uiPriority w:val="9"/>
     <w:semiHidden/>
     <w:unhideWhenUsed/>
@@ -18363,11 +18634,11 @@
       <w:color w:val="17365D" w:themeColor="text2" w:themeShade="BF"/>
     </w:rPr>
   </w:style>
-  <w:style w:type="paragraph" w:styleId="6">
+  <w:style w:type="paragraph" w:styleId="Heading6">
     <w:name w:val="heading 6"/>
-    <w:basedOn w:val="a1"/>
-    <w:next w:val="a1"/>
-    <w:link w:val="60"/>
+    <w:basedOn w:val="Normal"/>
+    <w:next w:val="Normal"/>
+    <w:link w:val="Heading6Char"/>
     <w:uiPriority w:val="9"/>
     <w:semiHidden/>
     <w:unhideWhenUsed/>
@@ -18390,11 +18661,11 @@
       <w:color w:val="17365D" w:themeColor="text2" w:themeShade="BF"/>
     </w:rPr>
   </w:style>
-  <w:style w:type="paragraph" w:styleId="7">
+  <w:style w:type="paragraph" w:styleId="Heading7">
     <w:name w:val="heading 7"/>
-    <w:basedOn w:val="a1"/>
-    <w:next w:val="a1"/>
-    <w:link w:val="70"/>
+    <w:basedOn w:val="Normal"/>
+    <w:next w:val="Normal"/>
+    <w:link w:val="Heading7Char"/>
     <w:uiPriority w:val="9"/>
     <w:semiHidden/>
     <w:unhideWhenUsed/>
@@ -18417,11 +18688,11 @@
       <w:color w:val="404040" w:themeColor="text1" w:themeTint="BF"/>
     </w:rPr>
   </w:style>
-  <w:style w:type="paragraph" w:styleId="8">
+  <w:style w:type="paragraph" w:styleId="Heading8">
     <w:name w:val="heading 8"/>
-    <w:basedOn w:val="a1"/>
-    <w:next w:val="a1"/>
-    <w:link w:val="80"/>
+    <w:basedOn w:val="Normal"/>
+    <w:next w:val="Normal"/>
+    <w:link w:val="Heading8Char"/>
     <w:uiPriority w:val="9"/>
     <w:semiHidden/>
     <w:unhideWhenUsed/>
@@ -18444,11 +18715,11 @@
       <w:szCs w:val="20"/>
     </w:rPr>
   </w:style>
-  <w:style w:type="paragraph" w:styleId="9">
+  <w:style w:type="paragraph" w:styleId="Heading9">
     <w:name w:val="heading 9"/>
-    <w:basedOn w:val="a1"/>
-    <w:next w:val="a1"/>
-    <w:link w:val="90"/>
+    <w:basedOn w:val="Normal"/>
+    <w:next w:val="Normal"/>
+    <w:link w:val="Heading9Char"/>
     <w:uiPriority w:val="9"/>
     <w:semiHidden/>
     <w:unhideWhenUsed/>
@@ -18473,13 +18744,13 @@
       <w:szCs w:val="20"/>
     </w:rPr>
   </w:style>
-  <w:style w:type="character" w:default="1" w:styleId="a2">
+  <w:style w:type="character" w:default="1" w:styleId="DefaultParagraphFont">
     <w:name w:val="Default Paragraph Font"/>
     <w:uiPriority w:val="1"/>
     <w:semiHidden/>
     <w:unhideWhenUsed/>
   </w:style>
-  <w:style w:type="table" w:default="1" w:styleId="a3">
+  <w:style w:type="table" w:default="1" w:styleId="TableNormal">
     <w:name w:val="Normal Table"/>
     <w:uiPriority w:val="99"/>
     <w:semiHidden/>
@@ -18494,16 +18765,16 @@
       </w:tblCellMar>
     </w:tblPr>
   </w:style>
-  <w:style w:type="numbering" w:default="1" w:styleId="a4">
+  <w:style w:type="numbering" w:default="1" w:styleId="NoList">
     <w:name w:val="No List"/>
     <w:uiPriority w:val="99"/>
     <w:semiHidden/>
     <w:unhideWhenUsed/>
   </w:style>
-  <w:style w:type="paragraph" w:styleId="a5">
+  <w:style w:type="paragraph" w:styleId="BalloonText">
     <w:name w:val="Balloon Text"/>
-    <w:basedOn w:val="a1"/>
-    <w:link w:val="a6"/>
+    <w:basedOn w:val="Normal"/>
+    <w:link w:val="BalloonTextChar"/>
     <w:uiPriority w:val="99"/>
     <w:semiHidden/>
     <w:unhideWhenUsed/>
@@ -18517,10 +18788,10 @@
       <w:szCs w:val="16"/>
     </w:rPr>
   </w:style>
-  <w:style w:type="character" w:customStyle="1" w:styleId="a6">
-    <w:name w:val="Изнесен текст Знак"/>
-    <w:basedOn w:val="a2"/>
-    <w:link w:val="a5"/>
+  <w:style w:type="character" w:customStyle="1" w:styleId="BalloonTextChar">
+    <w:name w:val="Balloon Text Char"/>
+    <w:basedOn w:val="DefaultParagraphFont"/>
+    <w:link w:val="BalloonText"/>
     <w:uiPriority w:val="99"/>
     <w:semiHidden/>
     <w:rsid w:val="00DE2771"/>
@@ -18530,9 +18801,9 @@
       <w:szCs w:val="16"/>
     </w:rPr>
   </w:style>
-  <w:style w:type="paragraph" w:styleId="a7">
+  <w:style w:type="paragraph" w:styleId="NormalWeb">
     <w:name w:val="Normal (Web)"/>
-    <w:basedOn w:val="a1"/>
+    <w:basedOn w:val="Normal"/>
     <w:uiPriority w:val="99"/>
     <w:unhideWhenUsed/>
     <w:rsid w:val="00105525"/>
@@ -18544,9 +18815,9 @@
       <w:lang w:eastAsia="bg-BG"/>
     </w:rPr>
   </w:style>
-  <w:style w:type="character" w:styleId="a8">
+  <w:style w:type="character" w:styleId="Hyperlink">
     <w:name w:val="Hyperlink"/>
-    <w:basedOn w:val="a2"/>
+    <w:basedOn w:val="DefaultParagraphFont"/>
     <w:uiPriority w:val="99"/>
     <w:unhideWhenUsed/>
     <w:rsid w:val="00105525"/>
@@ -18555,10 +18826,10 @@
       <w:u w:val="single"/>
     </w:rPr>
   </w:style>
-  <w:style w:type="paragraph" w:styleId="a9">
+  <w:style w:type="paragraph" w:styleId="Header">
     <w:name w:val="header"/>
-    <w:basedOn w:val="a1"/>
-    <w:link w:val="aa"/>
+    <w:basedOn w:val="Normal"/>
+    <w:link w:val="HeaderChar"/>
     <w:uiPriority w:val="99"/>
     <w:unhideWhenUsed/>
     <w:rsid w:val="00506156"/>
@@ -18570,17 +18841,17 @@
       <w:spacing w:line="240" w:lineRule="auto"/>
     </w:pPr>
   </w:style>
-  <w:style w:type="character" w:customStyle="1" w:styleId="aa">
-    <w:name w:val="Горен колонтитул Знак"/>
-    <w:basedOn w:val="a2"/>
-    <w:link w:val="a9"/>
+  <w:style w:type="character" w:customStyle="1" w:styleId="HeaderChar">
+    <w:name w:val="Header Char"/>
+    <w:basedOn w:val="DefaultParagraphFont"/>
+    <w:link w:val="Header"/>
     <w:uiPriority w:val="99"/>
     <w:rsid w:val="00506156"/>
   </w:style>
-  <w:style w:type="paragraph" w:styleId="ab">
+  <w:style w:type="paragraph" w:styleId="Footer">
     <w:name w:val="footer"/>
-    <w:basedOn w:val="a1"/>
-    <w:link w:val="ac"/>
+    <w:basedOn w:val="Normal"/>
+    <w:link w:val="FooterChar"/>
     <w:uiPriority w:val="99"/>
     <w:unhideWhenUsed/>
     <w:rsid w:val="00506156"/>
@@ -18592,17 +18863,17 @@
       <w:spacing w:line="240" w:lineRule="auto"/>
     </w:pPr>
   </w:style>
-  <w:style w:type="character" w:customStyle="1" w:styleId="ac">
-    <w:name w:val="Долен колонтитул Знак"/>
-    <w:basedOn w:val="a2"/>
-    <w:link w:val="ab"/>
+  <w:style w:type="character" w:customStyle="1" w:styleId="FooterChar">
+    <w:name w:val="Footer Char"/>
+    <w:basedOn w:val="DefaultParagraphFont"/>
+    <w:link w:val="Footer"/>
     <w:uiPriority w:val="99"/>
     <w:rsid w:val="00506156"/>
   </w:style>
-  <w:style w:type="paragraph" w:styleId="ad">
+  <w:style w:type="paragraph" w:styleId="ListParagraph">
     <w:name w:val="List Paragraph"/>
-    <w:basedOn w:val="a1"/>
-    <w:link w:val="ae"/>
+    <w:basedOn w:val="Normal"/>
+    <w:link w:val="ListParagraphChar"/>
     <w:uiPriority w:val="34"/>
     <w:qFormat/>
     <w:rsid w:val="00304F91"/>
@@ -18611,10 +18882,10 @@
       <w:contextualSpacing/>
     </w:pPr>
   </w:style>
-  <w:style w:type="character" w:customStyle="1" w:styleId="10">
-    <w:name w:val="Заглавие 1 Знак"/>
-    <w:basedOn w:val="a2"/>
-    <w:link w:val="1"/>
+  <w:style w:type="character" w:customStyle="1" w:styleId="Heading1Char">
+    <w:name w:val="Heading 1 Char"/>
+    <w:basedOn w:val="DefaultParagraphFont"/>
+    <w:link w:val="Heading1"/>
     <w:uiPriority w:val="9"/>
     <w:rsid w:val="00253B22"/>
     <w:rPr>
@@ -18628,10 +18899,10 @@
       <w:lang w:eastAsia="bg-BG"/>
     </w:rPr>
   </w:style>
-  <w:style w:type="character" w:customStyle="1" w:styleId="20">
-    <w:name w:val="Заглавие 2 Знак"/>
-    <w:basedOn w:val="a2"/>
-    <w:link w:val="2"/>
+  <w:style w:type="character" w:customStyle="1" w:styleId="Heading2Char">
+    <w:name w:val="Heading 2 Char"/>
+    <w:basedOn w:val="DefaultParagraphFont"/>
+    <w:link w:val="Heading2"/>
     <w:uiPriority w:val="9"/>
     <w:rsid w:val="00AC5447"/>
     <w:rPr>
@@ -18644,10 +18915,10 @@
       <w:szCs w:val="28"/>
     </w:rPr>
   </w:style>
-  <w:style w:type="character" w:customStyle="1" w:styleId="30">
-    <w:name w:val="Заглавие 3 Знак"/>
-    <w:basedOn w:val="a2"/>
-    <w:link w:val="3"/>
+  <w:style w:type="character" w:customStyle="1" w:styleId="Heading3Char">
+    <w:name w:val="Heading 3 Char"/>
+    <w:basedOn w:val="DefaultParagraphFont"/>
+    <w:link w:val="Heading3"/>
     <w:uiPriority w:val="9"/>
     <w:rsid w:val="00253B22"/>
     <w:rPr>
@@ -18660,10 +18931,10 @@
       <w:lang w:eastAsia="bg-BG"/>
     </w:rPr>
   </w:style>
-  <w:style w:type="character" w:customStyle="1" w:styleId="40">
-    <w:name w:val="Заглавие 4 Знак"/>
-    <w:basedOn w:val="a2"/>
-    <w:link w:val="4"/>
+  <w:style w:type="character" w:customStyle="1" w:styleId="Heading4Char">
+    <w:name w:val="Heading 4 Char"/>
+    <w:basedOn w:val="DefaultParagraphFont"/>
+    <w:link w:val="Heading4"/>
     <w:uiPriority w:val="9"/>
     <w:rsid w:val="00384DA0"/>
     <w:rPr>
@@ -18677,10 +18948,10 @@
       <w:szCs w:val="24"/>
     </w:rPr>
   </w:style>
-  <w:style w:type="character" w:customStyle="1" w:styleId="50">
-    <w:name w:val="Заглавие 5 Знак"/>
-    <w:basedOn w:val="a2"/>
-    <w:link w:val="5"/>
+  <w:style w:type="character" w:customStyle="1" w:styleId="Heading5Char">
+    <w:name w:val="Heading 5 Char"/>
+    <w:basedOn w:val="DefaultParagraphFont"/>
+    <w:link w:val="Heading5"/>
     <w:uiPriority w:val="9"/>
     <w:semiHidden/>
     <w:rsid w:val="00384DA0"/>
@@ -18691,10 +18962,10 @@
       <w:szCs w:val="24"/>
     </w:rPr>
   </w:style>
-  <w:style w:type="character" w:customStyle="1" w:styleId="60">
-    <w:name w:val="Заглавие 6 Знак"/>
-    <w:basedOn w:val="a2"/>
-    <w:link w:val="6"/>
+  <w:style w:type="character" w:customStyle="1" w:styleId="Heading6Char">
+    <w:name w:val="Heading 6 Char"/>
+    <w:basedOn w:val="DefaultParagraphFont"/>
+    <w:link w:val="Heading6"/>
     <w:uiPriority w:val="9"/>
     <w:semiHidden/>
     <w:rsid w:val="00384DA0"/>
@@ -18707,10 +18978,10 @@
       <w:szCs w:val="24"/>
     </w:rPr>
   </w:style>
-  <w:style w:type="character" w:customStyle="1" w:styleId="70">
-    <w:name w:val="Заглавие 7 Знак"/>
-    <w:basedOn w:val="a2"/>
-    <w:link w:val="7"/>
+  <w:style w:type="character" w:customStyle="1" w:styleId="Heading7Char">
+    <w:name w:val="Heading 7 Char"/>
+    <w:basedOn w:val="DefaultParagraphFont"/>
+    <w:link w:val="Heading7"/>
     <w:uiPriority w:val="9"/>
     <w:semiHidden/>
     <w:rsid w:val="00384DA0"/>
@@ -18723,10 +18994,10 @@
       <w:szCs w:val="24"/>
     </w:rPr>
   </w:style>
-  <w:style w:type="character" w:customStyle="1" w:styleId="80">
-    <w:name w:val="Заглавие 8 Знак"/>
-    <w:basedOn w:val="a2"/>
-    <w:link w:val="8"/>
+  <w:style w:type="character" w:customStyle="1" w:styleId="Heading8Char">
+    <w:name w:val="Heading 8 Char"/>
+    <w:basedOn w:val="DefaultParagraphFont"/>
+    <w:link w:val="Heading8"/>
     <w:uiPriority w:val="9"/>
     <w:semiHidden/>
     <w:rsid w:val="00384DA0"/>
@@ -18737,10 +19008,10 @@
       <w:szCs w:val="20"/>
     </w:rPr>
   </w:style>
-  <w:style w:type="character" w:customStyle="1" w:styleId="90">
-    <w:name w:val="Заглавие 9 Знак"/>
-    <w:basedOn w:val="a2"/>
-    <w:link w:val="9"/>
+  <w:style w:type="character" w:customStyle="1" w:styleId="Heading9Char">
+    <w:name w:val="Heading 9 Char"/>
+    <w:basedOn w:val="DefaultParagraphFont"/>
+    <w:link w:val="Heading9"/>
     <w:uiPriority w:val="9"/>
     <w:semiHidden/>
     <w:rsid w:val="00384DA0"/>
@@ -18753,10 +19024,10 @@
       <w:szCs w:val="20"/>
     </w:rPr>
   </w:style>
-  <w:style w:type="paragraph" w:styleId="af">
+  <w:style w:type="paragraph" w:styleId="Caption">
     <w:name w:val="caption"/>
-    <w:basedOn w:val="a1"/>
-    <w:next w:val="a1"/>
+    <w:basedOn w:val="Normal"/>
+    <w:next w:val="Normal"/>
     <w:uiPriority w:val="35"/>
     <w:semiHidden/>
     <w:unhideWhenUsed/>
@@ -18773,11 +19044,11 @@
       <w:szCs w:val="18"/>
     </w:rPr>
   </w:style>
-  <w:style w:type="paragraph" w:styleId="af0">
+  <w:style w:type="paragraph" w:styleId="Title">
     <w:name w:val="Title"/>
-    <w:basedOn w:val="a1"/>
-    <w:next w:val="a1"/>
-    <w:link w:val="af1"/>
+    <w:basedOn w:val="Normal"/>
+    <w:next w:val="Normal"/>
+    <w:link w:val="TitleChar"/>
     <w:uiPriority w:val="10"/>
     <w:qFormat/>
     <w:rsid w:val="00384DA0"/>
@@ -18792,10 +19063,10 @@
       <w:szCs w:val="56"/>
     </w:rPr>
   </w:style>
-  <w:style w:type="character" w:customStyle="1" w:styleId="af1">
-    <w:name w:val="Заглавие Знак"/>
-    <w:basedOn w:val="a2"/>
-    <w:link w:val="af0"/>
+  <w:style w:type="character" w:customStyle="1" w:styleId="TitleChar">
+    <w:name w:val="Title Char"/>
+    <w:basedOn w:val="DefaultParagraphFont"/>
+    <w:link w:val="Title"/>
     <w:uiPriority w:val="10"/>
     <w:rsid w:val="00384DA0"/>
     <w:rPr>
@@ -18805,11 +19076,11 @@
       <w:szCs w:val="56"/>
     </w:rPr>
   </w:style>
-  <w:style w:type="paragraph" w:styleId="af2">
+  <w:style w:type="paragraph" w:styleId="Subtitle">
     <w:name w:val="Subtitle"/>
-    <w:basedOn w:val="a1"/>
-    <w:next w:val="a1"/>
-    <w:link w:val="af3"/>
+    <w:basedOn w:val="Normal"/>
+    <w:next w:val="Normal"/>
+    <w:link w:val="SubtitleChar"/>
     <w:uiPriority w:val="11"/>
     <w:qFormat/>
     <w:rsid w:val="00384DA0"/>
@@ -18824,10 +19095,10 @@
       <w:spacing w:val="10"/>
     </w:rPr>
   </w:style>
-  <w:style w:type="character" w:customStyle="1" w:styleId="af3">
-    <w:name w:val="Подзаглавие Знак"/>
-    <w:basedOn w:val="a2"/>
-    <w:link w:val="af2"/>
+  <w:style w:type="character" w:customStyle="1" w:styleId="SubtitleChar">
+    <w:name w:val="Subtitle Char"/>
+    <w:basedOn w:val="DefaultParagraphFont"/>
+    <w:link w:val="Subtitle"/>
     <w:uiPriority w:val="11"/>
     <w:rsid w:val="00384DA0"/>
     <w:rPr>
@@ -18835,9 +19106,9 @@
       <w:spacing w:val="10"/>
     </w:rPr>
   </w:style>
-  <w:style w:type="character" w:styleId="af4">
+  <w:style w:type="character" w:styleId="Strong">
     <w:name w:val="Strong"/>
-    <w:basedOn w:val="a2"/>
+    <w:basedOn w:val="DefaultParagraphFont"/>
     <w:uiPriority w:val="22"/>
     <w:qFormat/>
     <w:rsid w:val="00384DA0"/>
@@ -18847,9 +19118,9 @@
       <w:color w:val="000000" w:themeColor="text1"/>
     </w:rPr>
   </w:style>
-  <w:style w:type="character" w:styleId="af5">
+  <w:style w:type="character" w:styleId="Emphasis">
     <w:name w:val="Emphasis"/>
-    <w:basedOn w:val="a2"/>
+    <w:basedOn w:val="DefaultParagraphFont"/>
     <w:uiPriority w:val="20"/>
     <w:qFormat/>
     <w:rsid w:val="00384DA0"/>
@@ -18859,7 +19130,7 @@
       <w:color w:val="auto"/>
     </w:rPr>
   </w:style>
-  <w:style w:type="paragraph" w:styleId="af6">
+  <w:style w:type="paragraph" w:styleId="NoSpacing">
     <w:name w:val="No Spacing"/>
     <w:uiPriority w:val="1"/>
     <w:qFormat/>
@@ -18868,11 +19139,11 @@
       <w:spacing w:after="0" w:line="240" w:lineRule="auto"/>
     </w:pPr>
   </w:style>
-  <w:style w:type="paragraph" w:styleId="af7">
+  <w:style w:type="paragraph" w:styleId="Quote">
     <w:name w:val="Quote"/>
-    <w:basedOn w:val="a1"/>
-    <w:next w:val="a1"/>
-    <w:link w:val="af8"/>
+    <w:basedOn w:val="Normal"/>
+    <w:next w:val="Normal"/>
+    <w:link w:val="QuoteChar"/>
     <w:uiPriority w:val="29"/>
     <w:qFormat/>
     <w:rsid w:val="00384DA0"/>
@@ -18886,10 +19157,10 @@
       <w:color w:val="000000" w:themeColor="text1"/>
     </w:rPr>
   </w:style>
-  <w:style w:type="character" w:customStyle="1" w:styleId="af8">
-    <w:name w:val="Цитат Знак"/>
-    <w:basedOn w:val="a2"/>
-    <w:link w:val="af7"/>
+  <w:style w:type="character" w:customStyle="1" w:styleId="QuoteChar">
+    <w:name w:val="Quote Char"/>
+    <w:basedOn w:val="DefaultParagraphFont"/>
+    <w:link w:val="Quote"/>
     <w:uiPriority w:val="29"/>
     <w:rsid w:val="00384DA0"/>
     <w:rPr>
@@ -18898,11 +19169,11 @@
       <w:color w:val="000000" w:themeColor="text1"/>
     </w:rPr>
   </w:style>
-  <w:style w:type="paragraph" w:styleId="af9">
+  <w:style w:type="paragraph" w:styleId="IntenseQuote">
     <w:name w:val="Intense Quote"/>
-    <w:basedOn w:val="a1"/>
-    <w:next w:val="a1"/>
-    <w:link w:val="afa"/>
+    <w:basedOn w:val="Normal"/>
+    <w:next w:val="Normal"/>
+    <w:link w:val="IntenseQuoteChar"/>
     <w:uiPriority w:val="30"/>
     <w:qFormat/>
     <w:rsid w:val="00384DA0"/>
@@ -18919,10 +19190,10 @@
       <w:color w:val="000000" w:themeColor="text1"/>
     </w:rPr>
   </w:style>
-  <w:style w:type="character" w:customStyle="1" w:styleId="afa">
-    <w:name w:val="Интензивно цитиране Знак"/>
-    <w:basedOn w:val="a2"/>
-    <w:link w:val="af9"/>
+  <w:style w:type="character" w:customStyle="1" w:styleId="IntenseQuoteChar">
+    <w:name w:val="Intense Quote Char"/>
+    <w:basedOn w:val="DefaultParagraphFont"/>
+    <w:link w:val="IntenseQuote"/>
     <w:uiPriority w:val="30"/>
     <w:rsid w:val="00384DA0"/>
     <w:rPr>
@@ -18930,9 +19201,9 @@
       <w:shd w:val="clear" w:color="auto" w:fill="F2F2F2" w:themeFill="background1" w:themeFillShade="F2"/>
     </w:rPr>
   </w:style>
-  <w:style w:type="character" w:styleId="afb">
+  <w:style w:type="character" w:styleId="SubtleEmphasis">
     <w:name w:val="Subtle Emphasis"/>
-    <w:basedOn w:val="a2"/>
+    <w:basedOn w:val="DefaultParagraphFont"/>
     <w:uiPriority w:val="19"/>
     <w:qFormat/>
     <w:rsid w:val="00384DA0"/>
@@ -18942,9 +19213,9 @@
       <w:color w:val="404040" w:themeColor="text1" w:themeTint="BF"/>
     </w:rPr>
   </w:style>
-  <w:style w:type="character" w:styleId="afc">
+  <w:style w:type="character" w:styleId="IntenseEmphasis">
     <w:name w:val="Intense Emphasis"/>
-    <w:basedOn w:val="a2"/>
+    <w:basedOn w:val="DefaultParagraphFont"/>
     <w:uiPriority w:val="21"/>
     <w:qFormat/>
     <w:rsid w:val="00384DA0"/>
@@ -18956,9 +19227,9 @@
       <w:caps/>
     </w:rPr>
   </w:style>
-  <w:style w:type="character" w:styleId="afd">
+  <w:style w:type="character" w:styleId="SubtleReference">
     <w:name w:val="Subtle Reference"/>
-    <w:basedOn w:val="a2"/>
+    <w:basedOn w:val="DefaultParagraphFont"/>
     <w:uiPriority w:val="31"/>
     <w:qFormat/>
     <w:rsid w:val="00384DA0"/>
@@ -18968,9 +19239,9 @@
       <w:u w:val="single" w:color="7F7F7F" w:themeColor="text1" w:themeTint="80"/>
     </w:rPr>
   </w:style>
-  <w:style w:type="character" w:styleId="afe">
+  <w:style w:type="character" w:styleId="IntenseReference">
     <w:name w:val="Intense Reference"/>
-    <w:basedOn w:val="a2"/>
+    <w:basedOn w:val="DefaultParagraphFont"/>
     <w:uiPriority w:val="32"/>
     <w:qFormat/>
     <w:rsid w:val="00384DA0"/>
@@ -18981,9 +19252,9 @@
       <w:u w:val="single"/>
     </w:rPr>
   </w:style>
-  <w:style w:type="character" w:styleId="aff">
+  <w:style w:type="character" w:styleId="BookTitle">
     <w:name w:val="Book Title"/>
-    <w:basedOn w:val="a2"/>
+    <w:basedOn w:val="DefaultParagraphFont"/>
     <w:uiPriority w:val="33"/>
     <w:qFormat/>
     <w:rsid w:val="00384DA0"/>
@@ -18994,10 +19265,10 @@
       <w:spacing w:val="5"/>
     </w:rPr>
   </w:style>
-  <w:style w:type="paragraph" w:styleId="aff0">
+  <w:style w:type="paragraph" w:styleId="TOCHeading">
     <w:name w:val="TOC Heading"/>
-    <w:basedOn w:val="1"/>
-    <w:next w:val="a1"/>
+    <w:basedOn w:val="Heading1"/>
+    <w:next w:val="Normal"/>
     <w:uiPriority w:val="39"/>
     <w:unhideWhenUsed/>
     <w:qFormat/>
@@ -19006,9 +19277,9 @@
       <w:outlineLvl w:val="9"/>
     </w:pPr>
   </w:style>
-  <w:style w:type="paragraph" w:customStyle="1" w:styleId="aff1">
+  <w:style w:type="paragraph" w:customStyle="1" w:styleId="a1">
     <w:name w:val="код"/>
-    <w:basedOn w:val="a1"/>
+    <w:basedOn w:val="Normal"/>
     <w:link w:val="Char"/>
     <w:qFormat/>
     <w:rsid w:val="00384DA0"/>
@@ -19020,10 +19291,10 @@
       <w:rFonts w:ascii="Tahoma" w:hAnsi="Tahoma" w:cs="Arial"/>
     </w:rPr>
   </w:style>
-  <w:style w:type="character" w:customStyle="1" w:styleId="ae">
-    <w:name w:val="Списък на абзаци Знак"/>
-    <w:basedOn w:val="a2"/>
-    <w:link w:val="ad"/>
+  <w:style w:type="character" w:customStyle="1" w:styleId="ListParagraphChar">
+    <w:name w:val="List Paragraph Char"/>
+    <w:basedOn w:val="DefaultParagraphFont"/>
+    <w:link w:val="ListParagraph"/>
     <w:uiPriority w:val="34"/>
     <w:rsid w:val="00231966"/>
     <w:rPr>
@@ -19034,8 +19305,8 @@
   </w:style>
   <w:style w:type="character" w:customStyle="1" w:styleId="Char">
     <w:name w:val="код Char"/>
-    <w:basedOn w:val="a2"/>
-    <w:link w:val="aff1"/>
+    <w:basedOn w:val="DefaultParagraphFont"/>
+    <w:link w:val="a1"/>
     <w:rsid w:val="00384DA0"/>
     <w:rPr>
       <w:rFonts w:ascii="Tahoma" w:hAnsi="Tahoma" w:cs="Arial"/>
@@ -19043,10 +19314,10 @@
       <w:szCs w:val="24"/>
     </w:rPr>
   </w:style>
-  <w:style w:type="paragraph" w:styleId="11">
+  <w:style w:type="paragraph" w:styleId="TOC1">
     <w:name w:val="toc 1"/>
-    <w:basedOn w:val="a1"/>
-    <w:next w:val="a1"/>
+    <w:basedOn w:val="Normal"/>
+    <w:next w:val="Normal"/>
     <w:autoRedefine/>
     <w:uiPriority w:val="39"/>
     <w:unhideWhenUsed/>
@@ -19055,10 +19326,10 @@
       <w:spacing w:after="100"/>
     </w:pPr>
   </w:style>
-  <w:style w:type="paragraph" w:styleId="21">
+  <w:style w:type="paragraph" w:styleId="TOC2">
     <w:name w:val="toc 2"/>
-    <w:basedOn w:val="a1"/>
-    <w:next w:val="a1"/>
+    <w:basedOn w:val="Normal"/>
+    <w:next w:val="Normal"/>
     <w:autoRedefine/>
     <w:uiPriority w:val="39"/>
     <w:unhideWhenUsed/>
@@ -19068,10 +19339,10 @@
       <w:ind w:left="240"/>
     </w:pPr>
   </w:style>
-  <w:style w:type="paragraph" w:styleId="31">
+  <w:style w:type="paragraph" w:styleId="TOC3">
     <w:name w:val="toc 3"/>
-    <w:basedOn w:val="a1"/>
-    <w:next w:val="a1"/>
+    <w:basedOn w:val="Normal"/>
+    <w:next w:val="Normal"/>
     <w:autoRedefine/>
     <w:uiPriority w:val="39"/>
     <w:unhideWhenUsed/>
@@ -19081,9 +19352,9 @@
       <w:ind w:left="480"/>
     </w:pPr>
   </w:style>
-  <w:style w:type="character" w:styleId="HTML">
+  <w:style w:type="character" w:styleId="HTMLCode">
     <w:name w:val="HTML Code"/>
-    <w:basedOn w:val="a2"/>
+    <w:basedOn w:val="DefaultParagraphFont"/>
     <w:uiPriority w:val="99"/>
     <w:semiHidden/>
     <w:unhideWhenUsed/>
@@ -19096,7 +19367,7 @@
   </w:style>
   <w:style w:type="paragraph" w:customStyle="1" w:styleId="a0">
     <w:name w:val="точка"/>
-    <w:basedOn w:val="a1"/>
+    <w:basedOn w:val="Normal"/>
     <w:link w:val="Char0"/>
     <w:qFormat/>
     <w:rsid w:val="00FE6257"/>
@@ -19120,7 +19391,7 @@
   </w:style>
   <w:style w:type="character" w:customStyle="1" w:styleId="Char0">
     <w:name w:val="точка Char"/>
-    <w:basedOn w:val="a2"/>
+    <w:basedOn w:val="DefaultParagraphFont"/>
     <w:link w:val="a0"/>
     <w:rsid w:val="00FE6257"/>
     <w:rPr>
@@ -19132,10 +19403,10 @@
       <w:lang w:eastAsia="bg-BG"/>
     </w:rPr>
   </w:style>
-  <w:style w:type="paragraph" w:styleId="HTML0">
+  <w:style w:type="paragraph" w:styleId="HTMLPreformatted">
     <w:name w:val="HTML Preformatted"/>
-    <w:basedOn w:val="a1"/>
-    <w:link w:val="HTML1"/>
+    <w:basedOn w:val="Normal"/>
+    <w:link w:val="HTMLPreformattedChar"/>
     <w:uiPriority w:val="99"/>
     <w:unhideWhenUsed/>
     <w:rsid w:val="00782E28"/>
@@ -19169,10 +19440,10 @@
       <w:lang w:eastAsia="bg-BG"/>
     </w:rPr>
   </w:style>
-  <w:style w:type="character" w:customStyle="1" w:styleId="HTML1">
-    <w:name w:val="HTML стандартен Знак"/>
-    <w:basedOn w:val="a2"/>
-    <w:link w:val="HTML0"/>
+  <w:style w:type="character" w:customStyle="1" w:styleId="HTMLPreformattedChar">
+    <w:name w:val="HTML Preformatted Char"/>
+    <w:basedOn w:val="DefaultParagraphFont"/>
+    <w:link w:val="HTMLPreformatted"/>
     <w:uiPriority w:val="99"/>
     <w:rsid w:val="00782E28"/>
     <w:rPr>
@@ -19184,70 +19455,70 @@
   </w:style>
   <w:style w:type="character" w:customStyle="1" w:styleId="text-text-primary-3">
     <w:name w:val="text-text-primary-3"/>
-    <w:basedOn w:val="a2"/>
+    <w:basedOn w:val="DefaultParagraphFont"/>
     <w:rsid w:val="00716AEF"/>
   </w:style>
   <w:style w:type="character" w:customStyle="1" w:styleId="hljs-keyword">
     <w:name w:val="hljs-keyword"/>
-    <w:basedOn w:val="a2"/>
+    <w:basedOn w:val="DefaultParagraphFont"/>
     <w:rsid w:val="00716AEF"/>
   </w:style>
   <w:style w:type="character" w:customStyle="1" w:styleId="hljs-title">
     <w:name w:val="hljs-title"/>
-    <w:basedOn w:val="a2"/>
+    <w:basedOn w:val="DefaultParagraphFont"/>
     <w:rsid w:val="004E5D4E"/>
   </w:style>
   <w:style w:type="character" w:customStyle="1" w:styleId="hljs-number">
     <w:name w:val="hljs-number"/>
-    <w:basedOn w:val="a2"/>
+    <w:basedOn w:val="DefaultParagraphFont"/>
     <w:rsid w:val="004E5D4E"/>
   </w:style>
   <w:style w:type="character" w:customStyle="1" w:styleId="hljs-literal">
     <w:name w:val="hljs-literal"/>
-    <w:basedOn w:val="a2"/>
+    <w:basedOn w:val="DefaultParagraphFont"/>
     <w:rsid w:val="004E5D4E"/>
   </w:style>
   <w:style w:type="character" w:customStyle="1" w:styleId="hljs-params">
     <w:name w:val="hljs-params"/>
-    <w:basedOn w:val="a2"/>
+    <w:basedOn w:val="DefaultParagraphFont"/>
     <w:rsid w:val="004E5D4E"/>
   </w:style>
   <w:style w:type="character" w:customStyle="1" w:styleId="hljs-string">
     <w:name w:val="hljs-string"/>
-    <w:basedOn w:val="a2"/>
+    <w:basedOn w:val="DefaultParagraphFont"/>
     <w:rsid w:val="004E5D4E"/>
   </w:style>
   <w:style w:type="character" w:customStyle="1" w:styleId="hljs-subst">
     <w:name w:val="hljs-subst"/>
-    <w:basedOn w:val="a2"/>
+    <w:basedOn w:val="DefaultParagraphFont"/>
     <w:rsid w:val="004E5D4E"/>
   </w:style>
   <w:style w:type="character" w:customStyle="1" w:styleId="hljs-meta">
     <w:name w:val="hljs-meta"/>
-    <w:basedOn w:val="a2"/>
+    <w:basedOn w:val="DefaultParagraphFont"/>
     <w:rsid w:val="004E5D4E"/>
   </w:style>
   <w:style w:type="character" w:customStyle="1" w:styleId="hljs-builtin">
     <w:name w:val="hljs-built_in"/>
-    <w:basedOn w:val="a2"/>
+    <w:basedOn w:val="DefaultParagraphFont"/>
     <w:rsid w:val="00B7581D"/>
   </w:style>
   <w:style w:type="character" w:customStyle="1" w:styleId="hljs-comment">
     <w:name w:val="hljs-comment"/>
-    <w:basedOn w:val="a2"/>
+    <w:basedOn w:val="DefaultParagraphFont"/>
     <w:rsid w:val="00B7581D"/>
   </w:style>
   <w:style w:type="numbering" w:customStyle="1" w:styleId="NoList1">
     <w:name w:val="No List1"/>
-    <w:next w:val="a4"/>
+    <w:next w:val="NoList"/>
     <w:uiPriority w:val="99"/>
     <w:semiHidden/>
     <w:unhideWhenUsed/>
     <w:rsid w:val="00E11675"/>
   </w:style>
-  <w:style w:type="numbering" w:customStyle="1" w:styleId="12">
+  <w:style w:type="numbering" w:customStyle="1" w:styleId="1">
     <w:name w:val="Без списък1"/>
-    <w:next w:val="a4"/>
+    <w:next w:val="NoList"/>
     <w:uiPriority w:val="99"/>
     <w:semiHidden/>
     <w:unhideWhenUsed/>
@@ -19255,93 +19526,93 @@
   </w:style>
   <w:style w:type="character" w:customStyle="1" w:styleId="ellipsis-text">
     <w:name w:val="ellipsis-text"/>
-    <w:basedOn w:val="a2"/>
+    <w:basedOn w:val="DefaultParagraphFont"/>
     <w:rsid w:val="00E11675"/>
   </w:style>
   <w:style w:type="character" w:customStyle="1" w:styleId="user-input-text">
     <w:name w:val="user-input-text"/>
-    <w:basedOn w:val="a2"/>
+    <w:basedOn w:val="DefaultParagraphFont"/>
     <w:rsid w:val="00E11675"/>
   </w:style>
   <w:style w:type="character" w:customStyle="1" w:styleId="inline-flex">
     <w:name w:val="inline-flex"/>
-    <w:basedOn w:val="a2"/>
+    <w:basedOn w:val="DefaultParagraphFont"/>
     <w:rsid w:val="00E11675"/>
   </w:style>
   <w:style w:type="character" w:customStyle="1" w:styleId="chatbox-collapse-header-text">
     <w:name w:val="chatbox-collapse-header-text"/>
-    <w:basedOn w:val="a2"/>
+    <w:basedOn w:val="DefaultParagraphFont"/>
     <w:rsid w:val="00E11675"/>
   </w:style>
   <w:style w:type="character" w:customStyle="1" w:styleId="hljs-tag">
     <w:name w:val="hljs-tag"/>
-    <w:basedOn w:val="a2"/>
+    <w:basedOn w:val="DefaultParagraphFont"/>
     <w:rsid w:val="00E11675"/>
   </w:style>
   <w:style w:type="character" w:customStyle="1" w:styleId="hljs-name">
     <w:name w:val="hljs-name"/>
-    <w:basedOn w:val="a2"/>
+    <w:basedOn w:val="DefaultParagraphFont"/>
     <w:rsid w:val="00E11675"/>
   </w:style>
   <w:style w:type="character" w:customStyle="1" w:styleId="hljs-attr">
     <w:name w:val="hljs-attr"/>
-    <w:basedOn w:val="a2"/>
+    <w:basedOn w:val="DefaultParagraphFont"/>
     <w:rsid w:val="00E11675"/>
   </w:style>
   <w:style w:type="character" w:customStyle="1" w:styleId="css">
     <w:name w:val="css"/>
-    <w:basedOn w:val="a2"/>
+    <w:basedOn w:val="DefaultParagraphFont"/>
     <w:rsid w:val="00E11675"/>
   </w:style>
   <w:style w:type="character" w:customStyle="1" w:styleId="hljs-selector-tag">
     <w:name w:val="hljs-selector-tag"/>
-    <w:basedOn w:val="a2"/>
+    <w:basedOn w:val="DefaultParagraphFont"/>
     <w:rsid w:val="00E11675"/>
   </w:style>
   <w:style w:type="character" w:customStyle="1" w:styleId="hljs-attribute">
     <w:name w:val="hljs-attribute"/>
-    <w:basedOn w:val="a2"/>
+    <w:basedOn w:val="DefaultParagraphFont"/>
     <w:rsid w:val="00E11675"/>
   </w:style>
   <w:style w:type="character" w:customStyle="1" w:styleId="hljs-selector-class">
     <w:name w:val="hljs-selector-class"/>
-    <w:basedOn w:val="a2"/>
+    <w:basedOn w:val="DefaultParagraphFont"/>
     <w:rsid w:val="00E11675"/>
   </w:style>
   <w:style w:type="character" w:customStyle="1" w:styleId="hljs-selector-attr">
     <w:name w:val="hljs-selector-attr"/>
-    <w:basedOn w:val="a2"/>
+    <w:basedOn w:val="DefaultParagraphFont"/>
     <w:rsid w:val="00E11675"/>
   </w:style>
   <w:style w:type="character" w:customStyle="1" w:styleId="javascript">
     <w:name w:val="javascript"/>
-    <w:basedOn w:val="a2"/>
+    <w:basedOn w:val="DefaultParagraphFont"/>
     <w:rsid w:val="00E11675"/>
   </w:style>
   <w:style w:type="character" w:customStyle="1" w:styleId="hljs-variable">
     <w:name w:val="hljs-variable"/>
-    <w:basedOn w:val="a2"/>
+    <w:basedOn w:val="DefaultParagraphFont"/>
     <w:rsid w:val="00E11675"/>
   </w:style>
   <w:style w:type="character" w:customStyle="1" w:styleId="hljs-property">
     <w:name w:val="hljs-property"/>
-    <w:basedOn w:val="a2"/>
+    <w:basedOn w:val="DefaultParagraphFont"/>
     <w:rsid w:val="00E11675"/>
   </w:style>
   <w:style w:type="character" w:customStyle="1" w:styleId="hljs-function">
     <w:name w:val="hljs-function"/>
-    <w:basedOn w:val="a2"/>
+    <w:basedOn w:val="DefaultParagraphFont"/>
     <w:rsid w:val="00E11675"/>
   </w:style>
   <w:style w:type="character" w:customStyle="1" w:styleId="anticon">
     <w:name w:val="anticon"/>
-    <w:basedOn w:val="a2"/>
+    <w:basedOn w:val="DefaultParagraphFont"/>
     <w:rsid w:val="00E11675"/>
   </w:style>
-  <w:style w:type="paragraph" w:customStyle="1" w:styleId="aff2">
+  <w:style w:type="paragraph" w:customStyle="1" w:styleId="a2">
     <w:name w:val="фигура"/>
-    <w:basedOn w:val="a1"/>
-    <w:link w:val="aff3"/>
+    <w:basedOn w:val="Normal"/>
+    <w:link w:val="a3"/>
     <w:qFormat/>
     <w:rsid w:val="00415850"/>
     <w:pPr>
@@ -19353,10 +19624,10 @@
       <w:lang w:eastAsia="bg-BG"/>
     </w:rPr>
   </w:style>
-  <w:style w:type="character" w:customStyle="1" w:styleId="aff3">
+  <w:style w:type="character" w:customStyle="1" w:styleId="a3">
     <w:name w:val="фигура Знак"/>
-    <w:basedOn w:val="a2"/>
-    <w:link w:val="aff2"/>
+    <w:basedOn w:val="DefaultParagraphFont"/>
+    <w:link w:val="a2"/>
     <w:rsid w:val="00415850"/>
     <w:rPr>
       <w:rFonts w:ascii="Times New Roman" w:eastAsia="Times New Roman" w:hAnsi="Times New Roman" w:cs="Times New Roman"/>
@@ -19368,8 +19639,8 @@
   </w:style>
   <w:style w:type="paragraph" w:customStyle="1" w:styleId="a">
     <w:name w:val="списък"/>
-    <w:basedOn w:val="ad"/>
-    <w:link w:val="aff4"/>
+    <w:basedOn w:val="ListParagraph"/>
+    <w:link w:val="a4"/>
     <w:qFormat/>
     <w:rsid w:val="00AF3D95"/>
     <w:pPr>
@@ -19382,1356 +19653,9 @@
       <w:lang w:eastAsia="bg-BG"/>
     </w:rPr>
   </w:style>
-  <w:style w:type="character" w:customStyle="1" w:styleId="aff4">
+  <w:style w:type="character" w:customStyle="1" w:styleId="a4">
     <w:name w:val="списък Знак"/>
-    <w:basedOn w:val="ae"/>
-    <w:link w:val="a"/>
-    <w:rsid w:val="00AF3D95"/>
-    <w:rPr>
-      <w:rFonts w:ascii="Times New Roman" w:eastAsia="Times New Roman" w:hAnsi="Times New Roman" w:cs="Times New Roman"/>
-      <w:sz w:val="24"/>
-      <w:szCs w:val="24"/>
-      <w:lang w:eastAsia="bg-BG"/>
-    </w:rPr>
-  </w:style>
-</w:styles>
-</file>
-
-<file path=word/stylesWithEffects.xml><?xml version="1.0" encoding="utf-8"?>
-<w:styles xmlns:wpc="http://schemas.microsoft.com/office/word/2010/wordprocessingCanvas" xmlns:mc="http://schemas.openxmlformats.org/markup-compatibility/2006" xmlns:o="urn:schemas-microsoft-com:office:office" xmlns:r="http://schemas.openxmlformats.org/officeDocument/2006/relationships" xmlns:m="http://schemas.openxmlformats.org/officeDocument/2006/math" xmlns:v="urn:schemas-microsoft-com:vml" xmlns:wp14="http://schemas.microsoft.com/office/word/2010/wordprocessingDrawing" xmlns:wp="http://schemas.openxmlformats.org/drawingml/2006/wordprocessingDrawing" xmlns:w10="urn:schemas-microsoft-com:office:word" xmlns:w="http://schemas.openxmlformats.org/wordprocessingml/2006/main" xmlns:w14="http://schemas.microsoft.com/office/word/2010/wordml" xmlns:wpg="http://schemas.microsoft.com/office/word/2010/wordprocessingGroup" xmlns:wpi="http://schemas.microsoft.com/office/word/2010/wordprocessingInk" xmlns:wne="http://schemas.microsoft.com/office/word/2006/wordml" xmlns:wps="http://schemas.microsoft.com/office/word/2010/wordprocessingShape" mc:Ignorable="w14 wp14">
-  <w:docDefaults>
-    <w:rPrDefault>
-      <w:rPr>
-        <w:rFonts w:asciiTheme="minorHAnsi" w:eastAsiaTheme="minorEastAsia" w:hAnsiTheme="minorHAnsi" w:cstheme="minorBidi"/>
-        <w:sz w:val="22"/>
-        <w:szCs w:val="22"/>
-        <w:lang w:val="bg-BG" w:eastAsia="en-US" w:bidi="ar-SA"/>
-      </w:rPr>
-    </w:rPrDefault>
-    <w:pPrDefault>
-      <w:pPr>
-        <w:spacing w:after="160" w:line="259" w:lineRule="auto"/>
-      </w:pPr>
-    </w:pPrDefault>
-  </w:docDefaults>
-  <w:latentStyles w:defLockedState="0" w:defUIPriority="99" w:defSemiHidden="1" w:defUnhideWhenUsed="1" w:defQFormat="0" w:count="267">
-    <w:lsdException w:name="Normal" w:semiHidden="0" w:uiPriority="0" w:unhideWhenUsed="0" w:qFormat="1"/>
-    <w:lsdException w:name="heading 1" w:semiHidden="0" w:uiPriority="9" w:unhideWhenUsed="0" w:qFormat="1"/>
-    <w:lsdException w:name="heading 2" w:uiPriority="9" w:qFormat="1"/>
-    <w:lsdException w:name="heading 3" w:uiPriority="9" w:qFormat="1"/>
-    <w:lsdException w:name="heading 4" w:uiPriority="9" w:qFormat="1"/>
-    <w:lsdException w:name="heading 5" w:uiPriority="9" w:qFormat="1"/>
-    <w:lsdException w:name="heading 6" w:uiPriority="9" w:qFormat="1"/>
-    <w:lsdException w:name="heading 7" w:uiPriority="9" w:qFormat="1"/>
-    <w:lsdException w:name="heading 8" w:uiPriority="9" w:qFormat="1"/>
-    <w:lsdException w:name="heading 9" w:uiPriority="9" w:qFormat="1"/>
-    <w:lsdException w:name="toc 1" w:uiPriority="39"/>
-    <w:lsdException w:name="toc 2" w:uiPriority="39"/>
-    <w:lsdException w:name="toc 3" w:uiPriority="39"/>
-    <w:lsdException w:name="toc 4" w:uiPriority="39"/>
-    <w:lsdException w:name="toc 5" w:uiPriority="39"/>
-    <w:lsdException w:name="toc 6" w:uiPriority="39"/>
-    <w:lsdException w:name="toc 7" w:uiPriority="39"/>
-    <w:lsdException w:name="toc 8" w:uiPriority="39"/>
-    <w:lsdException w:name="toc 9" w:uiPriority="39"/>
-    <w:lsdException w:name="caption" w:uiPriority="35" w:qFormat="1"/>
-    <w:lsdException w:name="Title" w:semiHidden="0" w:uiPriority="10" w:unhideWhenUsed="0" w:qFormat="1"/>
-    <w:lsdException w:name="Default Paragraph Font" w:uiPriority="1"/>
-    <w:lsdException w:name="Subtitle" w:semiHidden="0" w:uiPriority="11" w:unhideWhenUsed="0" w:qFormat="1"/>
-    <w:lsdException w:name="Strong" w:semiHidden="0" w:uiPriority="22" w:unhideWhenUsed="0" w:qFormat="1"/>
-    <w:lsdException w:name="Emphasis" w:semiHidden="0" w:uiPriority="20" w:unhideWhenUsed="0" w:qFormat="1"/>
-    <w:lsdException w:name="Table Grid" w:semiHidden="0" w:uiPriority="59" w:unhideWhenUsed="0"/>
-    <w:lsdException w:name="Placeholder Text" w:unhideWhenUsed="0"/>
-    <w:lsdException w:name="No Spacing" w:semiHidden="0" w:uiPriority="1" w:unhideWhenUsed="0" w:qFormat="1"/>
-    <w:lsdException w:name="Light Shading" w:semiHidden="0" w:uiPriority="60" w:unhideWhenUsed="0"/>
-    <w:lsdException w:name="Light List" w:semiHidden="0" w:uiPriority="61" w:unhideWhenUsed="0"/>
-    <w:lsdException w:name="Light Grid" w:semiHidden="0" w:uiPriority="62" w:unhideWhenUsed="0"/>
-    <w:lsdException w:name="Medium Shading 1" w:semiHidden="0" w:uiPriority="63" w:unhideWhenUsed="0"/>
-    <w:lsdException w:name="Medium Shading 2" w:semiHidden="0" w:uiPriority="64" w:unhideWhenUsed="0"/>
-    <w:lsdException w:name="Medium List 1" w:semiHidden="0" w:uiPriority="65" w:unhideWhenUsed="0"/>
-    <w:lsdException w:name="Medium List 2" w:semiHidden="0" w:uiPriority="66" w:unhideWhenUsed="0"/>
-    <w:lsdException w:name="Medium Grid 1" w:semiHidden="0" w:uiPriority="67" w:unhideWhenUsed="0"/>
-    <w:lsdException w:name="Medium Grid 2" w:semiHidden="0" w:uiPriority="68" w:unhideWhenUsed="0"/>
-    <w:lsdException w:name="Medium Grid 3" w:semiHidden="0" w:uiPriority="69" w:unhideWhenUsed="0"/>
-    <w:lsdException w:name="Dark List" w:semiHidden="0" w:uiPriority="70" w:unhideWhenUsed="0"/>
-    <w:lsdException w:name="Colorful Shading" w:semiHidden="0" w:uiPriority="71" w:unhideWhenUsed="0"/>
-    <w:lsdException w:name="Colorful List" w:semiHidden="0" w:uiPriority="72" w:unhideWhenUsed="0"/>
-    <w:lsdException w:name="Colorful Grid" w:semiHidden="0" w:uiPriority="73" w:unhideWhenUsed="0"/>
-    <w:lsdException w:name="Light Shading Accent 1" w:semiHidden="0" w:uiPriority="60" w:unhideWhenUsed="0"/>
-    <w:lsdException w:name="Light List Accent 1" w:semiHidden="0" w:uiPriority="61" w:unhideWhenUsed="0"/>
-    <w:lsdException w:name="Light Grid Accent 1" w:semiHidden="0" w:uiPriority="62" w:unhideWhenUsed="0"/>
-    <w:lsdException w:name="Medium Shading 1 Accent 1" w:semiHidden="0" w:uiPriority="63" w:unhideWhenUsed="0"/>
-    <w:lsdException w:name="Medium Shading 2 Accent 1" w:semiHidden="0" w:uiPriority="64" w:unhideWhenUsed="0"/>
-    <w:lsdException w:name="Medium List 1 Accent 1" w:semiHidden="0" w:uiPriority="65" w:unhideWhenUsed="0"/>
-    <w:lsdException w:name="Revision" w:unhideWhenUsed="0"/>
-    <w:lsdException w:name="List Paragraph" w:semiHidden="0" w:uiPriority="34" w:unhideWhenUsed="0" w:qFormat="1"/>
-    <w:lsdException w:name="Quote" w:semiHidden="0" w:uiPriority="29" w:unhideWhenUsed="0" w:qFormat="1"/>
-    <w:lsdException w:name="Intense Quote" w:semiHidden="0" w:uiPriority="30" w:unhideWhenUsed="0" w:qFormat="1"/>
-    <w:lsdException w:name="Medium List 2 Accent 1" w:semiHidden="0" w:uiPriority="66" w:unhideWhenUsed="0"/>
-    <w:lsdException w:name="Medium Grid 1 Accent 1" w:semiHidden="0" w:uiPriority="67" w:unhideWhenUsed="0"/>
-    <w:lsdException w:name="Medium Grid 2 Accent 1" w:semiHidden="0" w:uiPriority="68" w:unhideWhenUsed="0"/>
-    <w:lsdException w:name="Medium Grid 3 Accent 1" w:semiHidden="0" w:uiPriority="69" w:unhideWhenUsed="0"/>
-    <w:lsdException w:name="Dark List Accent 1" w:semiHidden="0" w:uiPriority="70" w:unhideWhenUsed="0"/>
-    <w:lsdException w:name="Colorful Shading Accent 1" w:semiHidden="0" w:uiPriority="71" w:unhideWhenUsed="0"/>
-    <w:lsdException w:name="Colorful List Accent 1" w:semiHidden="0" w:uiPriority="72" w:unhideWhenUsed="0"/>
-    <w:lsdException w:name="Colorful Grid Accent 1" w:semiHidden="0" w:uiPriority="73" w:unhideWhenUsed="0"/>
-    <w:lsdException w:name="Light Shading Accent 2" w:semiHidden="0" w:uiPriority="60" w:unhideWhenUsed="0"/>
-    <w:lsdException w:name="Light List Accent 2" w:semiHidden="0" w:uiPriority="61" w:unhideWhenUsed="0"/>
-    <w:lsdException w:name="Light Grid Accent 2" w:semiHidden="0" w:uiPriority="62" w:unhideWhenUsed="0"/>
-    <w:lsdException w:name="Medium Shading 1 Accent 2" w:semiHidden="0" w:uiPriority="63" w:unhideWhenUsed="0"/>
-    <w:lsdException w:name="Medium Shading 2 Accent 2" w:semiHidden="0" w:uiPriority="64" w:unhideWhenUsed="0"/>
-    <w:lsdException w:name="Medium List 1 Accent 2" w:semiHidden="0" w:uiPriority="65" w:unhideWhenUsed="0"/>
-    <w:lsdException w:name="Medium List 2 Accent 2" w:semiHidden="0" w:uiPriority="66" w:unhideWhenUsed="0"/>
-    <w:lsdException w:name="Medium Grid 1 Accent 2" w:semiHidden="0" w:uiPriority="67" w:unhideWhenUsed="0"/>
-    <w:lsdException w:name="Medium Grid 2 Accent 2" w:semiHidden="0" w:uiPriority="68" w:unhideWhenUsed="0"/>
-    <w:lsdException w:name="Medium Grid 3 Accent 2" w:semiHidden="0" w:uiPriority="69" w:unhideWhenUsed="0"/>
-    <w:lsdException w:name="Dark List Accent 2" w:semiHidden="0" w:uiPriority="70" w:unhideWhenUsed="0"/>
-    <w:lsdException w:name="Colorful Shading Accent 2" w:semiHidden="0" w:uiPriority="71" w:unhideWhenUsed="0"/>
-    <w:lsdException w:name="Colorful List Accent 2" w:semiHidden="0" w:uiPriority="72" w:unhideWhenUsed="0"/>
-    <w:lsdException w:name="Colorful Grid Accent 2" w:semiHidden="0" w:uiPriority="73" w:unhideWhenUsed="0"/>
-    <w:lsdException w:name="Light Shading Accent 3" w:semiHidden="0" w:uiPriority="60" w:unhideWhenUsed="0"/>
-    <w:lsdException w:name="Light List Accent 3" w:semiHidden="0" w:uiPriority="61" w:unhideWhenUsed="0"/>
-    <w:lsdException w:name="Light Grid Accent 3" w:semiHidden="0" w:uiPriority="62" w:unhideWhenUsed="0"/>
-    <w:lsdException w:name="Medium Shading 1 Accent 3" w:semiHidden="0" w:uiPriority="63" w:unhideWhenUsed="0"/>
-    <w:lsdException w:name="Medium Shading 2 Accent 3" w:semiHidden="0" w:uiPriority="64" w:unhideWhenUsed="0"/>
-    <w:lsdException w:name="Medium List 1 Accent 3" w:semiHidden="0" w:uiPriority="65" w:unhideWhenUsed="0"/>
-    <w:lsdException w:name="Medium List 2 Accent 3" w:semiHidden="0" w:uiPriority="66" w:unhideWhenUsed="0"/>
-    <w:lsdException w:name="Medium Grid 1 Accent 3" w:semiHidden="0" w:uiPriority="67" w:unhideWhenUsed="0"/>
-    <w:lsdException w:name="Medium Grid 2 Accent 3" w:semiHidden="0" w:uiPriority="68" w:unhideWhenUsed="0"/>
-    <w:lsdException w:name="Medium Grid 3 Accent 3" w:semiHidden="0" w:uiPriority="69" w:unhideWhenUsed="0"/>
-    <w:lsdException w:name="Dark List Accent 3" w:semiHidden="0" w:uiPriority="70" w:unhideWhenUsed="0"/>
-    <w:lsdException w:name="Colorful Shading Accent 3" w:semiHidden="0" w:uiPriority="71" w:unhideWhenUsed="0"/>
-    <w:lsdException w:name="Colorful List Accent 3" w:semiHidden="0" w:uiPriority="72" w:unhideWhenUsed="0"/>
-    <w:lsdException w:name="Colorful Grid Accent 3" w:semiHidden="0" w:uiPriority="73" w:unhideWhenUsed="0"/>
-    <w:lsdException w:name="Light Shading Accent 4" w:semiHidden="0" w:uiPriority="60" w:unhideWhenUsed="0"/>
-    <w:lsdException w:name="Light List Accent 4" w:semiHidden="0" w:uiPriority="61" w:unhideWhenUsed="0"/>
-    <w:lsdException w:name="Light Grid Accent 4" w:semiHidden="0" w:uiPriority="62" w:unhideWhenUsed="0"/>
-    <w:lsdException w:name="Medium Shading 1 Accent 4" w:semiHidden="0" w:uiPriority="63" w:unhideWhenUsed="0"/>
-    <w:lsdException w:name="Medium Shading 2 Accent 4" w:semiHidden="0" w:uiPriority="64" w:unhideWhenUsed="0"/>
-    <w:lsdException w:name="Medium List 1 Accent 4" w:semiHidden="0" w:uiPriority="65" w:unhideWhenUsed="0"/>
-    <w:lsdException w:name="Medium List 2 Accent 4" w:semiHidden="0" w:uiPriority="66" w:unhideWhenUsed="0"/>
-    <w:lsdException w:name="Medium Grid 1 Accent 4" w:semiHidden="0" w:uiPriority="67" w:unhideWhenUsed="0"/>
-    <w:lsdException w:name="Medium Grid 2 Accent 4" w:semiHidden="0" w:uiPriority="68" w:unhideWhenUsed="0"/>
-    <w:lsdException w:name="Medium Grid 3 Accent 4" w:semiHidden="0" w:uiPriority="69" w:unhideWhenUsed="0"/>
-    <w:lsdException w:name="Dark List Accent 4" w:semiHidden="0" w:uiPriority="70" w:unhideWhenUsed="0"/>
-    <w:lsdException w:name="Colorful Shading Accent 4" w:semiHidden="0" w:uiPriority="71" w:unhideWhenUsed="0"/>
-    <w:lsdException w:name="Colorful List Accent 4" w:semiHidden="0" w:uiPriority="72" w:unhideWhenUsed="0"/>
-    <w:lsdException w:name="Colorful Grid Accent 4" w:semiHidden="0" w:uiPriority="73" w:unhideWhenUsed="0"/>
-    <w:lsdException w:name="Light Shading Accent 5" w:semiHidden="0" w:uiPriority="60" w:unhideWhenUsed="0"/>
-    <w:lsdException w:name="Light List Accent 5" w:semiHidden="0" w:uiPriority="61" w:unhideWhenUsed="0"/>
-    <w:lsdException w:name="Light Grid Accent 5" w:semiHidden="0" w:uiPriority="62" w:unhideWhenUsed="0"/>
-    <w:lsdException w:name="Medium Shading 1 Accent 5" w:semiHidden="0" w:uiPriority="63" w:unhideWhenUsed="0"/>
-    <w:lsdException w:name="Medium Shading 2 Accent 5" w:semiHidden="0" w:uiPriority="64" w:unhideWhenUsed="0"/>
-    <w:lsdException w:name="Medium List 1 Accent 5" w:semiHidden="0" w:uiPriority="65" w:unhideWhenUsed="0"/>
-    <w:lsdException w:name="Medium List 2 Accent 5" w:semiHidden="0" w:uiPriority="66" w:unhideWhenUsed="0"/>
-    <w:lsdException w:name="Medium Grid 1 Accent 5" w:semiHidden="0" w:uiPriority="67" w:unhideWhenUsed="0"/>
-    <w:lsdException w:name="Medium Grid 2 Accent 5" w:semiHidden="0" w:uiPriority="68" w:unhideWhenUsed="0"/>
-    <w:lsdException w:name="Medium Grid 3 Accent 5" w:semiHidden="0" w:uiPriority="69" w:unhideWhenUsed="0"/>
-    <w:lsdException w:name="Dark List Accent 5" w:semiHidden="0" w:uiPriority="70" w:unhideWhenUsed="0"/>
-    <w:lsdException w:name="Colorful Shading Accent 5" w:semiHidden="0" w:uiPriority="71" w:unhideWhenUsed="0"/>
-    <w:lsdException w:name="Colorful List Accent 5" w:semiHidden="0" w:uiPriority="72" w:unhideWhenUsed="0"/>
-    <w:lsdException w:name="Colorful Grid Accent 5" w:semiHidden="0" w:uiPriority="73" w:unhideWhenUsed="0"/>
-    <w:lsdException w:name="Light Shading Accent 6" w:semiHidden="0" w:uiPriority="60" w:unhideWhenUsed="0"/>
-    <w:lsdException w:name="Light List Accent 6" w:semiHidden="0" w:uiPriority="61" w:unhideWhenUsed="0"/>
-    <w:lsdException w:name="Light Grid Accent 6" w:semiHidden="0" w:uiPriority="62" w:unhideWhenUsed="0"/>
-    <w:lsdException w:name="Medium Shading 1 Accent 6" w:semiHidden="0" w:uiPriority="63" w:unhideWhenUsed="0"/>
-    <w:lsdException w:name="Medium Shading 2 Accent 6" w:semiHidden="0" w:uiPriority="64" w:unhideWhenUsed="0"/>
-    <w:lsdException w:name="Medium List 1 Accent 6" w:semiHidden="0" w:uiPriority="65" w:unhideWhenUsed="0"/>
-    <w:lsdException w:name="Medium List 2 Accent 6" w:semiHidden="0" w:uiPriority="66" w:unhideWhenUsed="0"/>
-    <w:lsdException w:name="Medium Grid 1 Accent 6" w:semiHidden="0" w:uiPriority="67" w:unhideWhenUsed="0"/>
-    <w:lsdException w:name="Medium Grid 2 Accent 6" w:semiHidden="0" w:uiPriority="68" w:unhideWhenUsed="0"/>
-    <w:lsdException w:name="Medium Grid 3 Accent 6" w:semiHidden="0" w:uiPriority="69" w:unhideWhenUsed="0"/>
-    <w:lsdException w:name="Dark List Accent 6" w:semiHidden="0" w:uiPriority="70" w:unhideWhenUsed="0"/>
-    <w:lsdException w:name="Colorful Shading Accent 6" w:semiHidden="0" w:uiPriority="71" w:unhideWhenUsed="0"/>
-    <w:lsdException w:name="Colorful List Accent 6" w:semiHidden="0" w:uiPriority="72" w:unhideWhenUsed="0"/>
-    <w:lsdException w:name="Colorful Grid Accent 6" w:semiHidden="0" w:uiPriority="73" w:unhideWhenUsed="0"/>
-    <w:lsdException w:name="Subtle Emphasis" w:semiHidden="0" w:uiPriority="19" w:unhideWhenUsed="0" w:qFormat="1"/>
-    <w:lsdException w:name="Intense Emphasis" w:semiHidden="0" w:uiPriority="21" w:unhideWhenUsed="0" w:qFormat="1"/>
-    <w:lsdException w:name="Subtle Reference" w:semiHidden="0" w:uiPriority="31" w:unhideWhenUsed="0" w:qFormat="1"/>
-    <w:lsdException w:name="Intense Reference" w:semiHidden="0" w:uiPriority="32" w:unhideWhenUsed="0" w:qFormat="1"/>
-    <w:lsdException w:name="Book Title" w:semiHidden="0" w:uiPriority="33" w:unhideWhenUsed="0" w:qFormat="1"/>
-    <w:lsdException w:name="Bibliography" w:uiPriority="37"/>
-    <w:lsdException w:name="TOC Heading" w:uiPriority="39" w:qFormat="1"/>
-  </w:latentStyles>
-  <w:style w:type="paragraph" w:default="1" w:styleId="a1">
-    <w:name w:val="Normal"/>
-    <w:qFormat/>
-    <w:rsid w:val="00253B22"/>
-    <w:pPr>
-      <w:spacing w:before="240" w:after="0" w:line="360" w:lineRule="auto"/>
-      <w:ind w:firstLine="851"/>
-      <w:jc w:val="both"/>
-    </w:pPr>
-    <w:rPr>
-      <w:rFonts w:ascii="Times New Roman" w:hAnsi="Times New Roman" w:cs="Times New Roman"/>
-      <w:sz w:val="24"/>
-      <w:szCs w:val="24"/>
-    </w:rPr>
-  </w:style>
-  <w:style w:type="paragraph" w:styleId="1">
-    <w:name w:val="heading 1"/>
-    <w:basedOn w:val="a1"/>
-    <w:next w:val="a1"/>
-    <w:link w:val="10"/>
-    <w:uiPriority w:val="9"/>
-    <w:qFormat/>
-    <w:rsid w:val="00253B22"/>
-    <w:pPr>
-      <w:keepNext/>
-      <w:keepLines/>
-      <w:numPr>
-        <w:numId w:val="1"/>
-      </w:numPr>
-      <w:pBdr>
-        <w:bottom w:val="single" w:sz="4" w:space="1" w:color="595959" w:themeColor="text1" w:themeTint="A6"/>
-      </w:pBdr>
-      <w:spacing w:before="480" w:after="360"/>
-      <w:ind w:left="431" w:hanging="431"/>
-      <w:outlineLvl w:val="0"/>
-    </w:pPr>
-    <w:rPr>
-      <w:rFonts w:asciiTheme="majorHAnsi" w:eastAsia="Times New Roman" w:hAnsiTheme="majorHAnsi" w:cstheme="majorBidi"/>
-      <w:b/>
-      <w:bCs/>
-      <w:smallCaps/>
-      <w:color w:val="000000" w:themeColor="text1"/>
-      <w:sz w:val="36"/>
-      <w:szCs w:val="36"/>
-      <w:lang w:eastAsia="bg-BG"/>
-    </w:rPr>
-  </w:style>
-  <w:style w:type="paragraph" w:styleId="2">
-    <w:name w:val="heading 2"/>
-    <w:basedOn w:val="a1"/>
-    <w:next w:val="a1"/>
-    <w:link w:val="20"/>
-    <w:uiPriority w:val="9"/>
-    <w:unhideWhenUsed/>
-    <w:qFormat/>
-    <w:rsid w:val="00AC5447"/>
-    <w:pPr>
-      <w:keepNext/>
-      <w:keepLines/>
-      <w:numPr>
-        <w:ilvl w:val="1"/>
-        <w:numId w:val="1"/>
-      </w:numPr>
-      <w:spacing w:before="360"/>
-      <w:ind w:left="578" w:hanging="578"/>
-      <w:outlineLvl w:val="1"/>
-    </w:pPr>
-    <w:rPr>
-      <w:rFonts w:asciiTheme="majorHAnsi" w:eastAsiaTheme="majorEastAsia" w:hAnsiTheme="majorHAnsi" w:cstheme="majorBidi"/>
-      <w:b/>
-      <w:bCs/>
-      <w:smallCaps/>
-      <w:color w:val="000000" w:themeColor="text1"/>
-      <w:sz w:val="28"/>
-      <w:szCs w:val="28"/>
-    </w:rPr>
-  </w:style>
-  <w:style w:type="paragraph" w:styleId="3">
-    <w:name w:val="heading 3"/>
-    <w:basedOn w:val="a1"/>
-    <w:next w:val="a1"/>
-    <w:link w:val="30"/>
-    <w:uiPriority w:val="9"/>
-    <w:unhideWhenUsed/>
-    <w:qFormat/>
-    <w:rsid w:val="00253B22"/>
-    <w:pPr>
-      <w:keepNext/>
-      <w:keepLines/>
-      <w:numPr>
-        <w:ilvl w:val="2"/>
-        <w:numId w:val="1"/>
-      </w:numPr>
-      <w:ind w:left="573" w:hanging="573"/>
-      <w:outlineLvl w:val="2"/>
-    </w:pPr>
-    <w:rPr>
-      <w:rFonts w:asciiTheme="majorHAnsi" w:eastAsia="Times New Roman" w:hAnsiTheme="majorHAnsi" w:cstheme="majorBidi"/>
-      <w:b/>
-      <w:bCs/>
-      <w:color w:val="000000" w:themeColor="text1"/>
-      <w:lang w:eastAsia="bg-BG"/>
-    </w:rPr>
-  </w:style>
-  <w:style w:type="paragraph" w:styleId="4">
-    <w:name w:val="heading 4"/>
-    <w:basedOn w:val="a1"/>
-    <w:next w:val="a1"/>
-    <w:link w:val="40"/>
-    <w:uiPriority w:val="9"/>
-    <w:unhideWhenUsed/>
-    <w:qFormat/>
-    <w:rsid w:val="00384DA0"/>
-    <w:pPr>
-      <w:keepNext/>
-      <w:keepLines/>
-      <w:numPr>
-        <w:ilvl w:val="3"/>
-        <w:numId w:val="1"/>
-      </w:numPr>
-      <w:spacing w:before="200"/>
-      <w:outlineLvl w:val="3"/>
-    </w:pPr>
-    <w:rPr>
-      <w:rFonts w:asciiTheme="majorHAnsi" w:eastAsiaTheme="majorEastAsia" w:hAnsiTheme="majorHAnsi" w:cstheme="majorBidi"/>
-      <w:b/>
-      <w:bCs/>
-      <w:i/>
-      <w:iCs/>
-      <w:color w:val="000000" w:themeColor="text1"/>
-    </w:rPr>
-  </w:style>
-  <w:style w:type="paragraph" w:styleId="5">
-    <w:name w:val="heading 5"/>
-    <w:basedOn w:val="a1"/>
-    <w:next w:val="a1"/>
-    <w:link w:val="50"/>
-    <w:uiPriority w:val="9"/>
-    <w:semiHidden/>
-    <w:unhideWhenUsed/>
-    <w:qFormat/>
-    <w:rsid w:val="00384DA0"/>
-    <w:pPr>
-      <w:keepNext/>
-      <w:keepLines/>
-      <w:numPr>
-        <w:ilvl w:val="4"/>
-        <w:numId w:val="1"/>
-      </w:numPr>
-      <w:spacing w:before="200"/>
-      <w:outlineLvl w:val="4"/>
-    </w:pPr>
-    <w:rPr>
-      <w:rFonts w:asciiTheme="majorHAnsi" w:eastAsiaTheme="majorEastAsia" w:hAnsiTheme="majorHAnsi" w:cstheme="majorBidi"/>
-      <w:color w:val="17365D" w:themeColor="text2" w:themeShade="BF"/>
-    </w:rPr>
-  </w:style>
-  <w:style w:type="paragraph" w:styleId="6">
-    <w:name w:val="heading 6"/>
-    <w:basedOn w:val="a1"/>
-    <w:next w:val="a1"/>
-    <w:link w:val="60"/>
-    <w:uiPriority w:val="9"/>
-    <w:semiHidden/>
-    <w:unhideWhenUsed/>
-    <w:qFormat/>
-    <w:rsid w:val="00384DA0"/>
-    <w:pPr>
-      <w:keepNext/>
-      <w:keepLines/>
-      <w:numPr>
-        <w:ilvl w:val="5"/>
-        <w:numId w:val="1"/>
-      </w:numPr>
-      <w:spacing w:before="200"/>
-      <w:outlineLvl w:val="5"/>
-    </w:pPr>
-    <w:rPr>
-      <w:rFonts w:asciiTheme="majorHAnsi" w:eastAsiaTheme="majorEastAsia" w:hAnsiTheme="majorHAnsi" w:cstheme="majorBidi"/>
-      <w:i/>
-      <w:iCs/>
-      <w:color w:val="17365D" w:themeColor="text2" w:themeShade="BF"/>
-    </w:rPr>
-  </w:style>
-  <w:style w:type="paragraph" w:styleId="7">
-    <w:name w:val="heading 7"/>
-    <w:basedOn w:val="a1"/>
-    <w:next w:val="a1"/>
-    <w:link w:val="70"/>
-    <w:uiPriority w:val="9"/>
-    <w:semiHidden/>
-    <w:unhideWhenUsed/>
-    <w:qFormat/>
-    <w:rsid w:val="00384DA0"/>
-    <w:pPr>
-      <w:keepNext/>
-      <w:keepLines/>
-      <w:numPr>
-        <w:ilvl w:val="6"/>
-        <w:numId w:val="1"/>
-      </w:numPr>
-      <w:spacing w:before="200"/>
-      <w:outlineLvl w:val="6"/>
-    </w:pPr>
-    <w:rPr>
-      <w:rFonts w:asciiTheme="majorHAnsi" w:eastAsiaTheme="majorEastAsia" w:hAnsiTheme="majorHAnsi" w:cstheme="majorBidi"/>
-      <w:i/>
-      <w:iCs/>
-      <w:color w:val="404040" w:themeColor="text1" w:themeTint="BF"/>
-    </w:rPr>
-  </w:style>
-  <w:style w:type="paragraph" w:styleId="8">
-    <w:name w:val="heading 8"/>
-    <w:basedOn w:val="a1"/>
-    <w:next w:val="a1"/>
-    <w:link w:val="80"/>
-    <w:uiPriority w:val="9"/>
-    <w:semiHidden/>
-    <w:unhideWhenUsed/>
-    <w:qFormat/>
-    <w:rsid w:val="00384DA0"/>
-    <w:pPr>
-      <w:keepNext/>
-      <w:keepLines/>
-      <w:numPr>
-        <w:ilvl w:val="7"/>
-        <w:numId w:val="1"/>
-      </w:numPr>
-      <w:spacing w:before="200"/>
-      <w:outlineLvl w:val="7"/>
-    </w:pPr>
-    <w:rPr>
-      <w:rFonts w:asciiTheme="majorHAnsi" w:eastAsiaTheme="majorEastAsia" w:hAnsiTheme="majorHAnsi" w:cstheme="majorBidi"/>
-      <w:color w:val="404040" w:themeColor="text1" w:themeTint="BF"/>
-      <w:sz w:val="20"/>
-      <w:szCs w:val="20"/>
-    </w:rPr>
-  </w:style>
-  <w:style w:type="paragraph" w:styleId="9">
-    <w:name w:val="heading 9"/>
-    <w:basedOn w:val="a1"/>
-    <w:next w:val="a1"/>
-    <w:link w:val="90"/>
-    <w:uiPriority w:val="9"/>
-    <w:semiHidden/>
-    <w:unhideWhenUsed/>
-    <w:qFormat/>
-    <w:rsid w:val="00384DA0"/>
-    <w:pPr>
-      <w:keepNext/>
-      <w:keepLines/>
-      <w:numPr>
-        <w:ilvl w:val="8"/>
-        <w:numId w:val="1"/>
-      </w:numPr>
-      <w:spacing w:before="200"/>
-      <w:outlineLvl w:val="8"/>
-    </w:pPr>
-    <w:rPr>
-      <w:rFonts w:asciiTheme="majorHAnsi" w:eastAsiaTheme="majorEastAsia" w:hAnsiTheme="majorHAnsi" w:cstheme="majorBidi"/>
-      <w:i/>
-      <w:iCs/>
-      <w:color w:val="404040" w:themeColor="text1" w:themeTint="BF"/>
-      <w:sz w:val="20"/>
-      <w:szCs w:val="20"/>
-    </w:rPr>
-  </w:style>
-  <w:style w:type="character" w:default="1" w:styleId="a2">
-    <w:name w:val="Default Paragraph Font"/>
-    <w:uiPriority w:val="1"/>
-    <w:semiHidden/>
-    <w:unhideWhenUsed/>
-  </w:style>
-  <w:style w:type="table" w:default="1" w:styleId="a3">
-    <w:name w:val="Normal Table"/>
-    <w:uiPriority w:val="99"/>
-    <w:semiHidden/>
-    <w:unhideWhenUsed/>
-    <w:tblPr>
-      <w:tblInd w:w="0" w:type="dxa"/>
-      <w:tblCellMar>
-        <w:top w:w="0" w:type="dxa"/>
-        <w:left w:w="108" w:type="dxa"/>
-        <w:bottom w:w="0" w:type="dxa"/>
-        <w:right w:w="108" w:type="dxa"/>
-      </w:tblCellMar>
-    </w:tblPr>
-  </w:style>
-  <w:style w:type="numbering" w:default="1" w:styleId="a4">
-    <w:name w:val="No List"/>
-    <w:uiPriority w:val="99"/>
-    <w:semiHidden/>
-    <w:unhideWhenUsed/>
-  </w:style>
-  <w:style w:type="paragraph" w:styleId="a5">
-    <w:name w:val="Balloon Text"/>
-    <w:basedOn w:val="a1"/>
-    <w:link w:val="a6"/>
-    <w:uiPriority w:val="99"/>
-    <w:semiHidden/>
-    <w:unhideWhenUsed/>
-    <w:rsid w:val="00DE2771"/>
-    <w:pPr>
-      <w:spacing w:line="240" w:lineRule="auto"/>
-    </w:pPr>
-    <w:rPr>
-      <w:rFonts w:ascii="Tahoma" w:hAnsi="Tahoma" w:cs="Tahoma"/>
-      <w:sz w:val="16"/>
-      <w:szCs w:val="16"/>
-    </w:rPr>
-  </w:style>
-  <w:style w:type="character" w:customStyle="1" w:styleId="a6">
-    <w:name w:val="Изнесен текст Знак"/>
-    <w:basedOn w:val="a2"/>
-    <w:link w:val="a5"/>
-    <w:uiPriority w:val="99"/>
-    <w:semiHidden/>
-    <w:rsid w:val="00DE2771"/>
-    <w:rPr>
-      <w:rFonts w:ascii="Tahoma" w:hAnsi="Tahoma" w:cs="Tahoma"/>
-      <w:sz w:val="16"/>
-      <w:szCs w:val="16"/>
-    </w:rPr>
-  </w:style>
-  <w:style w:type="paragraph" w:styleId="a7">
-    <w:name w:val="Normal (Web)"/>
-    <w:basedOn w:val="a1"/>
-    <w:uiPriority w:val="99"/>
-    <w:unhideWhenUsed/>
-    <w:rsid w:val="00105525"/>
-    <w:pPr>
-      <w:spacing w:before="100" w:beforeAutospacing="1" w:after="100" w:afterAutospacing="1" w:line="240" w:lineRule="auto"/>
-    </w:pPr>
-    <w:rPr>
-      <w:rFonts w:eastAsia="Times New Roman"/>
-      <w:lang w:eastAsia="bg-BG"/>
-    </w:rPr>
-  </w:style>
-  <w:style w:type="character" w:styleId="a8">
-    <w:name w:val="Hyperlink"/>
-    <w:basedOn w:val="a2"/>
-    <w:uiPriority w:val="99"/>
-    <w:unhideWhenUsed/>
-    <w:rsid w:val="00105525"/>
-    <w:rPr>
-      <w:color w:val="0000FF"/>
-      <w:u w:val="single"/>
-    </w:rPr>
-  </w:style>
-  <w:style w:type="paragraph" w:styleId="a9">
-    <w:name w:val="header"/>
-    <w:basedOn w:val="a1"/>
-    <w:link w:val="aa"/>
-    <w:uiPriority w:val="99"/>
-    <w:unhideWhenUsed/>
-    <w:rsid w:val="00506156"/>
-    <w:pPr>
-      <w:tabs>
-        <w:tab w:val="center" w:pos="4536"/>
-        <w:tab w:val="right" w:pos="9072"/>
-      </w:tabs>
-      <w:spacing w:line="240" w:lineRule="auto"/>
-    </w:pPr>
-  </w:style>
-  <w:style w:type="character" w:customStyle="1" w:styleId="aa">
-    <w:name w:val="Горен колонтитул Знак"/>
-    <w:basedOn w:val="a2"/>
-    <w:link w:val="a9"/>
-    <w:uiPriority w:val="99"/>
-    <w:rsid w:val="00506156"/>
-  </w:style>
-  <w:style w:type="paragraph" w:styleId="ab">
-    <w:name w:val="footer"/>
-    <w:basedOn w:val="a1"/>
-    <w:link w:val="ac"/>
-    <w:uiPriority w:val="99"/>
-    <w:unhideWhenUsed/>
-    <w:rsid w:val="00506156"/>
-    <w:pPr>
-      <w:tabs>
-        <w:tab w:val="center" w:pos="4536"/>
-        <w:tab w:val="right" w:pos="9072"/>
-      </w:tabs>
-      <w:spacing w:line="240" w:lineRule="auto"/>
-    </w:pPr>
-  </w:style>
-  <w:style w:type="character" w:customStyle="1" w:styleId="ac">
-    <w:name w:val="Долен колонтитул Знак"/>
-    <w:basedOn w:val="a2"/>
-    <w:link w:val="ab"/>
-    <w:uiPriority w:val="99"/>
-    <w:rsid w:val="00506156"/>
-  </w:style>
-  <w:style w:type="paragraph" w:styleId="ad">
-    <w:name w:val="List Paragraph"/>
-    <w:basedOn w:val="a1"/>
-    <w:link w:val="ae"/>
-    <w:uiPriority w:val="34"/>
-    <w:qFormat/>
-    <w:rsid w:val="00304F91"/>
-    <w:pPr>
-      <w:ind w:left="720"/>
-      <w:contextualSpacing/>
-    </w:pPr>
-  </w:style>
-  <w:style w:type="character" w:customStyle="1" w:styleId="10">
-    <w:name w:val="Заглавие 1 Знак"/>
-    <w:basedOn w:val="a2"/>
-    <w:link w:val="1"/>
-    <w:uiPriority w:val="9"/>
-    <w:rsid w:val="00253B22"/>
-    <w:rPr>
-      <w:rFonts w:asciiTheme="majorHAnsi" w:eastAsia="Times New Roman" w:hAnsiTheme="majorHAnsi" w:cstheme="majorBidi"/>
-      <w:b/>
-      <w:bCs/>
-      <w:smallCaps/>
-      <w:color w:val="000000" w:themeColor="text1"/>
-      <w:sz w:val="36"/>
-      <w:szCs w:val="36"/>
-      <w:lang w:eastAsia="bg-BG"/>
-    </w:rPr>
-  </w:style>
-  <w:style w:type="character" w:customStyle="1" w:styleId="20">
-    <w:name w:val="Заглавие 2 Знак"/>
-    <w:basedOn w:val="a2"/>
-    <w:link w:val="2"/>
-    <w:uiPriority w:val="9"/>
-    <w:rsid w:val="00AC5447"/>
-    <w:rPr>
-      <w:rFonts w:asciiTheme="majorHAnsi" w:eastAsiaTheme="majorEastAsia" w:hAnsiTheme="majorHAnsi" w:cstheme="majorBidi"/>
-      <w:b/>
-      <w:bCs/>
-      <w:smallCaps/>
-      <w:color w:val="000000" w:themeColor="text1"/>
-      <w:sz w:val="28"/>
-      <w:szCs w:val="28"/>
-    </w:rPr>
-  </w:style>
-  <w:style w:type="character" w:customStyle="1" w:styleId="30">
-    <w:name w:val="Заглавие 3 Знак"/>
-    <w:basedOn w:val="a2"/>
-    <w:link w:val="3"/>
-    <w:uiPriority w:val="9"/>
-    <w:rsid w:val="00253B22"/>
-    <w:rPr>
-      <w:rFonts w:asciiTheme="majorHAnsi" w:eastAsia="Times New Roman" w:hAnsiTheme="majorHAnsi" w:cstheme="majorBidi"/>
-      <w:b/>
-      <w:bCs/>
-      <w:color w:val="000000" w:themeColor="text1"/>
-      <w:sz w:val="24"/>
-      <w:szCs w:val="24"/>
-      <w:lang w:eastAsia="bg-BG"/>
-    </w:rPr>
-  </w:style>
-  <w:style w:type="character" w:customStyle="1" w:styleId="40">
-    <w:name w:val="Заглавие 4 Знак"/>
-    <w:basedOn w:val="a2"/>
-    <w:link w:val="4"/>
-    <w:uiPriority w:val="9"/>
-    <w:rsid w:val="00384DA0"/>
-    <w:rPr>
-      <w:rFonts w:asciiTheme="majorHAnsi" w:eastAsiaTheme="majorEastAsia" w:hAnsiTheme="majorHAnsi" w:cstheme="majorBidi"/>
-      <w:b/>
-      <w:bCs/>
-      <w:i/>
-      <w:iCs/>
-      <w:color w:val="000000" w:themeColor="text1"/>
-      <w:sz w:val="24"/>
-      <w:szCs w:val="24"/>
-    </w:rPr>
-  </w:style>
-  <w:style w:type="character" w:customStyle="1" w:styleId="50">
-    <w:name w:val="Заглавие 5 Знак"/>
-    <w:basedOn w:val="a2"/>
-    <w:link w:val="5"/>
-    <w:uiPriority w:val="9"/>
-    <w:semiHidden/>
-    <w:rsid w:val="00384DA0"/>
-    <w:rPr>
-      <w:rFonts w:asciiTheme="majorHAnsi" w:eastAsiaTheme="majorEastAsia" w:hAnsiTheme="majorHAnsi" w:cstheme="majorBidi"/>
-      <w:color w:val="17365D" w:themeColor="text2" w:themeShade="BF"/>
-      <w:sz w:val="24"/>
-      <w:szCs w:val="24"/>
-    </w:rPr>
-  </w:style>
-  <w:style w:type="character" w:customStyle="1" w:styleId="60">
-    <w:name w:val="Заглавие 6 Знак"/>
-    <w:basedOn w:val="a2"/>
-    <w:link w:val="6"/>
-    <w:uiPriority w:val="9"/>
-    <w:semiHidden/>
-    <w:rsid w:val="00384DA0"/>
-    <w:rPr>
-      <w:rFonts w:asciiTheme="majorHAnsi" w:eastAsiaTheme="majorEastAsia" w:hAnsiTheme="majorHAnsi" w:cstheme="majorBidi"/>
-      <w:i/>
-      <w:iCs/>
-      <w:color w:val="17365D" w:themeColor="text2" w:themeShade="BF"/>
-      <w:sz w:val="24"/>
-      <w:szCs w:val="24"/>
-    </w:rPr>
-  </w:style>
-  <w:style w:type="character" w:customStyle="1" w:styleId="70">
-    <w:name w:val="Заглавие 7 Знак"/>
-    <w:basedOn w:val="a2"/>
-    <w:link w:val="7"/>
-    <w:uiPriority w:val="9"/>
-    <w:semiHidden/>
-    <w:rsid w:val="00384DA0"/>
-    <w:rPr>
-      <w:rFonts w:asciiTheme="majorHAnsi" w:eastAsiaTheme="majorEastAsia" w:hAnsiTheme="majorHAnsi" w:cstheme="majorBidi"/>
-      <w:i/>
-      <w:iCs/>
-      <w:color w:val="404040" w:themeColor="text1" w:themeTint="BF"/>
-      <w:sz w:val="24"/>
-      <w:szCs w:val="24"/>
-    </w:rPr>
-  </w:style>
-  <w:style w:type="character" w:customStyle="1" w:styleId="80">
-    <w:name w:val="Заглавие 8 Знак"/>
-    <w:basedOn w:val="a2"/>
-    <w:link w:val="8"/>
-    <w:uiPriority w:val="9"/>
-    <w:semiHidden/>
-    <w:rsid w:val="00384DA0"/>
-    <w:rPr>
-      <w:rFonts w:asciiTheme="majorHAnsi" w:eastAsiaTheme="majorEastAsia" w:hAnsiTheme="majorHAnsi" w:cstheme="majorBidi"/>
-      <w:color w:val="404040" w:themeColor="text1" w:themeTint="BF"/>
-      <w:sz w:val="20"/>
-      <w:szCs w:val="20"/>
-    </w:rPr>
-  </w:style>
-  <w:style w:type="character" w:customStyle="1" w:styleId="90">
-    <w:name w:val="Заглавие 9 Знак"/>
-    <w:basedOn w:val="a2"/>
-    <w:link w:val="9"/>
-    <w:uiPriority w:val="9"/>
-    <w:semiHidden/>
-    <w:rsid w:val="00384DA0"/>
-    <w:rPr>
-      <w:rFonts w:asciiTheme="majorHAnsi" w:eastAsiaTheme="majorEastAsia" w:hAnsiTheme="majorHAnsi" w:cstheme="majorBidi"/>
-      <w:i/>
-      <w:iCs/>
-      <w:color w:val="404040" w:themeColor="text1" w:themeTint="BF"/>
-      <w:sz w:val="20"/>
-      <w:szCs w:val="20"/>
-    </w:rPr>
-  </w:style>
-  <w:style w:type="paragraph" w:styleId="af">
-    <w:name w:val="caption"/>
-    <w:basedOn w:val="a1"/>
-    <w:next w:val="a1"/>
-    <w:uiPriority w:val="35"/>
-    <w:semiHidden/>
-    <w:unhideWhenUsed/>
-    <w:qFormat/>
-    <w:rsid w:val="00384DA0"/>
-    <w:pPr>
-      <w:spacing w:after="200" w:line="240" w:lineRule="auto"/>
-    </w:pPr>
-    <w:rPr>
-      <w:i/>
-      <w:iCs/>
-      <w:color w:val="1F497D" w:themeColor="text2"/>
-      <w:sz w:val="18"/>
-      <w:szCs w:val="18"/>
-    </w:rPr>
-  </w:style>
-  <w:style w:type="paragraph" w:styleId="af0">
-    <w:name w:val="Title"/>
-    <w:basedOn w:val="a1"/>
-    <w:next w:val="a1"/>
-    <w:link w:val="af1"/>
-    <w:uiPriority w:val="10"/>
-    <w:qFormat/>
-    <w:rsid w:val="00384DA0"/>
-    <w:pPr>
-      <w:spacing w:line="240" w:lineRule="auto"/>
-      <w:contextualSpacing/>
-    </w:pPr>
-    <w:rPr>
-      <w:rFonts w:asciiTheme="majorHAnsi" w:eastAsiaTheme="majorEastAsia" w:hAnsiTheme="majorHAnsi" w:cstheme="majorBidi"/>
-      <w:color w:val="000000" w:themeColor="text1"/>
-      <w:sz w:val="56"/>
-      <w:szCs w:val="56"/>
-    </w:rPr>
-  </w:style>
-  <w:style w:type="character" w:customStyle="1" w:styleId="af1">
-    <w:name w:val="Заглавие Знак"/>
-    <w:basedOn w:val="a2"/>
-    <w:link w:val="af0"/>
-    <w:uiPriority w:val="10"/>
-    <w:rsid w:val="00384DA0"/>
-    <w:rPr>
-      <w:rFonts w:asciiTheme="majorHAnsi" w:eastAsiaTheme="majorEastAsia" w:hAnsiTheme="majorHAnsi" w:cstheme="majorBidi"/>
-      <w:color w:val="000000" w:themeColor="text1"/>
-      <w:sz w:val="56"/>
-      <w:szCs w:val="56"/>
-    </w:rPr>
-  </w:style>
-  <w:style w:type="paragraph" w:styleId="af2">
-    <w:name w:val="Subtitle"/>
-    <w:basedOn w:val="a1"/>
-    <w:next w:val="a1"/>
-    <w:link w:val="af3"/>
-    <w:uiPriority w:val="11"/>
-    <w:qFormat/>
-    <w:rsid w:val="00384DA0"/>
-    <w:pPr>
-      <w:numPr>
-        <w:ilvl w:val="1"/>
-      </w:numPr>
-      <w:ind w:firstLine="851"/>
-    </w:pPr>
-    <w:rPr>
-      <w:color w:val="5A5A5A" w:themeColor="text1" w:themeTint="A5"/>
-      <w:spacing w:val="10"/>
-    </w:rPr>
-  </w:style>
-  <w:style w:type="character" w:customStyle="1" w:styleId="af3">
-    <w:name w:val="Подзаглавие Знак"/>
-    <w:basedOn w:val="a2"/>
-    <w:link w:val="af2"/>
-    <w:uiPriority w:val="11"/>
-    <w:rsid w:val="00384DA0"/>
-    <w:rPr>
-      <w:color w:val="5A5A5A" w:themeColor="text1" w:themeTint="A5"/>
-      <w:spacing w:val="10"/>
-    </w:rPr>
-  </w:style>
-  <w:style w:type="character" w:styleId="af4">
-    <w:name w:val="Strong"/>
-    <w:basedOn w:val="a2"/>
-    <w:uiPriority w:val="22"/>
-    <w:qFormat/>
-    <w:rsid w:val="00384DA0"/>
-    <w:rPr>
-      <w:b/>
-      <w:bCs/>
-      <w:color w:val="000000" w:themeColor="text1"/>
-    </w:rPr>
-  </w:style>
-  <w:style w:type="character" w:styleId="af5">
-    <w:name w:val="Emphasis"/>
-    <w:basedOn w:val="a2"/>
-    <w:uiPriority w:val="20"/>
-    <w:qFormat/>
-    <w:rsid w:val="00384DA0"/>
-    <w:rPr>
-      <w:i/>
-      <w:iCs/>
-      <w:color w:val="auto"/>
-    </w:rPr>
-  </w:style>
-  <w:style w:type="paragraph" w:styleId="af6">
-    <w:name w:val="No Spacing"/>
-    <w:uiPriority w:val="1"/>
-    <w:qFormat/>
-    <w:rsid w:val="00384DA0"/>
-    <w:pPr>
-      <w:spacing w:after="0" w:line="240" w:lineRule="auto"/>
-    </w:pPr>
-  </w:style>
-  <w:style w:type="paragraph" w:styleId="af7">
-    <w:name w:val="Quote"/>
-    <w:basedOn w:val="a1"/>
-    <w:next w:val="a1"/>
-    <w:link w:val="af8"/>
-    <w:uiPriority w:val="29"/>
-    <w:qFormat/>
-    <w:rsid w:val="00384DA0"/>
-    <w:pPr>
-      <w:spacing w:before="160"/>
-      <w:ind w:left="720" w:right="720"/>
-    </w:pPr>
-    <w:rPr>
-      <w:i/>
-      <w:iCs/>
-      <w:color w:val="000000" w:themeColor="text1"/>
-    </w:rPr>
-  </w:style>
-  <w:style w:type="character" w:customStyle="1" w:styleId="af8">
-    <w:name w:val="Цитат Знак"/>
-    <w:basedOn w:val="a2"/>
-    <w:link w:val="af7"/>
-    <w:uiPriority w:val="29"/>
-    <w:rsid w:val="00384DA0"/>
-    <w:rPr>
-      <w:i/>
-      <w:iCs/>
-      <w:color w:val="000000" w:themeColor="text1"/>
-    </w:rPr>
-  </w:style>
-  <w:style w:type="paragraph" w:styleId="af9">
-    <w:name w:val="Intense Quote"/>
-    <w:basedOn w:val="a1"/>
-    <w:next w:val="a1"/>
-    <w:link w:val="afa"/>
-    <w:uiPriority w:val="30"/>
-    <w:qFormat/>
-    <w:rsid w:val="00384DA0"/>
-    <w:pPr>
-      <w:pBdr>
-        <w:top w:val="single" w:sz="24" w:space="1" w:color="F2F2F2" w:themeColor="background1" w:themeShade="F2"/>
-        <w:bottom w:val="single" w:sz="24" w:space="1" w:color="F2F2F2" w:themeColor="background1" w:themeShade="F2"/>
-      </w:pBdr>
-      <w:shd w:val="clear" w:color="auto" w:fill="F2F2F2" w:themeFill="background1" w:themeFillShade="F2"/>
-      <w:ind w:left="936" w:right="936"/>
-      <w:jc w:val="center"/>
-    </w:pPr>
-    <w:rPr>
-      <w:color w:val="000000" w:themeColor="text1"/>
-    </w:rPr>
-  </w:style>
-  <w:style w:type="character" w:customStyle="1" w:styleId="afa">
-    <w:name w:val="Интензивно цитиране Знак"/>
-    <w:basedOn w:val="a2"/>
-    <w:link w:val="af9"/>
-    <w:uiPriority w:val="30"/>
-    <w:rsid w:val="00384DA0"/>
-    <w:rPr>
-      <w:color w:val="000000" w:themeColor="text1"/>
-      <w:shd w:val="clear" w:color="auto" w:fill="F2F2F2" w:themeFill="background1" w:themeFillShade="F2"/>
-    </w:rPr>
-  </w:style>
-  <w:style w:type="character" w:styleId="afb">
-    <w:name w:val="Subtle Emphasis"/>
-    <w:basedOn w:val="a2"/>
-    <w:uiPriority w:val="19"/>
-    <w:qFormat/>
-    <w:rsid w:val="00384DA0"/>
-    <w:rPr>
-      <w:i/>
-      <w:iCs/>
-      <w:color w:val="404040" w:themeColor="text1" w:themeTint="BF"/>
-    </w:rPr>
-  </w:style>
-  <w:style w:type="character" w:styleId="afc">
-    <w:name w:val="Intense Emphasis"/>
-    <w:basedOn w:val="a2"/>
-    <w:uiPriority w:val="21"/>
-    <w:qFormat/>
-    <w:rsid w:val="00384DA0"/>
-    <w:rPr>
-      <w:b/>
-      <w:bCs/>
-      <w:i/>
-      <w:iCs/>
-      <w:caps/>
-    </w:rPr>
-  </w:style>
-  <w:style w:type="character" w:styleId="afd">
-    <w:name w:val="Subtle Reference"/>
-    <w:basedOn w:val="a2"/>
-    <w:uiPriority w:val="31"/>
-    <w:qFormat/>
-    <w:rsid w:val="00384DA0"/>
-    <w:rPr>
-      <w:smallCaps/>
-      <w:color w:val="404040" w:themeColor="text1" w:themeTint="BF"/>
-      <w:u w:val="single" w:color="7F7F7F" w:themeColor="text1" w:themeTint="80"/>
-    </w:rPr>
-  </w:style>
-  <w:style w:type="character" w:styleId="afe">
-    <w:name w:val="Intense Reference"/>
-    <w:basedOn w:val="a2"/>
-    <w:uiPriority w:val="32"/>
-    <w:qFormat/>
-    <w:rsid w:val="00384DA0"/>
-    <w:rPr>
-      <w:b/>
-      <w:bCs/>
-      <w:smallCaps/>
-      <w:u w:val="single"/>
-    </w:rPr>
-  </w:style>
-  <w:style w:type="character" w:styleId="aff">
-    <w:name w:val="Book Title"/>
-    <w:basedOn w:val="a2"/>
-    <w:uiPriority w:val="33"/>
-    <w:qFormat/>
-    <w:rsid w:val="00384DA0"/>
-    <w:rPr>
-      <w:b w:val="0"/>
-      <w:bCs w:val="0"/>
-      <w:smallCaps/>
-      <w:spacing w:val="5"/>
-    </w:rPr>
-  </w:style>
-  <w:style w:type="paragraph" w:styleId="aff0">
-    <w:name w:val="TOC Heading"/>
-    <w:basedOn w:val="1"/>
-    <w:next w:val="a1"/>
-    <w:uiPriority w:val="39"/>
-    <w:unhideWhenUsed/>
-    <w:qFormat/>
-    <w:rsid w:val="00384DA0"/>
-    <w:pPr>
-      <w:outlineLvl w:val="9"/>
-    </w:pPr>
-  </w:style>
-  <w:style w:type="paragraph" w:customStyle="1" w:styleId="aff1">
-    <w:name w:val="код"/>
-    <w:basedOn w:val="a1"/>
-    <w:link w:val="Char"/>
-    <w:qFormat/>
-    <w:rsid w:val="00384DA0"/>
-    <w:pPr>
-      <w:spacing w:line="240" w:lineRule="auto"/>
-      <w:ind w:left="851" w:firstLine="0"/>
-    </w:pPr>
-    <w:rPr>
-      <w:rFonts w:ascii="Tahoma" w:hAnsi="Tahoma" w:cs="Arial"/>
-    </w:rPr>
-  </w:style>
-  <w:style w:type="character" w:customStyle="1" w:styleId="ae">
-    <w:name w:val="Списък на абзаци Знак"/>
-    <w:basedOn w:val="a2"/>
-    <w:link w:val="ad"/>
-    <w:uiPriority w:val="34"/>
-    <w:rsid w:val="00231966"/>
-    <w:rPr>
-      <w:rFonts w:ascii="Times New Roman" w:hAnsi="Times New Roman" w:cs="Times New Roman"/>
-      <w:sz w:val="24"/>
-      <w:szCs w:val="24"/>
-    </w:rPr>
-  </w:style>
-  <w:style w:type="character" w:customStyle="1" w:styleId="Char">
-    <w:name w:val="код Char"/>
-    <w:basedOn w:val="a2"/>
-    <w:link w:val="aff1"/>
-    <w:rsid w:val="00384DA0"/>
-    <w:rPr>
-      <w:rFonts w:ascii="Tahoma" w:hAnsi="Tahoma" w:cs="Arial"/>
-      <w:sz w:val="24"/>
-      <w:szCs w:val="24"/>
-    </w:rPr>
-  </w:style>
-  <w:style w:type="paragraph" w:styleId="11">
-    <w:name w:val="toc 1"/>
-    <w:basedOn w:val="a1"/>
-    <w:next w:val="a1"/>
-    <w:autoRedefine/>
-    <w:uiPriority w:val="39"/>
-    <w:unhideWhenUsed/>
-    <w:rsid w:val="00231966"/>
-    <w:pPr>
-      <w:spacing w:after="100"/>
-    </w:pPr>
-  </w:style>
-  <w:style w:type="paragraph" w:styleId="21">
-    <w:name w:val="toc 2"/>
-    <w:basedOn w:val="a1"/>
-    <w:next w:val="a1"/>
-    <w:autoRedefine/>
-    <w:uiPriority w:val="39"/>
-    <w:unhideWhenUsed/>
-    <w:rsid w:val="00231966"/>
-    <w:pPr>
-      <w:spacing w:after="100"/>
-      <w:ind w:left="240"/>
-    </w:pPr>
-  </w:style>
-  <w:style w:type="paragraph" w:styleId="31">
-    <w:name w:val="toc 3"/>
-    <w:basedOn w:val="a1"/>
-    <w:next w:val="a1"/>
-    <w:autoRedefine/>
-    <w:uiPriority w:val="39"/>
-    <w:unhideWhenUsed/>
-    <w:rsid w:val="00231966"/>
-    <w:pPr>
-      <w:spacing w:after="100"/>
-      <w:ind w:left="480"/>
-    </w:pPr>
-  </w:style>
-  <w:style w:type="character" w:styleId="HTML">
-    <w:name w:val="HTML Code"/>
-    <w:basedOn w:val="a2"/>
-    <w:uiPriority w:val="99"/>
-    <w:semiHidden/>
-    <w:unhideWhenUsed/>
-    <w:rsid w:val="00FD18AE"/>
-    <w:rPr>
-      <w:rFonts w:ascii="Courier New" w:eastAsia="Times New Roman" w:hAnsi="Courier New" w:cs="Courier New"/>
-      <w:sz w:val="20"/>
-      <w:szCs w:val="20"/>
-    </w:rPr>
-  </w:style>
-  <w:style w:type="paragraph" w:customStyle="1" w:styleId="a0">
-    <w:name w:val="точка"/>
-    <w:basedOn w:val="a1"/>
-    <w:link w:val="Char0"/>
-    <w:qFormat/>
-    <w:rsid w:val="00FE6257"/>
-    <w:pPr>
-      <w:numPr>
-        <w:numId w:val="3"/>
-      </w:numPr>
-      <w:shd w:val="clear" w:color="auto" w:fill="FFFFFF"/>
-      <w:tabs>
-        <w:tab w:val="clear" w:pos="720"/>
-        <w:tab w:val="num" w:pos="993"/>
-      </w:tabs>
-      <w:spacing w:before="100" w:beforeAutospacing="1" w:after="150" w:line="276" w:lineRule="auto"/>
-      <w:ind w:firstLine="0"/>
-    </w:pPr>
-    <w:rPr>
-      <w:rFonts w:eastAsia="Times New Roman"/>
-      <w:bCs/>
-      <w:lang w:eastAsia="bg-BG"/>
-    </w:rPr>
-  </w:style>
-  <w:style w:type="character" w:customStyle="1" w:styleId="Char0">
-    <w:name w:val="точка Char"/>
-    <w:basedOn w:val="a2"/>
-    <w:link w:val="a0"/>
-    <w:rsid w:val="00FE6257"/>
-    <w:rPr>
-      <w:rFonts w:ascii="Times New Roman" w:eastAsia="Times New Roman" w:hAnsi="Times New Roman" w:cs="Times New Roman"/>
-      <w:bCs/>
-      <w:sz w:val="24"/>
-      <w:szCs w:val="24"/>
-      <w:shd w:val="clear" w:color="auto" w:fill="FFFFFF"/>
-      <w:lang w:eastAsia="bg-BG"/>
-    </w:rPr>
-  </w:style>
-  <w:style w:type="paragraph" w:styleId="HTML0">
-    <w:name w:val="HTML Preformatted"/>
-    <w:basedOn w:val="a1"/>
-    <w:link w:val="HTML1"/>
-    <w:uiPriority w:val="99"/>
-    <w:unhideWhenUsed/>
-    <w:rsid w:val="00782E28"/>
-    <w:pPr>
-      <w:tabs>
-        <w:tab w:val="left" w:pos="916"/>
-        <w:tab w:val="left" w:pos="1832"/>
-        <w:tab w:val="left" w:pos="2748"/>
-        <w:tab w:val="left" w:pos="3664"/>
-        <w:tab w:val="left" w:pos="4580"/>
-        <w:tab w:val="left" w:pos="5496"/>
-        <w:tab w:val="left" w:pos="6412"/>
-        <w:tab w:val="left" w:pos="7328"/>
-        <w:tab w:val="left" w:pos="8244"/>
-        <w:tab w:val="left" w:pos="9160"/>
-        <w:tab w:val="left" w:pos="10076"/>
-        <w:tab w:val="left" w:pos="10992"/>
-        <w:tab w:val="left" w:pos="11908"/>
-        <w:tab w:val="left" w:pos="12824"/>
-        <w:tab w:val="left" w:pos="13740"/>
-        <w:tab w:val="left" w:pos="14656"/>
-      </w:tabs>
-      <w:spacing w:line="240" w:lineRule="auto"/>
-      <w:ind w:firstLine="0"/>
-      <w:jc w:val="left"/>
-    </w:pPr>
-    <w:rPr>
-      <w:rFonts w:ascii="Courier New" w:eastAsia="Times New Roman" w:hAnsi="Courier New" w:cs="Courier New"/>
-      <w:sz w:val="20"/>
-      <w:szCs w:val="20"/>
-      <w:lang w:eastAsia="bg-BG"/>
-    </w:rPr>
-  </w:style>
-  <w:style w:type="character" w:customStyle="1" w:styleId="HTML1">
-    <w:name w:val="HTML стандартен Знак"/>
-    <w:basedOn w:val="a2"/>
-    <w:link w:val="HTML0"/>
-    <w:uiPriority w:val="99"/>
-    <w:rsid w:val="00782E28"/>
-    <w:rPr>
-      <w:rFonts w:ascii="Courier New" w:eastAsia="Times New Roman" w:hAnsi="Courier New" w:cs="Courier New"/>
-      <w:sz w:val="20"/>
-      <w:szCs w:val="20"/>
-      <w:lang w:eastAsia="bg-BG"/>
-    </w:rPr>
-  </w:style>
-  <w:style w:type="character" w:customStyle="1" w:styleId="text-text-primary-3">
-    <w:name w:val="text-text-primary-3"/>
-    <w:basedOn w:val="a2"/>
-    <w:rsid w:val="00716AEF"/>
-  </w:style>
-  <w:style w:type="character" w:customStyle="1" w:styleId="hljs-keyword">
-    <w:name w:val="hljs-keyword"/>
-    <w:basedOn w:val="a2"/>
-    <w:rsid w:val="00716AEF"/>
-  </w:style>
-  <w:style w:type="character" w:customStyle="1" w:styleId="hljs-title">
-    <w:name w:val="hljs-title"/>
-    <w:basedOn w:val="a2"/>
-    <w:rsid w:val="004E5D4E"/>
-  </w:style>
-  <w:style w:type="character" w:customStyle="1" w:styleId="hljs-number">
-    <w:name w:val="hljs-number"/>
-    <w:basedOn w:val="a2"/>
-    <w:rsid w:val="004E5D4E"/>
-  </w:style>
-  <w:style w:type="character" w:customStyle="1" w:styleId="hljs-literal">
-    <w:name w:val="hljs-literal"/>
-    <w:basedOn w:val="a2"/>
-    <w:rsid w:val="004E5D4E"/>
-  </w:style>
-  <w:style w:type="character" w:customStyle="1" w:styleId="hljs-params">
-    <w:name w:val="hljs-params"/>
-    <w:basedOn w:val="a2"/>
-    <w:rsid w:val="004E5D4E"/>
-  </w:style>
-  <w:style w:type="character" w:customStyle="1" w:styleId="hljs-string">
-    <w:name w:val="hljs-string"/>
-    <w:basedOn w:val="a2"/>
-    <w:rsid w:val="004E5D4E"/>
-  </w:style>
-  <w:style w:type="character" w:customStyle="1" w:styleId="hljs-subst">
-    <w:name w:val="hljs-subst"/>
-    <w:basedOn w:val="a2"/>
-    <w:rsid w:val="004E5D4E"/>
-  </w:style>
-  <w:style w:type="character" w:customStyle="1" w:styleId="hljs-meta">
-    <w:name w:val="hljs-meta"/>
-    <w:basedOn w:val="a2"/>
-    <w:rsid w:val="004E5D4E"/>
-  </w:style>
-  <w:style w:type="character" w:customStyle="1" w:styleId="hljs-builtin">
-    <w:name w:val="hljs-built_in"/>
-    <w:basedOn w:val="a2"/>
-    <w:rsid w:val="00B7581D"/>
-  </w:style>
-  <w:style w:type="character" w:customStyle="1" w:styleId="hljs-comment">
-    <w:name w:val="hljs-comment"/>
-    <w:basedOn w:val="a2"/>
-    <w:rsid w:val="00B7581D"/>
-  </w:style>
-  <w:style w:type="numbering" w:customStyle="1" w:styleId="NoList1">
-    <w:name w:val="No List1"/>
-    <w:next w:val="a4"/>
-    <w:uiPriority w:val="99"/>
-    <w:semiHidden/>
-    <w:unhideWhenUsed/>
-    <w:rsid w:val="00E11675"/>
-  </w:style>
-  <w:style w:type="numbering" w:customStyle="1" w:styleId="12">
-    <w:name w:val="Без списък1"/>
-    <w:next w:val="a4"/>
-    <w:uiPriority w:val="99"/>
-    <w:semiHidden/>
-    <w:unhideWhenUsed/>
-    <w:rsid w:val="00E11675"/>
-  </w:style>
-  <w:style w:type="character" w:customStyle="1" w:styleId="ellipsis-text">
-    <w:name w:val="ellipsis-text"/>
-    <w:basedOn w:val="a2"/>
-    <w:rsid w:val="00E11675"/>
-  </w:style>
-  <w:style w:type="character" w:customStyle="1" w:styleId="user-input-text">
-    <w:name w:val="user-input-text"/>
-    <w:basedOn w:val="a2"/>
-    <w:rsid w:val="00E11675"/>
-  </w:style>
-  <w:style w:type="character" w:customStyle="1" w:styleId="inline-flex">
-    <w:name w:val="inline-flex"/>
-    <w:basedOn w:val="a2"/>
-    <w:rsid w:val="00E11675"/>
-  </w:style>
-  <w:style w:type="character" w:customStyle="1" w:styleId="chatbox-collapse-header-text">
-    <w:name w:val="chatbox-collapse-header-text"/>
-    <w:basedOn w:val="a2"/>
-    <w:rsid w:val="00E11675"/>
-  </w:style>
-  <w:style w:type="character" w:customStyle="1" w:styleId="hljs-tag">
-    <w:name w:val="hljs-tag"/>
-    <w:basedOn w:val="a2"/>
-    <w:rsid w:val="00E11675"/>
-  </w:style>
-  <w:style w:type="character" w:customStyle="1" w:styleId="hljs-name">
-    <w:name w:val="hljs-name"/>
-    <w:basedOn w:val="a2"/>
-    <w:rsid w:val="00E11675"/>
-  </w:style>
-  <w:style w:type="character" w:customStyle="1" w:styleId="hljs-attr">
-    <w:name w:val="hljs-attr"/>
-    <w:basedOn w:val="a2"/>
-    <w:rsid w:val="00E11675"/>
-  </w:style>
-  <w:style w:type="character" w:customStyle="1" w:styleId="css">
-    <w:name w:val="css"/>
-    <w:basedOn w:val="a2"/>
-    <w:rsid w:val="00E11675"/>
-  </w:style>
-  <w:style w:type="character" w:customStyle="1" w:styleId="hljs-selector-tag">
-    <w:name w:val="hljs-selector-tag"/>
-    <w:basedOn w:val="a2"/>
-    <w:rsid w:val="00E11675"/>
-  </w:style>
-  <w:style w:type="character" w:customStyle="1" w:styleId="hljs-attribute">
-    <w:name w:val="hljs-attribute"/>
-    <w:basedOn w:val="a2"/>
-    <w:rsid w:val="00E11675"/>
-  </w:style>
-  <w:style w:type="character" w:customStyle="1" w:styleId="hljs-selector-class">
-    <w:name w:val="hljs-selector-class"/>
-    <w:basedOn w:val="a2"/>
-    <w:rsid w:val="00E11675"/>
-  </w:style>
-  <w:style w:type="character" w:customStyle="1" w:styleId="hljs-selector-attr">
-    <w:name w:val="hljs-selector-attr"/>
-    <w:basedOn w:val="a2"/>
-    <w:rsid w:val="00E11675"/>
-  </w:style>
-  <w:style w:type="character" w:customStyle="1" w:styleId="javascript">
-    <w:name w:val="javascript"/>
-    <w:basedOn w:val="a2"/>
-    <w:rsid w:val="00E11675"/>
-  </w:style>
-  <w:style w:type="character" w:customStyle="1" w:styleId="hljs-variable">
-    <w:name w:val="hljs-variable"/>
-    <w:basedOn w:val="a2"/>
-    <w:rsid w:val="00E11675"/>
-  </w:style>
-  <w:style w:type="character" w:customStyle="1" w:styleId="hljs-property">
-    <w:name w:val="hljs-property"/>
-    <w:basedOn w:val="a2"/>
-    <w:rsid w:val="00E11675"/>
-  </w:style>
-  <w:style w:type="character" w:customStyle="1" w:styleId="hljs-function">
-    <w:name w:val="hljs-function"/>
-    <w:basedOn w:val="a2"/>
-    <w:rsid w:val="00E11675"/>
-  </w:style>
-  <w:style w:type="character" w:customStyle="1" w:styleId="anticon">
-    <w:name w:val="anticon"/>
-    <w:basedOn w:val="a2"/>
-    <w:rsid w:val="00E11675"/>
-  </w:style>
-  <w:style w:type="paragraph" w:customStyle="1" w:styleId="aff2">
-    <w:name w:val="фигура"/>
-    <w:basedOn w:val="a1"/>
-    <w:link w:val="aff3"/>
-    <w:qFormat/>
-    <w:rsid w:val="00415850"/>
-    <w:pPr>
-      <w:jc w:val="center"/>
-    </w:pPr>
-    <w:rPr>
-      <w:rFonts w:eastAsia="Times New Roman"/>
-      <w:i/>
-      <w:lang w:eastAsia="bg-BG"/>
-    </w:rPr>
-  </w:style>
-  <w:style w:type="character" w:customStyle="1" w:styleId="aff3">
-    <w:name w:val="фигура Знак"/>
-    <w:basedOn w:val="a2"/>
-    <w:link w:val="aff2"/>
-    <w:rsid w:val="00415850"/>
-    <w:rPr>
-      <w:rFonts w:ascii="Times New Roman" w:eastAsia="Times New Roman" w:hAnsi="Times New Roman" w:cs="Times New Roman"/>
-      <w:i/>
-      <w:sz w:val="24"/>
-      <w:szCs w:val="24"/>
-      <w:lang w:eastAsia="bg-BG"/>
-    </w:rPr>
-  </w:style>
-  <w:style w:type="paragraph" w:customStyle="1" w:styleId="a">
-    <w:name w:val="списък"/>
-    <w:basedOn w:val="ad"/>
-    <w:link w:val="aff4"/>
-    <w:qFormat/>
-    <w:rsid w:val="00AF3D95"/>
-    <w:pPr>
-      <w:numPr>
-        <w:numId w:val="23"/>
-      </w:numPr>
-    </w:pPr>
-    <w:rPr>
-      <w:rFonts w:eastAsia="Times New Roman"/>
-      <w:lang w:eastAsia="bg-BG"/>
-    </w:rPr>
-  </w:style>
-  <w:style w:type="character" w:customStyle="1" w:styleId="aff4">
-    <w:name w:val="списък Знак"/>
-    <w:basedOn w:val="ae"/>
+    <w:basedOn w:val="ListParagraphChar"/>
     <w:link w:val="a"/>
     <w:rsid w:val="00AF3D95"/>
     <w:rPr>
@@ -21032,7 +19956,7 @@
 </file>
 
 <file path=customXml/itemProps1.xml><?xml version="1.0" encoding="utf-8"?>
-<ds:datastoreItem xmlns:ds="http://schemas.openxmlformats.org/officeDocument/2006/customXml" ds:itemID="{072D77BC-55EA-48E1-A6D8-F5DCAB4E77B1}">
+<ds:datastoreItem xmlns:ds="http://schemas.openxmlformats.org/officeDocument/2006/customXml" ds:itemID="{FC445437-A9FE-4F25-917C-D1761C64990F}">
   <ds:schemaRefs>
     <ds:schemaRef ds:uri="http://schemas.openxmlformats.org/officeDocument/2006/bibliography"/>
   </ds:schemaRefs>
